--- a/ags_docs/Aegis_Architecture_and_Deployment_Handover.docx
+++ b/ags_docs/Aegis_Architecture_and_Deployment_Handover.docx
@@ -7,7 +7,7 @@
         <w:pStyle w:val="Title"/>
       </w:pPr>
       <w:r>
-        <w:t>Aegis architecture and engineering handover</w:t>
+        <w:t>Aegis live OCI architecture</w:t>
       </w:r>
     </w:p>
     <w:p>
@@ -15,7 +15,7 @@
         <w:widowControl/>
       </w:pPr>
       <w:r>
-        <w:t>Prepared for Swamy on 15 October 2026. This handover explains what Aegis does, how its components work together, the versions declared by the frozen source, and how an operator can install, release and support it.</w:t>
+        <w:t>Prepared for Swamy. The live environment was inspected using authenticated OCI access and read-only Kubernetes and application queries on 15 October 2026 at 22:26 IST. This document describes the deployed Aegis system and its current cloud and local connections.</w:t>
       </w:r>
     </w:p>
     <w:p>
@@ -23,7 +23,7 @@
         <w:widowControl/>
       </w:pPr>
       <w:r>
-        <w:t>Aegis is a document knowledge and structured extraction workspace. Users upload documents, map models to datasets, extract fields with a saved JSON Schema, review saved results against the original, export them, and ask questions with source citations.</w:t>
+        <w:t>Aegis is running on Oracle Cloud Infrastructure in Mumbai. The web application, API, agents, worker and CPU reranker run on OKE. Oracle Autonomous AI Database 26ai stores application records, the durable job queue and native vector knowledge. OCI Object Storage holds the documents and saved result files.</w:t>
       </w:r>
     </w:p>
     <w:p>
@@ -31,15 +31,7 @@
         <w:widowControl/>
       </w:pPr>
       <w:r>
-        <w:t>The handover freezes the existing python branch under tag aegis-freeze-2026-10-15. The Git tag identifies the complete source snapshot. Application source hashes are recorded in RELEASE-MANIFEST.json. This repository push does not deploy code or change the running OCI application.</w:t>
-      </w:r>
-    </w:p>
-    <w:p>
-      <w:pPr>
-        <w:widowControl/>
-      </w:pPr>
-      <w:r>
-        <w:t>The documented OCI topology runs the web app, API and worker on OKE, with Oracle metadata and vectors and OCI Object Storage outside the cluster. The recorded pilot uses laptop-hosted Ollama models through a private SSH relay. Other registered providers are configuration options, not evidence that those services are deployed.</w:t>
+        <w:t>The three active datasets currently use Google Gemini for embeddings, chat, extraction and OCR. These model calls leave the OKE backend for the configured Google API. The older laptop Ollama option remains registered, but its containers are stopped and the relay endpoint did not respond during this inspection.</w:t>
       </w:r>
     </w:p>
     <w:tbl>
@@ -86,7 +78,7 @@
                 <w:color w:val="FFFFFF"/>
                 <w:sz w:val="20"/>
               </w:rPr>
-              <w:t>Reading order</w:t>
+              <w:t>Runs where</w:t>
             </w:r>
           </w:p>
         </w:tc>
@@ -118,7 +110,7 @@
                 <w:color w:val="FFFFFF"/>
                 <w:sz w:val="20"/>
               </w:rPr>
-              <w:t>Purpose</w:t>
+              <w:t>Components currently used</w:t>
             </w:r>
           </w:p>
         </w:tc>
@@ -155,7 +147,7 @@
                 <w:color w:val="000000"/>
                 <w:sz w:val="20"/>
               </w:rPr>
-              <w:t>Architecture diagram and components</w:t>
+              <w:t>OCI OKE</w:t>
             </w:r>
           </w:p>
         </w:tc>
@@ -187,7 +179,7 @@
                 <w:color w:val="000000"/>
                 <w:sz w:val="20"/>
               </w:rPr>
-              <w:t>Understand hosting boundaries and responsibilities</w:t>
+              <w:t>Next.js web app, Caddy HTTPS, FastAPI, LangGraph agents, durable worker and CPU reranker</w:t>
             </w:r>
           </w:p>
         </w:tc>
@@ -224,7 +216,7 @@
                 <w:color w:val="000000"/>
                 <w:sz w:val="20"/>
               </w:rPr>
-              <w:t>Workflow and version inventory</w:t>
+              <w:t>OCI Autonomous AI Database</w:t>
             </w:r>
           </w:p>
         </w:tc>
@@ -256,7 +248,7 @@
                 <w:color w:val="000000"/>
                 <w:sz w:val="20"/>
               </w:rPr>
-              <w:t>Understand document processing, answers and dependencies</w:t>
+              <w:t>Application records, access, durable job queue and Oracle native vector knowledge</w:t>
             </w:r>
           </w:p>
         </w:tc>
@@ -293,7 +285,7 @@
                 <w:color w:val="000000"/>
                 <w:sz w:val="20"/>
               </w:rPr>
-              <w:t>Deployment and operations</w:t>
+              <w:t>OCI Object Storage</w:t>
             </w:r>
           </w:p>
         </w:tc>
@@ -325,7 +317,7 @@
                 <w:color w:val="000000"/>
                 <w:sz w:val="20"/>
               </w:rPr>
-              <w:t>Install or release safely and recover failures</w:t>
+              <w:t>Original documents, prompts, parsed content and saved JSON / Parquet results</w:t>
             </w:r>
           </w:p>
         </w:tc>
@@ -362,7 +354,7 @@
                 <w:color w:val="000000"/>
                 <w:sz w:val="20"/>
               </w:rPr>
-              <w:t>Release evidence and source map</w:t>
+              <w:t>Google cloud API</w:t>
             </w:r>
           </w:p>
         </w:tc>
@@ -394,218 +386,7 @@
                 <w:color w:val="000000"/>
                 <w:sz w:val="20"/>
               </w:rPr>
-              <w:t>Inspect validation and find the implementation</w:t>
-            </w:r>
-          </w:p>
-        </w:tc>
-      </w:tr>
-    </w:tbl>
-    <w:p>
-      <w:pPr>
-        <w:spacing w:after="40"/>
-      </w:pPr>
-    </w:p>
-    <w:p>
-      <w:pPr>
-        <w:widowControl/>
-      </w:pPr>
-      <w:r>
-        <w:t>Scope of evidence: source, lockfiles and existing deployment records. This handover does not claim a new live deployment, current cloud billing, current provider availability, or a fresh cloud installation test.</w:t>
-      </w:r>
-    </w:p>
-    <w:p>
-      <w:r>
-        <w:br w:type="page"/>
-      </w:r>
-    </w:p>
-    <w:p>
-      <w:pPr>
-        <w:pStyle w:val="Heading1"/>
-      </w:pPr>
-      <w:r>
-        <w:t>Application architecture</w:t>
-      </w:r>
-    </w:p>
-    <w:p>
-      <w:pPr>
-        <w:spacing w:after="120"/>
-      </w:pPr>
-      <w:r>
-        <w:drawing>
-          <wp:inline xmlns:a="http://schemas.openxmlformats.org/drawingml/2006/main" xmlns:pic="http://schemas.openxmlformats.org/drawingml/2006/picture">
-            <wp:extent cx="6446520" cy="4799076"/>
-            <wp:docPr id="1" name="Picture 1"/>
-            <wp:cNvGraphicFramePr>
-              <a:graphicFrameLocks noChangeAspect="1"/>
-            </wp:cNvGraphicFramePr>
-            <a:graphic>
-              <a:graphicData uri="http://schemas.openxmlformats.org/drawingml/2006/picture">
-                <pic:pic>
-                  <pic:nvPicPr>
-                    <pic:cNvPr id="0" name="aegis-architecture.png"/>
-                    <pic:cNvPicPr/>
-                  </pic:nvPicPr>
-                  <pic:blipFill>
-                    <a:blip r:embed="rId10"/>
-                    <a:stretch>
-                      <a:fillRect/>
-                    </a:stretch>
-                  </pic:blipFill>
-                  <pic:spPr>
-                    <a:xfrm>
-                      <a:off x="0" y="0"/>
-                      <a:ext cx="6446520" cy="4799076"/>
-                    </a:xfrm>
-                    <a:prstGeom prst="rect"/>
-                  </pic:spPr>
-                </pic:pic>
-              </a:graphicData>
-            </a:graphic>
-          </wp:inline>
-        </w:drawing>
-      </w:r>
-    </w:p>
-    <w:p>
-      <w:pPr>
-        <w:widowControl/>
-      </w:pPr>
-      <w:r>
-        <w:rPr>
-          <w:sz w:val="18"/>
-        </w:rPr>
-        <w:t>Figure 1  Recorded OCI pilot component and hosting boundaries</w:t>
-      </w:r>
-    </w:p>
-    <w:p>
-      <w:pPr>
-        <w:widowControl/>
-      </w:pPr>
-      <w:r>
-        <w:t>The browser uses the web application. Its same-origin /api proxy forwards to internal FastAPI. Application code, rather than the browser, accesses the database, content storage and model endpoints.</w:t>
-      </w:r>
-    </w:p>
-    <w:p>
-      <w:pPr>
-        <w:widowControl/>
-      </w:pPr>
-      <w:r>
-        <w:t>The OCI renderer defines two one-replica Recreate deployments. The web deployment contains Next.js and the Caddy TLS sidecar. The backend deployment contains API, worker and model-relay containers sharing persistent application state. This arrangement is a single-instance pilot and is not a high-availability design.</w:t>
-      </w:r>
-    </w:p>
-    <w:p>
-      <w:pPr>
-        <w:widowControl/>
-      </w:pPr>
-      <w:r>
-        <w:t>In the recorded pilot, one ARM64 A1 worker has 2 OCPUs and 12 GB RAM. Application and HTTPS PVCs each request 50 Gi. These are dated deployment facts, not general sizing requirements or confirmation of current live capacity.</w:t>
-      </w:r>
-    </w:p>
-    <w:p>
-      <w:r>
-        <w:br w:type="page"/>
-      </w:r>
-    </w:p>
-    <w:p>
-      <w:pPr>
-        <w:pStyle w:val="Heading1"/>
-      </w:pPr>
-      <w:r>
-        <w:t>Components and data responsibilities</w:t>
-      </w:r>
-    </w:p>
-    <w:p>
-      <w:pPr>
-        <w:widowControl/>
-      </w:pPr>
-      <w:r>
-        <w:t>SQL metadata and durable content are authoritative. A vector hit is a discovery result; the application rehydrates and verifies the current authorized source before using it. Saved result versions and original files remain available for review.</w:t>
-      </w:r>
-    </w:p>
-    <w:p>
-      <w:pPr>
-        <w:widowControl/>
-      </w:pPr>
-      <w:r>
-        <w:t>The OCI object cache is bounded to 64 MiB, 2048 entries and 4 MiB per entry. It caches eligible application JSON and guards uncertain writes. Original bytes and Parquet bypass it. It relies on the current shared-volume and single-writer deployment contract.</w:t>
-      </w:r>
-    </w:p>
-    <w:tbl>
-      <w:tblPr>
-        <w:tblW w:type="auto" w:w="0"/>
-        <w:jc w:val="center"/>
-        <w:tblLayout w:type="fixed"/>
-        <w:tblLook w:firstColumn="1" w:firstRow="1" w:lastColumn="0" w:lastRow="0" w:noHBand="0" w:noVBand="1" w:val="04A0"/>
-      </w:tblPr>
-      <w:tblGrid>
-        <w:gridCol w:w="2952"/>
-        <w:gridCol w:w="7272"/>
-      </w:tblGrid>
-      <w:tr>
-        <w:trPr>
-          <w:cantSplit/>
-          <w:tblHeader/>
-        </w:trPr>
-        <w:tc>
-          <w:tcPr>
-            <w:tcW w:type="dxa" w:w="2952"/>
-            <w:vAlign w:val="center"/>
-            <w:shd w:fill="193B60"/>
-            <w:tcMar>
-              <w:top w:w="85" w:type="dxa"/>
-              <w:bottom w:w="85" w:type="dxa"/>
-              <w:left w:w="110" w:type="dxa"/>
-              <w:right w:w="110" w:type="dxa"/>
-            </w:tcMar>
-            <w:tcBorders>
-              <w:top w:val="single" w:sz="4" w:color="D9D9D9"/>
-              <w:bottom w:val="single" w:sz="4" w:color="D9D9D9"/>
-              <w:left w:val="single" w:sz="4" w:color="D9D9D9"/>
-              <w:right w:val="single" w:sz="4" w:color="D9D9D9"/>
-            </w:tcBorders>
-          </w:tcPr>
-          <w:p>
-            <w:pPr>
-              <w:spacing w:after="0" w:line="245" w:lineRule="auto"/>
-            </w:pPr>
-            <w:r>
-              <w:rPr>
-                <w:b/>
-                <w:color w:val="FFFFFF"/>
-                <w:sz w:val="20"/>
-              </w:rPr>
-              <w:t>Component</w:t>
-            </w:r>
-          </w:p>
-        </w:tc>
-        <w:tc>
-          <w:tcPr>
-            <w:tcW w:type="dxa" w:w="7272"/>
-            <w:vAlign w:val="center"/>
-            <w:shd w:fill="193B60"/>
-            <w:tcMar>
-              <w:top w:w="85" w:type="dxa"/>
-              <w:bottom w:w="85" w:type="dxa"/>
-              <w:left w:w="110" w:type="dxa"/>
-              <w:right w:w="110" w:type="dxa"/>
-            </w:tcMar>
-            <w:tcBorders>
-              <w:top w:val="single" w:sz="4" w:color="D9D9D9"/>
-              <w:bottom w:val="single" w:sz="4" w:color="D9D9D9"/>
-              <w:left w:val="single" w:sz="4" w:color="D9D9D9"/>
-              <w:right w:val="single" w:sz="4" w:color="D9D9D9"/>
-            </w:tcBorders>
-          </w:tcPr>
-          <w:p>
-            <w:pPr>
-              <w:spacing w:after="0" w:line="245" w:lineRule="auto"/>
-            </w:pPr>
-            <w:r>
-              <w:rPr>
-                <w:b/>
-                <w:color w:val="FFFFFF"/>
-                <w:sz w:val="20"/>
-              </w:rPr>
-              <w:t>Responsibility and boundary</w:t>
+              <w:t>Gemini embeddings, chat, extraction and dataset-aware OCR for all three active datasets</w:t>
             </w:r>
           </w:p>
         </w:tc>
@@ -642,7 +423,7 @@
                 <w:color w:val="000000"/>
                 <w:sz w:val="20"/>
               </w:rPr>
-              <w:t>Next.js web app</w:t>
+              <w:t>Local laptop</w:t>
             </w:r>
           </w:p>
         </w:tc>
@@ -674,7 +455,252 @@
                 <w:color w:val="000000"/>
                 <w:sz w:val="20"/>
               </w:rPr>
-              <w:t>Login, workspace navigation, agents, uploads, templates, Review, exports and administration. Server API routes proxy to FastAPI.</w:t>
+              <w:t>Retained Ollama / Qwen / Nomic option; containers stopped and relay endpoint unreachable at the check</w:t>
+            </w:r>
+          </w:p>
+        </w:tc>
+      </w:tr>
+    </w:tbl>
+    <w:p>
+      <w:pPr>
+        <w:spacing w:after="40"/>
+      </w:pPr>
+    </w:p>
+    <w:p>
+      <w:pPr>
+        <w:widowControl/>
+      </w:pPr>
+      <w:r>
+        <w:t>The public HTTPS application returned 200. Both application deployments had one ready replica, and all five application containers were ready with zero restarts. The inspection did not deploy, restart, reconfigure, upload documents or invoke model inference.</w:t>
+      </w:r>
+    </w:p>
+    <w:p>
+      <w:r>
+        <w:br w:type="page"/>
+      </w:r>
+    </w:p>
+    <w:p>
+      <w:pPr>
+        <w:pStyle w:val="Heading1"/>
+      </w:pPr>
+      <w:r>
+        <w:t>Live application architecture</w:t>
+      </w:r>
+    </w:p>
+    <w:p>
+      <w:pPr>
+        <w:spacing w:after="120"/>
+      </w:pPr>
+      <w:r>
+        <w:drawing>
+          <wp:inline xmlns:a="http://schemas.openxmlformats.org/drawingml/2006/main" xmlns:pic="http://schemas.openxmlformats.org/drawingml/2006/picture">
+            <wp:extent cx="6446520" cy="5264658"/>
+            <wp:docPr id="1" name="Picture 1"/>
+            <wp:cNvGraphicFramePr>
+              <a:graphicFrameLocks noChangeAspect="1"/>
+            </wp:cNvGraphicFramePr>
+            <a:graphic>
+              <a:graphicData uri="http://schemas.openxmlformats.org/drawingml/2006/picture">
+                <pic:pic>
+                  <pic:nvPicPr>
+                    <pic:cNvPr id="0" name="aegis-architecture.png"/>
+                    <pic:cNvPicPr/>
+                  </pic:nvPicPr>
+                  <pic:blipFill>
+                    <a:blip r:embed="rId10"/>
+                    <a:stretch>
+                      <a:fillRect/>
+                    </a:stretch>
+                  </pic:blipFill>
+                  <pic:spPr>
+                    <a:xfrm>
+                      <a:off x="0" y="0"/>
+                      <a:ext cx="6446520" cy="5264658"/>
+                    </a:xfrm>
+                    <a:prstGeom prst="rect"/>
+                  </pic:spPr>
+                </pic:pic>
+              </a:graphicData>
+            </a:graphic>
+          </wp:inline>
+        </w:drawing>
+      </w:r>
+    </w:p>
+    <w:p>
+      <w:pPr>
+        <w:widowControl/>
+      </w:pPr>
+      <w:r>
+        <w:rPr>
+          <w:sz w:val="18"/>
+        </w:rPr>
+        <w:t>Figure 1  Verified OCI services Google model API and retained laptop option</w:t>
+      </w:r>
+    </w:p>
+    <w:p>
+      <w:pPr>
+        <w:widowControl/>
+      </w:pPr>
+      <w:r>
+        <w:t>Users open https://aegis.92.4.67.183.sslip.io/. The OCI load balancer forwards HTTP and HTTPS to Caddy, which provides TLS and forwards to the Next.js web application. The web application proxies authenticated API requests to the internal FastAPI service.</w:t>
+      </w:r>
+    </w:p>
+    <w:p>
+      <w:pPr>
+        <w:widowControl/>
+      </w:pPr>
+      <w:r>
+        <w:t>FastAPI and the worker use the external Autonomous AI Database and Object Storage. Dataset mappings select Gemini for model execution. The CPU reranker runs inside OCI; its configuration value local means execution in the backend environment, not execution on the laptop.</w:t>
+      </w:r>
+    </w:p>
+    <w:p>
+      <w:pPr>
+        <w:widowControl/>
+      </w:pPr>
+      <w:r>
+        <w:t>The live namespace is aegis-oci. Application services run on one ARM64 OKE worker node. The retained SSH sidecar does not make the stopped laptop models available.</w:t>
+      </w:r>
+    </w:p>
+    <w:p>
+      <w:r>
+        <w:br w:type="page"/>
+      </w:r>
+    </w:p>
+    <w:p>
+      <w:pPr>
+        <w:pStyle w:val="Heading1"/>
+      </w:pPr>
+      <w:r>
+        <w:t>Verified OCI resources</w:t>
+      </w:r>
+    </w:p>
+    <w:p>
+      <w:pPr>
+        <w:widowControl/>
+      </w:pPr>
+      <w:r>
+        <w:t>These values were read from OCI and Kubernetes during the inspection. The database is the managed Autonomous AI Database service, not the stopped Oracle Free container on the laptop. Its live database version is 26ai and its compute allocation is 1 ECPU.</w:t>
+      </w:r>
+    </w:p>
+    <w:p>
+      <w:pPr>
+        <w:widowControl/>
+      </w:pPr>
+      <w:r>
+        <w:t>The two persistent claims each report 50 Gi in Kubernetes and are backed by OCI block volumes reporting 50 GB each. The worker also has a 50 GB boot volume, for 150 GB of allocated boot and block volumes. Database storage is a separate 20 GB allocation.</w:t>
+      </w:r>
+    </w:p>
+    <w:tbl>
+      <w:tblPr>
+        <w:tblW w:type="auto" w:w="0"/>
+        <w:jc w:val="center"/>
+        <w:tblLayout w:type="fixed"/>
+        <w:tblLook w:firstColumn="1" w:firstRow="1" w:lastColumn="0" w:lastRow="0" w:noHBand="0" w:noVBand="1" w:val="04A0"/>
+      </w:tblPr>
+      <w:tblGrid>
+        <w:gridCol w:w="2376"/>
+        <w:gridCol w:w="5544"/>
+        <w:gridCol w:w="2304"/>
+      </w:tblGrid>
+      <w:tr>
+        <w:trPr>
+          <w:cantSplit/>
+          <w:tblHeader/>
+        </w:trPr>
+        <w:tc>
+          <w:tcPr>
+            <w:tcW w:type="dxa" w:w="2376"/>
+            <w:vAlign w:val="center"/>
+            <w:shd w:fill="193B60"/>
+            <w:tcMar>
+              <w:top w:w="85" w:type="dxa"/>
+              <w:bottom w:w="85" w:type="dxa"/>
+              <w:left w:w="110" w:type="dxa"/>
+              <w:right w:w="110" w:type="dxa"/>
+            </w:tcMar>
+            <w:tcBorders>
+              <w:top w:val="single" w:sz="4" w:color="D9D9D9"/>
+              <w:bottom w:val="single" w:sz="4" w:color="D9D9D9"/>
+              <w:left w:val="single" w:sz="4" w:color="D9D9D9"/>
+              <w:right w:val="single" w:sz="4" w:color="D9D9D9"/>
+            </w:tcBorders>
+          </w:tcPr>
+          <w:p>
+            <w:pPr>
+              <w:spacing w:after="0" w:line="245" w:lineRule="auto"/>
+            </w:pPr>
+            <w:r>
+              <w:rPr>
+                <w:b/>
+                <w:color w:val="FFFFFF"/>
+                <w:sz w:val="20"/>
+              </w:rPr>
+              <w:t>OCI resource</w:t>
+            </w:r>
+          </w:p>
+        </w:tc>
+        <w:tc>
+          <w:tcPr>
+            <w:tcW w:type="dxa" w:w="5544"/>
+            <w:vAlign w:val="center"/>
+            <w:shd w:fill="193B60"/>
+            <w:tcMar>
+              <w:top w:w="85" w:type="dxa"/>
+              <w:bottom w:w="85" w:type="dxa"/>
+              <w:left w:w="110" w:type="dxa"/>
+              <w:right w:w="110" w:type="dxa"/>
+            </w:tcMar>
+            <w:tcBorders>
+              <w:top w:val="single" w:sz="4" w:color="D9D9D9"/>
+              <w:bottom w:val="single" w:sz="4" w:color="D9D9D9"/>
+              <w:left w:val="single" w:sz="4" w:color="D9D9D9"/>
+              <w:right w:val="single" w:sz="4" w:color="D9D9D9"/>
+            </w:tcBorders>
+          </w:tcPr>
+          <w:p>
+            <w:pPr>
+              <w:spacing w:after="0" w:line="245" w:lineRule="auto"/>
+              <w:jc w:val="center"/>
+            </w:pPr>
+            <w:r>
+              <w:rPr>
+                <w:b/>
+                <w:color w:val="FFFFFF"/>
+                <w:sz w:val="20"/>
+              </w:rPr>
+              <w:t>Live configuration</w:t>
+            </w:r>
+          </w:p>
+        </w:tc>
+        <w:tc>
+          <w:tcPr>
+            <w:tcW w:type="dxa" w:w="2304"/>
+            <w:vAlign w:val="center"/>
+            <w:shd w:fill="193B60"/>
+            <w:tcMar>
+              <w:top w:w="85" w:type="dxa"/>
+              <w:bottom w:w="85" w:type="dxa"/>
+              <w:left w:w="110" w:type="dxa"/>
+              <w:right w:w="110" w:type="dxa"/>
+            </w:tcMar>
+            <w:tcBorders>
+              <w:top w:val="single" w:sz="4" w:color="D9D9D9"/>
+              <w:bottom w:val="single" w:sz="4" w:color="D9D9D9"/>
+              <w:left w:val="single" w:sz="4" w:color="D9D9D9"/>
+              <w:right w:val="single" w:sz="4" w:color="D9D9D9"/>
+            </w:tcBorders>
+          </w:tcPr>
+          <w:p>
+            <w:pPr>
+              <w:spacing w:after="0" w:line="245" w:lineRule="auto"/>
+            </w:pPr>
+            <w:r>
+              <w:rPr>
+                <w:b/>
+                <w:color w:val="FFFFFF"/>
+                <w:sz w:val="20"/>
+              </w:rPr>
+              <w:t>Observed state</w:t>
             </w:r>
           </w:p>
         </w:tc>
@@ -685,7 +711,109 @@
         </w:trPr>
         <w:tc>
           <w:tcPr>
-            <w:tcW w:type="dxa" w:w="2952"/>
+            <w:tcW w:type="dxa" w:w="2376"/>
+            <w:vAlign w:val="center"/>
+            <w:shd w:fill="F0F4F8"/>
+            <w:tcMar>
+              <w:top w:w="85" w:type="dxa"/>
+              <w:bottom w:w="85" w:type="dxa"/>
+              <w:left w:w="110" w:type="dxa"/>
+              <w:right w:w="110" w:type="dxa"/>
+            </w:tcMar>
+            <w:tcBorders>
+              <w:top w:val="single" w:sz="4" w:color="D9D9D9"/>
+              <w:bottom w:val="single" w:sz="4" w:color="D9D9D9"/>
+              <w:left w:val="single" w:sz="4" w:color="D9D9D9"/>
+              <w:right w:val="single" w:sz="4" w:color="D9D9D9"/>
+            </w:tcBorders>
+          </w:tcPr>
+          <w:p>
+            <w:pPr>
+              <w:spacing w:after="0" w:line="245" w:lineRule="auto"/>
+            </w:pPr>
+            <w:r>
+              <w:rPr>
+                <w:b w:val="0"/>
+                <w:color w:val="000000"/>
+                <w:sz w:val="20"/>
+              </w:rPr>
+              <w:t>Region and tenancy</w:t>
+            </w:r>
+          </w:p>
+        </w:tc>
+        <w:tc>
+          <w:tcPr>
+            <w:tcW w:type="dxa" w:w="5544"/>
+            <w:vAlign w:val="center"/>
+            <w:shd w:fill="F0F4F8"/>
+            <w:tcMar>
+              <w:top w:w="85" w:type="dxa"/>
+              <w:bottom w:w="85" w:type="dxa"/>
+              <w:left w:w="110" w:type="dxa"/>
+              <w:right w:w="110" w:type="dxa"/>
+            </w:tcMar>
+            <w:tcBorders>
+              <w:top w:val="single" w:sz="4" w:color="D9D9D9"/>
+              <w:bottom w:val="single" w:sz="4" w:color="D9D9D9"/>
+              <w:left w:val="single" w:sz="4" w:color="D9D9D9"/>
+              <w:right w:val="single" w:sz="4" w:color="D9D9D9"/>
+            </w:tcBorders>
+          </w:tcPr>
+          <w:p>
+            <w:pPr>
+              <w:spacing w:after="0" w:line="245" w:lineRule="auto"/>
+              <w:jc w:val="center"/>
+            </w:pPr>
+            <w:r>
+              <w:rPr>
+                <w:b w:val="0"/>
+                <w:color w:val="000000"/>
+                <w:sz w:val="20"/>
+              </w:rPr>
+              <w:t>Mumbai ap-mumbai-1; maniatramco</w:t>
+            </w:r>
+          </w:p>
+        </w:tc>
+        <w:tc>
+          <w:tcPr>
+            <w:tcW w:type="dxa" w:w="2304"/>
+            <w:vAlign w:val="center"/>
+            <w:shd w:fill="F0F4F8"/>
+            <w:tcMar>
+              <w:top w:w="85" w:type="dxa"/>
+              <w:bottom w:w="85" w:type="dxa"/>
+              <w:left w:w="110" w:type="dxa"/>
+              <w:right w:w="110" w:type="dxa"/>
+            </w:tcMar>
+            <w:tcBorders>
+              <w:top w:val="single" w:sz="4" w:color="D9D9D9"/>
+              <w:bottom w:val="single" w:sz="4" w:color="D9D9D9"/>
+              <w:left w:val="single" w:sz="4" w:color="D9D9D9"/>
+              <w:right w:val="single" w:sz="4" w:color="D9D9D9"/>
+            </w:tcBorders>
+          </w:tcPr>
+          <w:p>
+            <w:pPr>
+              <w:spacing w:after="0" w:line="245" w:lineRule="auto"/>
+            </w:pPr>
+            <w:r>
+              <w:rPr>
+                <w:b w:val="0"/>
+                <w:color w:val="000000"/>
+                <w:sz w:val="20"/>
+              </w:rPr>
+              <w:t>Authenticated access</w:t>
+            </w:r>
+          </w:p>
+        </w:tc>
+      </w:tr>
+      <w:tr>
+        <w:trPr>
+          <w:cantSplit/>
+        </w:trPr>
+        <w:tc>
+          <w:tcPr>
+            <w:tcW w:type="dxa" w:w="2376"/>
             <w:vAlign w:val="center"/>
             <w:shd w:fill="FFFFFF"/>
             <w:tcMar>
@@ -711,13 +839,46 @@
                 <w:color w:val="000000"/>
                 <w:sz w:val="20"/>
               </w:rPr>
-              <w:t>FastAPI</w:t>
+              <w:t>OKE cluster</w:t>
             </w:r>
           </w:p>
         </w:tc>
         <w:tc>
           <w:tcPr>
-            <w:tcW w:type="dxa" w:w="7272"/>
+            <w:tcW w:type="dxa" w:w="5544"/>
+            <w:vAlign w:val="center"/>
+            <w:shd w:fill="FFFFFF"/>
+            <w:tcMar>
+              <w:top w:w="85" w:type="dxa"/>
+              <w:bottom w:w="85" w:type="dxa"/>
+              <w:left w:w="110" w:type="dxa"/>
+              <w:right w:w="110" w:type="dxa"/>
+            </w:tcMar>
+            <w:tcBorders>
+              <w:top w:val="single" w:sz="4" w:color="D9D9D9"/>
+              <w:bottom w:val="single" w:sz="4" w:color="D9D9D9"/>
+              <w:left w:val="single" w:sz="4" w:color="D9D9D9"/>
+              <w:right w:val="single" w:sz="4" w:color="D9D9D9"/>
+            </w:tcBorders>
+          </w:tcPr>
+          <w:p>
+            <w:pPr>
+              <w:spacing w:after="0" w:line="245" w:lineRule="auto"/>
+              <w:jc w:val="center"/>
+            </w:pPr>
+            <w:r>
+              <w:rPr>
+                <w:b w:val="0"/>
+                <w:color w:val="000000"/>
+                <w:sz w:val="20"/>
+              </w:rPr>
+              <w:t>ags-aegis-basic; Basic; Kubernetes v1.36.4</w:t>
+            </w:r>
+          </w:p>
+        </w:tc>
+        <w:tc>
+          <w:tcPr>
+            <w:tcW w:type="dxa" w:w="2304"/>
             <w:vAlign w:val="center"/>
             <w:shd w:fill="FFFFFF"/>
             <w:tcMar>
@@ -743,7 +904,7 @@
                 <w:color w:val="000000"/>
                 <w:sz w:val="20"/>
               </w:rPr>
-              <w:t>Authentication, authorization, request validation, dataset and document scope, model registration, workflow planning and persisted result access.</w:t>
+              <w:t>ACTIVE</w:t>
             </w:r>
           </w:p>
         </w:tc>
@@ -754,7 +915,7 @@
         </w:trPr>
         <w:tc>
           <w:tcPr>
-            <w:tcW w:type="dxa" w:w="2952"/>
+            <w:tcW w:type="dxa" w:w="2376"/>
             <w:vAlign w:val="center"/>
             <w:shd w:fill="F0F4F8"/>
             <w:tcMar>
@@ -780,13 +941,46 @@
                 <w:color w:val="000000"/>
                 <w:sz w:val="20"/>
               </w:rPr>
-              <w:t>LangGraph agents</w:t>
+              <w:t>Node pool</w:t>
             </w:r>
           </w:p>
         </w:tc>
         <w:tc>
           <w:tcPr>
-            <w:tcW w:type="dxa" w:w="7272"/>
+            <w:tcW w:type="dxa" w:w="5544"/>
+            <w:vAlign w:val="center"/>
+            <w:shd w:fill="F0F4F8"/>
+            <w:tcMar>
+              <w:top w:w="85" w:type="dxa"/>
+              <w:bottom w:w="85" w:type="dxa"/>
+              <w:left w:w="110" w:type="dxa"/>
+              <w:right w:w="110" w:type="dxa"/>
+            </w:tcMar>
+            <w:tcBorders>
+              <w:top w:val="single" w:sz="4" w:color="D9D9D9"/>
+              <w:bottom w:val="single" w:sz="4" w:color="D9D9D9"/>
+              <w:left w:val="single" w:sz="4" w:color="D9D9D9"/>
+              <w:right w:val="single" w:sz="4" w:color="D9D9D9"/>
+            </w:tcBorders>
+          </w:tcPr>
+          <w:p>
+            <w:pPr>
+              <w:spacing w:after="0" w:line="245" w:lineRule="auto"/>
+              <w:jc w:val="center"/>
+            </w:pPr>
+            <w:r>
+              <w:rPr>
+                <w:b w:val="0"/>
+                <w:color w:val="000000"/>
+                <w:sz w:val="20"/>
+              </w:rPr>
+              <w:t>ags-aegis-a1-node-pool; 1 node</w:t>
+            </w:r>
+          </w:p>
+        </w:tc>
+        <w:tc>
+          <w:tcPr>
+            <w:tcW w:type="dxa" w:w="2304"/>
             <w:vAlign w:val="center"/>
             <w:shd w:fill="F0F4F8"/>
             <w:tcMar>
@@ -812,7 +1006,7 @@
                 <w:color w:val="000000"/>
                 <w:sz w:val="20"/>
               </w:rPr>
-              <w:t>Coordinate read tools and confirmed processing proposals. Uploaded text cannot grant tool permissions or change system rules.</w:t>
+              <w:t>ACTIVE</w:t>
             </w:r>
           </w:p>
         </w:tc>
@@ -823,7 +1017,7 @@
         </w:trPr>
         <w:tc>
           <w:tcPr>
-            <w:tcW w:type="dxa" w:w="2952"/>
+            <w:tcW w:type="dxa" w:w="2376"/>
             <w:vAlign w:val="center"/>
             <w:shd w:fill="FFFFFF"/>
             <w:tcMar>
@@ -849,13 +1043,46 @@
                 <w:color w:val="000000"/>
                 <w:sz w:val="20"/>
               </w:rPr>
-              <w:t>Durable Python worker</w:t>
+              <w:t>Compute</w:t>
             </w:r>
           </w:p>
         </w:tc>
         <w:tc>
           <w:tcPr>
-            <w:tcW w:type="dxa" w:w="7272"/>
+            <w:tcW w:type="dxa" w:w="5544"/>
+            <w:vAlign w:val="center"/>
+            <w:shd w:fill="FFFFFF"/>
+            <w:tcMar>
+              <w:top w:w="85" w:type="dxa"/>
+              <w:bottom w:w="85" w:type="dxa"/>
+              <w:left w:w="110" w:type="dxa"/>
+              <w:right w:w="110" w:type="dxa"/>
+            </w:tcMar>
+            <w:tcBorders>
+              <w:top w:val="single" w:sz="4" w:color="D9D9D9"/>
+              <w:bottom w:val="single" w:sz="4" w:color="D9D9D9"/>
+              <w:left w:val="single" w:sz="4" w:color="D9D9D9"/>
+              <w:right w:val="single" w:sz="4" w:color="D9D9D9"/>
+            </w:tcBorders>
+          </w:tcPr>
+          <w:p>
+            <w:pPr>
+              <w:spacing w:after="0" w:line="245" w:lineRule="auto"/>
+              <w:jc w:val="center"/>
+            </w:pPr>
+            <w:r>
+              <w:rPr>
+                <w:b w:val="0"/>
+                <w:color w:val="000000"/>
+                <w:sz w:val="20"/>
+              </w:rPr>
+              <w:t>VM.Standard.A1.Flex; ARM64; 2 OCPUs; 12 GB RAM</w:t>
+            </w:r>
+          </w:p>
+        </w:tc>
+        <w:tc>
+          <w:tcPr>
+            <w:tcW w:type="dxa" w:w="2304"/>
             <w:vAlign w:val="center"/>
             <w:shd w:fill="FFFFFF"/>
             <w:tcMar>
@@ -881,7 +1108,7 @@
                 <w:color w:val="000000"/>
                 <w:sz w:val="20"/>
               </w:rPr>
-              <w:t>Claims persisted jobs, parses or OCRs documents, embeds and indexes content, performs extraction and publishes results. Browser closure does not cancel accepted work.</w:t>
+              <w:t>RUNNING / Ready</w:t>
             </w:r>
           </w:p>
         </w:tc>
@@ -892,7 +1119,7 @@
         </w:trPr>
         <w:tc>
           <w:tcPr>
-            <w:tcW w:type="dxa" w:w="2952"/>
+            <w:tcW w:type="dxa" w:w="2376"/>
             <w:vAlign w:val="center"/>
             <w:shd w:fill="F0F4F8"/>
             <w:tcMar>
@@ -918,13 +1145,46 @@
                 <w:color w:val="000000"/>
                 <w:sz w:val="20"/>
               </w:rPr>
-              <w:t>Relational database</w:t>
+              <w:t>Autonomous AI Database</w:t>
             </w:r>
           </w:p>
         </w:tc>
         <w:tc>
           <w:tcPr>
-            <w:tcW w:type="dxa" w:w="7272"/>
+            <w:tcW w:type="dxa" w:w="5544"/>
+            <w:vAlign w:val="center"/>
+            <w:shd w:fill="F0F4F8"/>
+            <w:tcMar>
+              <w:top w:w="85" w:type="dxa"/>
+              <w:bottom w:w="85" w:type="dxa"/>
+              <w:left w:w="110" w:type="dxa"/>
+              <w:right w:w="110" w:type="dxa"/>
+            </w:tcMar>
+            <w:tcBorders>
+              <w:top w:val="single" w:sz="4" w:color="D9D9D9"/>
+              <w:bottom w:val="single" w:sz="4" w:color="D9D9D9"/>
+              <w:left w:val="single" w:sz="4" w:color="D9D9D9"/>
+              <w:right w:val="single" w:sz="4" w:color="D9D9D9"/>
+            </w:tcBorders>
+          </w:tcPr>
+          <w:p>
+            <w:pPr>
+              <w:spacing w:after="0" w:line="245" w:lineRule="auto"/>
+              <w:jc w:val="center"/>
+            </w:pPr>
+            <w:r>
+              <w:rPr>
+                <w:b w:val="0"/>
+                <w:color w:val="000000"/>
+                <w:sz w:val="20"/>
+              </w:rPr>
+              <w:t>ags_ora_db / agsora; Oracle 26ai; 1 ECPU; 20 GB</w:t>
+            </w:r>
+          </w:p>
+        </w:tc>
+        <w:tc>
+          <w:tcPr>
+            <w:tcW w:type="dxa" w:w="2304"/>
             <w:vAlign w:val="center"/>
             <w:shd w:fill="F0F4F8"/>
             <w:tcMar>
@@ -950,7 +1210,7 @@
                 <w:color w:val="000000"/>
                 <w:sz w:val="20"/>
               </w:rPr>
-              <w:t>Users, sessions, datasets, model mappings, document and prompt references, extraction/review metadata and durable job state.</w:t>
+              <w:t>AVAILABLE</w:t>
             </w:r>
           </w:p>
         </w:tc>
@@ -961,7 +1221,7 @@
         </w:trPr>
         <w:tc>
           <w:tcPr>
-            <w:tcW w:type="dxa" w:w="2952"/>
+            <w:tcW w:type="dxa" w:w="2376"/>
             <w:vAlign w:val="center"/>
             <w:shd w:fill="FFFFFF"/>
             <w:tcMar>
@@ -987,13 +1247,46 @@
                 <w:color w:val="000000"/>
                 <w:sz w:val="20"/>
               </w:rPr>
-              <w:t>Content storage</w:t>
+              <w:t>Database configuration</w:t>
             </w:r>
           </w:p>
         </w:tc>
         <w:tc>
           <w:tcPr>
-            <w:tcW w:type="dxa" w:w="7272"/>
+            <w:tcW w:type="dxa" w:w="5544"/>
+            <w:vAlign w:val="center"/>
+            <w:shd w:fill="FFFFFF"/>
+            <w:tcMar>
+              <w:top w:w="85" w:type="dxa"/>
+              <w:bottom w:w="85" w:type="dxa"/>
+              <w:left w:w="110" w:type="dxa"/>
+              <w:right w:w="110" w:type="dxa"/>
+            </w:tcMar>
+            <w:tcBorders>
+              <w:top w:val="single" w:sz="4" w:color="D9D9D9"/>
+              <w:bottom w:val="single" w:sz="4" w:color="D9D9D9"/>
+              <w:left w:val="single" w:sz="4" w:color="D9D9D9"/>
+              <w:right w:val="single" w:sz="4" w:color="D9D9D9"/>
+            </w:tcBorders>
+          </w:tcPr>
+          <w:p>
+            <w:pPr>
+              <w:spacing w:after="0" w:line="245" w:lineRule="auto"/>
+              <w:jc w:val="center"/>
+            </w:pPr>
+            <w:r>
+              <w:rPr>
+                <w:b w:val="0"/>
+                <w:color w:val="000000"/>
+                <w:sz w:val="20"/>
+              </w:rPr>
+              <w:t>Free Tier flag true; compute/storage autoscaling off; mTLS required</w:t>
+            </w:r>
+          </w:p>
+        </w:tc>
+        <w:tc>
+          <w:tcPr>
+            <w:tcW w:type="dxa" w:w="2304"/>
             <w:vAlign w:val="center"/>
             <w:shd w:fill="FFFFFF"/>
             <w:tcMar>
@@ -1019,7 +1312,7 @@
                 <w:color w:val="000000"/>
                 <w:sz w:val="20"/>
               </w:rPr>
-              <w:t>Original documents, parsed text, schemas, versioned JSON and Parquet results, conversations and graph checkpoints. Routes pin the destination.</w:t>
+              <w:t>Read connection verified</w:t>
             </w:r>
           </w:p>
         </w:tc>
@@ -1030,7 +1323,7 @@
         </w:trPr>
         <w:tc>
           <w:tcPr>
-            <w:tcW w:type="dxa" w:w="2952"/>
+            <w:tcW w:type="dxa" w:w="2376"/>
             <w:vAlign w:val="center"/>
             <w:shd w:fill="F0F4F8"/>
             <w:tcMar>
@@ -1056,13 +1349,46 @@
                 <w:color w:val="000000"/>
                 <w:sz w:val="20"/>
               </w:rPr>
-              <w:t>Knowledge index</w:t>
+              <w:t>Object Storage</w:t>
             </w:r>
           </w:p>
         </w:tc>
         <w:tc>
           <w:tcPr>
-            <w:tcW w:type="dxa" w:w="7272"/>
+            <w:tcW w:type="dxa" w:w="5544"/>
+            <w:vAlign w:val="center"/>
+            <w:shd w:fill="F0F4F8"/>
+            <w:tcMar>
+              <w:top w:w="85" w:type="dxa"/>
+              <w:bottom w:w="85" w:type="dxa"/>
+              <w:left w:w="110" w:type="dxa"/>
+              <w:right w:w="110" w:type="dxa"/>
+            </w:tcMar>
+            <w:tcBorders>
+              <w:top w:val="single" w:sz="4" w:color="D9D9D9"/>
+              <w:bottom w:val="single" w:sz="4" w:color="D9D9D9"/>
+              <w:left w:val="single" w:sz="4" w:color="D9D9D9"/>
+              <w:right w:val="single" w:sz="4" w:color="D9D9D9"/>
+            </w:tcBorders>
+          </w:tcPr>
+          <w:p>
+            <w:pPr>
+              <w:spacing w:after="0" w:line="245" w:lineRule="auto"/>
+              <w:jc w:val="center"/>
+            </w:pPr>
+            <w:r>
+              <w:rPr>
+                <w:b w:val="0"/>
+                <w:color w:val="000000"/>
+                <w:sz w:val="20"/>
+              </w:rPr>
+              <w:t>mk-aegis; Standard; namespace bmyljaecivrj</w:t>
+            </w:r>
+          </w:p>
+        </w:tc>
+        <w:tc>
+          <w:tcPr>
+            <w:tcW w:type="dxa" w:w="2304"/>
             <w:vAlign w:val="center"/>
             <w:shd w:fill="F0F4F8"/>
             <w:tcMar>
@@ -1088,7 +1414,7 @@
                 <w:color w:val="000000"/>
                 <w:sz w:val="20"/>
               </w:rPr>
-              <w:t>Published document, catalog and saved-result knowledge. Oracle native vectors in the recorded OCI setup; Qdrant in local profiles.</w:t>
+              <w:t>Read configuration verified</w:t>
             </w:r>
           </w:p>
         </w:tc>
@@ -1099,7 +1425,7 @@
         </w:trPr>
         <w:tc>
           <w:tcPr>
-            <w:tcW w:type="dxa" w:w="2952"/>
+            <w:tcW w:type="dxa" w:w="2376"/>
             <w:vAlign w:val="center"/>
             <w:shd w:fill="FFFFFF"/>
             <w:tcMar>
@@ -1125,13 +1451,46 @@
                 <w:color w:val="000000"/>
                 <w:sz w:val="20"/>
               </w:rPr>
-              <w:t>Reranker</w:t>
+              <w:t>Public load balancer</w:t>
             </w:r>
           </w:p>
         </w:tc>
         <w:tc>
           <w:tcPr>
-            <w:tcW w:type="dxa" w:w="7272"/>
+            <w:tcW w:type="dxa" w:w="5544"/>
+            <w:vAlign w:val="center"/>
+            <w:shd w:fill="FFFFFF"/>
+            <w:tcMar>
+              <w:top w:w="85" w:type="dxa"/>
+              <w:bottom w:w="85" w:type="dxa"/>
+              <w:left w:w="110" w:type="dxa"/>
+              <w:right w:w="110" w:type="dxa"/>
+            </w:tcMar>
+            <w:tcBorders>
+              <w:top w:val="single" w:sz="4" w:color="D9D9D9"/>
+              <w:bottom w:val="single" w:sz="4" w:color="D9D9D9"/>
+              <w:left w:val="single" w:sz="4" w:color="D9D9D9"/>
+              <w:right w:val="single" w:sz="4" w:color="D9D9D9"/>
+            </w:tcBorders>
+          </w:tcPr>
+          <w:p>
+            <w:pPr>
+              <w:spacing w:after="0" w:line="245" w:lineRule="auto"/>
+              <w:jc w:val="center"/>
+            </w:pPr>
+            <w:r>
+              <w:rPr>
+                <w:b w:val="0"/>
+                <w:color w:val="000000"/>
+                <w:sz w:val="20"/>
+              </w:rPr>
+              <w:t>92.4.67.183; flexible 10 Mbps minimum and maximum</w:t>
+            </w:r>
+          </w:p>
+        </w:tc>
+        <w:tc>
+          <w:tcPr>
+            <w:tcW w:type="dxa" w:w="2304"/>
             <w:vAlign w:val="center"/>
             <w:shd w:fill="FFFFFF"/>
             <w:tcMar>
@@ -1157,7 +1516,7 @@
                 <w:color w:val="000000"/>
                 <w:sz w:val="20"/>
               </w:rPr>
-              <w:t>CPU ONNX inference over retrieved candidates. Production chat requires the configured local model files.</w:t>
+              <w:t>ACTIVE</w:t>
             </w:r>
           </w:p>
         </w:tc>
@@ -1168,7 +1527,7 @@
         </w:trPr>
         <w:tc>
           <w:tcPr>
-            <w:tcW w:type="dxa" w:w="2952"/>
+            <w:tcW w:type="dxa" w:w="2376"/>
             <w:vAlign w:val="center"/>
             <w:shd w:fill="F0F4F8"/>
             <w:tcMar>
@@ -1194,13 +1553,46 @@
                 <w:color w:val="000000"/>
                 <w:sz w:val="20"/>
               </w:rPr>
-              <w:t>Models</w:t>
+              <w:t>Application state</w:t>
             </w:r>
           </w:p>
         </w:tc>
         <w:tc>
           <w:tcPr>
-            <w:tcW w:type="dxa" w:w="7272"/>
+            <w:tcW w:type="dxa" w:w="5544"/>
+            <w:vAlign w:val="center"/>
+            <w:shd w:fill="F0F4F8"/>
+            <w:tcMar>
+              <w:top w:w="85" w:type="dxa"/>
+              <w:bottom w:w="85" w:type="dxa"/>
+              <w:left w:w="110" w:type="dxa"/>
+              <w:right w:w="110" w:type="dxa"/>
+            </w:tcMar>
+            <w:tcBorders>
+              <w:top w:val="single" w:sz="4" w:color="D9D9D9"/>
+              <w:bottom w:val="single" w:sz="4" w:color="D9D9D9"/>
+              <w:left w:val="single" w:sz="4" w:color="D9D9D9"/>
+              <w:right w:val="single" w:sz="4" w:color="D9D9D9"/>
+            </w:tcBorders>
+          </w:tcPr>
+          <w:p>
+            <w:pPr>
+              <w:spacing w:after="0" w:line="245" w:lineRule="auto"/>
+              <w:jc w:val="center"/>
+            </w:pPr>
+            <w:r>
+              <w:rPr>
+                <w:b w:val="0"/>
+                <w:color w:val="000000"/>
+                <w:sz w:val="20"/>
+              </w:rPr>
+              <w:t>application-state; 50 Gi claim; 50 GB OCI volume</w:t>
+            </w:r>
+          </w:p>
+        </w:tc>
+        <w:tc>
+          <w:tcPr>
+            <w:tcW w:type="dxa" w:w="2304"/>
             <w:vAlign w:val="center"/>
             <w:shd w:fill="F0F4F8"/>
             <w:tcMar>
@@ -1226,7 +1618,7 @@
                 <w:color w:val="000000"/>
                 <w:sz w:val="20"/>
               </w:rPr>
-              <w:t>Embedding, Chat and Extraction registrations map to each dataset. OCR is separately configured or follows a supported dataset provider path.</w:t>
+              <w:t>Bound / AVAILABLE</w:t>
             </w:r>
           </w:p>
         </w:tc>
@@ -1237,7 +1629,7 @@
         </w:trPr>
         <w:tc>
           <w:tcPr>
-            <w:tcW w:type="dxa" w:w="2952"/>
+            <w:tcW w:type="dxa" w:w="2376"/>
             <w:vAlign w:val="center"/>
             <w:shd w:fill="FFFFFF"/>
             <w:tcMar>
@@ -1263,13 +1655,46 @@
                 <w:color w:val="000000"/>
                 <w:sz w:val="20"/>
               </w:rPr>
-              <w:t>Shared state and cache</w:t>
+              <w:t>HTTPS state</w:t>
             </w:r>
           </w:p>
         </w:tc>
         <w:tc>
           <w:tcPr>
-            <w:tcW w:type="dxa" w:w="7272"/>
+            <w:tcW w:type="dxa" w:w="5544"/>
+            <w:vAlign w:val="center"/>
+            <w:shd w:fill="FFFFFF"/>
+            <w:tcMar>
+              <w:top w:w="85" w:type="dxa"/>
+              <w:bottom w:w="85" w:type="dxa"/>
+              <w:left w:w="110" w:type="dxa"/>
+              <w:right w:w="110" w:type="dxa"/>
+            </w:tcMar>
+            <w:tcBorders>
+              <w:top w:val="single" w:sz="4" w:color="D9D9D9"/>
+              <w:bottom w:val="single" w:sz="4" w:color="D9D9D9"/>
+              <w:left w:val="single" w:sz="4" w:color="D9D9D9"/>
+              <w:right w:val="single" w:sz="4" w:color="D9D9D9"/>
+            </w:tcBorders>
+          </w:tcPr>
+          <w:p>
+            <w:pPr>
+              <w:spacing w:after="0" w:line="245" w:lineRule="auto"/>
+              <w:jc w:val="center"/>
+            </w:pPr>
+            <w:r>
+              <w:rPr>
+                <w:b w:val="0"/>
+                <w:color w:val="000000"/>
+                <w:sz w:val="20"/>
+              </w:rPr>
+              <w:t>https-state; 50 Gi claim; 50 GB OCI volume</w:t>
+            </w:r>
+          </w:p>
+        </w:tc>
+        <w:tc>
+          <w:tcPr>
+            <w:tcW w:type="dxa" w:w="2304"/>
             <w:vAlign w:val="center"/>
             <w:shd w:fill="FFFFFF"/>
             <w:tcMar>
@@ -1295,7 +1720,211 @@
                 <w:color w:val="000000"/>
                 <w:sz w:val="20"/>
               </w:rPr>
-              <w:t>Encrypted configuration, locks, routes, archives, model files and bounded OCI JSON cache. API and worker must share the state volume.</w:t>
+              <w:t>Bound / AVAILABLE</w:t>
+            </w:r>
+          </w:p>
+        </w:tc>
+      </w:tr>
+      <w:tr>
+        <w:trPr>
+          <w:cantSplit/>
+        </w:trPr>
+        <w:tc>
+          <w:tcPr>
+            <w:tcW w:type="dxa" w:w="2376"/>
+            <w:vAlign w:val="center"/>
+            <w:shd w:fill="F0F4F8"/>
+            <w:tcMar>
+              <w:top w:w="85" w:type="dxa"/>
+              <w:bottom w:w="85" w:type="dxa"/>
+              <w:left w:w="110" w:type="dxa"/>
+              <w:right w:w="110" w:type="dxa"/>
+            </w:tcMar>
+            <w:tcBorders>
+              <w:top w:val="single" w:sz="4" w:color="D9D9D9"/>
+              <w:bottom w:val="single" w:sz="4" w:color="D9D9D9"/>
+              <w:left w:val="single" w:sz="4" w:color="D9D9D9"/>
+              <w:right w:val="single" w:sz="4" w:color="D9D9D9"/>
+            </w:tcBorders>
+          </w:tcPr>
+          <w:p>
+            <w:pPr>
+              <w:spacing w:after="0" w:line="245" w:lineRule="auto"/>
+            </w:pPr>
+            <w:r>
+              <w:rPr>
+                <w:b w:val="0"/>
+                <w:color w:val="000000"/>
+                <w:sz w:val="20"/>
+              </w:rPr>
+              <w:t>Node boot volume</w:t>
+            </w:r>
+          </w:p>
+        </w:tc>
+        <w:tc>
+          <w:tcPr>
+            <w:tcW w:type="dxa" w:w="5544"/>
+            <w:vAlign w:val="center"/>
+            <w:shd w:fill="F0F4F8"/>
+            <w:tcMar>
+              <w:top w:w="85" w:type="dxa"/>
+              <w:bottom w:w="85" w:type="dxa"/>
+              <w:left w:w="110" w:type="dxa"/>
+              <w:right w:w="110" w:type="dxa"/>
+            </w:tcMar>
+            <w:tcBorders>
+              <w:top w:val="single" w:sz="4" w:color="D9D9D9"/>
+              <w:bottom w:val="single" w:sz="4" w:color="D9D9D9"/>
+              <w:left w:val="single" w:sz="4" w:color="D9D9D9"/>
+              <w:right w:val="single" w:sz="4" w:color="D9D9D9"/>
+            </w:tcBorders>
+          </w:tcPr>
+          <w:p>
+            <w:pPr>
+              <w:spacing w:after="0" w:line="245" w:lineRule="auto"/>
+              <w:jc w:val="center"/>
+            </w:pPr>
+            <w:r>
+              <w:rPr>
+                <w:b w:val="0"/>
+                <w:color w:val="000000"/>
+                <w:sz w:val="20"/>
+              </w:rPr>
+              <w:t>50 GB; 10 VPUs per GB</w:t>
+            </w:r>
+          </w:p>
+        </w:tc>
+        <w:tc>
+          <w:tcPr>
+            <w:tcW w:type="dxa" w:w="2304"/>
+            <w:vAlign w:val="center"/>
+            <w:shd w:fill="F0F4F8"/>
+            <w:tcMar>
+              <w:top w:w="85" w:type="dxa"/>
+              <w:bottom w:w="85" w:type="dxa"/>
+              <w:left w:w="110" w:type="dxa"/>
+              <w:right w:w="110" w:type="dxa"/>
+            </w:tcMar>
+            <w:tcBorders>
+              <w:top w:val="single" w:sz="4" w:color="D9D9D9"/>
+              <w:bottom w:val="single" w:sz="4" w:color="D9D9D9"/>
+              <w:left w:val="single" w:sz="4" w:color="D9D9D9"/>
+              <w:right w:val="single" w:sz="4" w:color="D9D9D9"/>
+            </w:tcBorders>
+          </w:tcPr>
+          <w:p>
+            <w:pPr>
+              <w:spacing w:after="0" w:line="245" w:lineRule="auto"/>
+            </w:pPr>
+            <w:r>
+              <w:rPr>
+                <w:b w:val="0"/>
+                <w:color w:val="000000"/>
+                <w:sz w:val="20"/>
+              </w:rPr>
+              <w:t>AVAILABLE</w:t>
+            </w:r>
+          </w:p>
+        </w:tc>
+      </w:tr>
+      <w:tr>
+        <w:trPr>
+          <w:cantSplit/>
+        </w:trPr>
+        <w:tc>
+          <w:tcPr>
+            <w:tcW w:type="dxa" w:w="2376"/>
+            <w:vAlign w:val="center"/>
+            <w:shd w:fill="FFFFFF"/>
+            <w:tcMar>
+              <w:top w:w="85" w:type="dxa"/>
+              <w:bottom w:w="85" w:type="dxa"/>
+              <w:left w:w="110" w:type="dxa"/>
+              <w:right w:w="110" w:type="dxa"/>
+            </w:tcMar>
+            <w:tcBorders>
+              <w:top w:val="single" w:sz="4" w:color="D9D9D9"/>
+              <w:bottom w:val="single" w:sz="4" w:color="D9D9D9"/>
+              <w:left w:val="single" w:sz="4" w:color="D9D9D9"/>
+              <w:right w:val="single" w:sz="4" w:color="D9D9D9"/>
+            </w:tcBorders>
+          </w:tcPr>
+          <w:p>
+            <w:pPr>
+              <w:spacing w:after="0" w:line="245" w:lineRule="auto"/>
+            </w:pPr>
+            <w:r>
+              <w:rPr>
+                <w:b w:val="0"/>
+                <w:color w:val="000000"/>
+                <w:sz w:val="20"/>
+              </w:rPr>
+              <w:t>Private image registry</w:t>
+            </w:r>
+          </w:p>
+        </w:tc>
+        <w:tc>
+          <w:tcPr>
+            <w:tcW w:type="dxa" w:w="5544"/>
+            <w:vAlign w:val="center"/>
+            <w:shd w:fill="FFFFFF"/>
+            <w:tcMar>
+              <w:top w:w="85" w:type="dxa"/>
+              <w:bottom w:w="85" w:type="dxa"/>
+              <w:left w:w="110" w:type="dxa"/>
+              <w:right w:w="110" w:type="dxa"/>
+            </w:tcMar>
+            <w:tcBorders>
+              <w:top w:val="single" w:sz="4" w:color="D9D9D9"/>
+              <w:bottom w:val="single" w:sz="4" w:color="D9D9D9"/>
+              <w:left w:val="single" w:sz="4" w:color="D9D9D9"/>
+              <w:right w:val="single" w:sz="4" w:color="D9D9D9"/>
+            </w:tcBorders>
+          </w:tcPr>
+          <w:p>
+            <w:pPr>
+              <w:spacing w:after="0" w:line="245" w:lineRule="auto"/>
+              <w:jc w:val="center"/>
+            </w:pPr>
+            <w:r>
+              <w:rPr>
+                <w:b w:val="0"/>
+                <w:color w:val="000000"/>
+                <w:sz w:val="20"/>
+              </w:rPr>
+              <w:t>ags-aegis-web, ags-aegis-backend, ags-aegis-ssh</w:t>
+            </w:r>
+          </w:p>
+        </w:tc>
+        <w:tc>
+          <w:tcPr>
+            <w:tcW w:type="dxa" w:w="2304"/>
+            <w:vAlign w:val="center"/>
+            <w:shd w:fill="FFFFFF"/>
+            <w:tcMar>
+              <w:top w:w="85" w:type="dxa"/>
+              <w:bottom w:w="85" w:type="dxa"/>
+              <w:left w:w="110" w:type="dxa"/>
+              <w:right w:w="110" w:type="dxa"/>
+            </w:tcMar>
+            <w:tcBorders>
+              <w:top w:val="single" w:sz="4" w:color="D9D9D9"/>
+              <w:bottom w:val="single" w:sz="4" w:color="D9D9D9"/>
+              <w:left w:val="single" w:sz="4" w:color="D9D9D9"/>
+              <w:right w:val="single" w:sz="4" w:color="D9D9D9"/>
+            </w:tcBorders>
+          </w:tcPr>
+          <w:p>
+            <w:pPr>
+              <w:spacing w:after="0" w:line="245" w:lineRule="auto"/>
+            </w:pPr>
+            <w:r>
+              <w:rPr>
+                <w:b w:val="0"/>
+                <w:color w:val="000000"/>
+                <w:sz w:val="20"/>
+              </w:rPr>
+              <w:t>All private</w:t>
             </w:r>
           </w:p>
         </w:tc>
@@ -1307,144 +1936,11 @@
       </w:pPr>
     </w:p>
     <w:p>
-      <w:r>
-        <w:br w:type="page"/>
-      </w:r>
-    </w:p>
-    <w:p>
-      <w:pPr>
-        <w:pStyle w:val="Heading1"/>
-      </w:pPr>
-      <w:r>
-        <w:t>End to end document workflow</w:t>
-      </w:r>
-    </w:p>
-    <w:p>
       <w:pPr>
         <w:widowControl/>
       </w:pPr>
       <w:r>
-        <w:t>A ready indexed document means it can be searched; it does not mean extraction has completed. A completed result must have its durable artifacts and knowledge publication saved before the application announces completion.</w:t>
-      </w:r>
-    </w:p>
-    <w:p>
-      <w:pPr>
-        <w:widowControl/>
-      </w:pPr>
-      <w:r>
-        <w:t>Independent mode preserves a separate result per document. Combined processing retains source associations and can preserve separate records inside a merged result. Selecting only one original must not expose an unrelated merged result.</w:t>
-      </w:r>
-    </w:p>
-    <w:p>
-      <w:pPr>
-        <w:spacing w:after="200"/>
-      </w:pPr>
-      <w:r>
-        <w:rPr>
-          <w:b/>
-        </w:rPr>
-        <w:t xml:space="preserve">1  Create access. </w:t>
-      </w:r>
-      <w:r>
-        <w:t>Create the first administrator with the installation bootstrap token. Administrators create users and dataset assignments; ordinary users see authorized datasets.</w:t>
-      </w:r>
-    </w:p>
-    <w:p>
-      <w:pPr>
-        <w:spacing w:after="200"/>
-      </w:pPr>
-      <w:r>
-        <w:rPr>
-          <w:b/>
-        </w:rPr>
-        <w:t xml:space="preserve">2  Register and map models. </w:t>
-      </w:r>
-      <w:r>
-        <w:t>Test and save Embedding, Chat and Extraction registrations. Create a dataset and assign its roles. Registration identity, limits and provider settings determine execution.</w:t>
-      </w:r>
-    </w:p>
-    <w:p>
-      <w:pPr>
-        <w:spacing w:after="200"/>
-      </w:pPr>
-      <w:r>
-        <w:rPr>
-          <w:b/>
-        </w:rPr>
-        <w:t xml:space="preserve">3  Save a prompt. </w:t>
-      </w:r>
-      <w:r>
-        <w:t>Upload or edit a prompt with a valid JSON Schema. Uploading the same filename saves a new version. A prompt file is distinct from a document to process.</w:t>
-      </w:r>
-    </w:p>
-    <w:p>
-      <w:pPr>
-        <w:spacing w:after="200"/>
-      </w:pPr>
-      <w:r>
-        <w:rPr>
-          <w:b/>
-        </w:rPr>
-        <w:t xml:space="preserve">4  Confirm processing. </w:t>
-      </w:r>
-      <w:r>
-        <w:t>Select dataset, documents, prompt and independent or combined mode. Review the workflow proposal and any required external-processing consent before submitting.</w:t>
-      </w:r>
-    </w:p>
-    <w:p>
-      <w:pPr>
-        <w:spacing w:after="200"/>
-      </w:pPr>
-      <w:r>
-        <w:rPr>
-          <w:b/>
-        </w:rPr>
-        <w:t xml:space="preserve">5  Persist and index. </w:t>
-      </w:r>
-      <w:r>
-        <w:t>Save unchanged original bytes, create job metadata and let the worker parse text or perform configured OCR. Preserve page and source references, chunk text, embed and publish knowledge.</w:t>
-      </w:r>
-    </w:p>
-    <w:p>
-      <w:pPr>
-        <w:spacing w:after="200"/>
-      </w:pPr>
-      <w:r>
-        <w:rPr>
-          <w:b/>
-        </w:rPr>
-        <w:t xml:space="preserve">6  Extract fields. </w:t>
-      </w:r>
-      <w:r>
-        <w:t>Retrieve and rerank evidence for the saved schema, call the mapped Extraction model, validate the response, and save versioned JSON and Parquet with result and provenance references.</w:t>
-      </w:r>
-    </w:p>
-    <w:p>
-      <w:pPr>
-        <w:spacing w:after="200"/>
-      </w:pPr>
-      <w:r>
-        <w:rPr>
-          <w:b/>
-        </w:rPr>
-        <w:t xml:space="preserve">7  Review and export. </w:t>
-      </w:r>
-      <w:r>
-        <w:t>Open saved fields alongside the original. Correct values and mark Reviewed to save and lock that result. Export saved JSON, CSV, Excel or Parquet. Unsaved edits are not export data.</w:t>
-      </w:r>
-    </w:p>
-    <w:p>
-      <w:pPr>
-        <w:spacing w:after="200"/>
-      </w:pPr>
-      <w:r>
-        <w:rPr>
-          <w:b/>
-        </w:rPr>
-        <w:t xml:space="preserve">8  Reextract or recover. </w:t>
-      </w:r>
-      <w:r>
-        <w:t>Re-extract creates a separate result and retains earlier versions. Retry accepted processing instead of submitting duplicate work. Stale embeddings require a rebuild before reuse.</w:t>
+        <w:t>The bucket currently reports ObjectRead public access and versioning Disabled. Those existing settings were observed and left unchanged. The database Free Tier flag does not establish that the complete OKE environment has zero cost.</w:t>
       </w:r>
     </w:p>
     <w:p>
@@ -1457,7 +1953,7 @@
         <w:pStyle w:val="Heading1"/>
       </w:pPr>
       <w:r>
-        <w:t>How Unified Chat answers a question</w:t>
+        <w:t>Running containers and storage connections</w:t>
       </w:r>
     </w:p>
     <w:p>
@@ -1465,7 +1961,7 @@
         <w:widowControl/>
       </w:pPr>
       <w:r>
-        <w:t>Question answering does not authorize uploads, extraction, onboarding or other writes. Processing proposals keep the existing confirmation and consent boundaries. Conversation text is not published as unified knowledge.</w:t>
+        <w:t>Deployment aegis-web contains web and https. Deployment aegis-api-worker contains api, worker and model-relay. Each deployment has one desired replica and one ready replica. Both use Recreate for updates.</w:t>
       </w:r>
     </w:p>
     <w:p>
@@ -1473,15 +1969,7 @@
         <w:widowControl/>
       </w:pPr>
       <w:r>
-        <w:t>Hybrid ranking is not a complete catalog. A ranked subset cannot establish an exact total. The current production chat contract in AGENTS.md takes precedence over older design documents describing earlier answer routes.</w:t>
-      </w:r>
-    </w:p>
-    <w:p>
-      <w:pPr>
-        <w:widowControl/>
-      </w:pPr>
-      <w:r>
-        <w:t>The runtime file sets application ceilings of 262144 context tokens, 1000000 UTF-8 evidence bytes and 1024 answer tokens. A saved model registration may impose smaller limits. These ceilings do not enlarge the provider model context window or guarantee that every maximum fits one request.</w:t>
+        <w:t>The table shows configured resource requests and limits. A CPU value of 250m means one quarter of a core. These values are not current utilization; the cluster Metrics API was unavailable during the inspection.</w:t>
       </w:r>
     </w:p>
     <w:p>
@@ -1492,10 +1980,10 @@
         <w:rPr>
           <w:b/>
         </w:rPr>
-        <w:t xml:space="preserve">1  Resolve access and scope. </w:t>
+        <w:t xml:space="preserve">1  Database connection. </w:t>
       </w:r>
       <w:r>
-        <w:t>Authenticate, determine question intent and enforce dataset, document and current user access before retrieving anything.</w:t>
+        <w:t>The active destination is OCI database agsora through wallet alias agsora_low, using mTLS. The configured search provider is oracle and the queue provider is database.</w:t>
       </w:r>
     </w:p>
     <w:p>
@@ -1506,10 +1994,10 @@
         <w:rPr>
           <w:b/>
         </w:rPr>
-        <w:t xml:space="preserve">2  Retrieve hybrid evidence. </w:t>
+        <w:t xml:space="preserve">2  Content connection. </w:t>
       </w:r>
       <w:r>
-        <w:t>Search published unified knowledge with both semantic vectors and keyword ranking. Aegis help also retrieves application guidance through this path.</w:t>
+        <w:t>The active content destination is OCI Object Storage bucket mk-aegis in namespace bmyljaecivrj. Originals, parsed content, prompts and versioned results keep their saved storage routes.</w:t>
       </w:r>
     </w:p>
     <w:p>
@@ -1520,10 +2008,10 @@
         <w:rPr>
           <w:b/>
         </w:rPr>
-        <w:t xml:space="preserve">3  Rerank candidates. </w:t>
+        <w:t xml:space="preserve">3  Persistent application state. </w:t>
       </w:r>
       <w:r>
-        <w:t>Run configured CPU reranking while retaining access and scope filters. If required retrieval or reranking is unavailable, return the actual failure.</w:t>
+        <w:t>API and worker share /data on application-state. It holds protected configuration, routes, locks, archives, model files and bounded application cache. Wallet and OCI credential mounts are separate.</w:t>
       </w:r>
     </w:p>
     <w:p>
@@ -1534,24 +2022,649 @@
         <w:rPr>
           <w:b/>
         </w:rPr>
-        <w:t xml:space="preserve">4  Generate a grounded answer. </w:t>
+        <w:t xml:space="preserve">4  HTTPS state. </w:t>
       </w:r>
       <w:r>
-        <w:t>Pass the current question and required authorized evidence to the mapped model. Supplement exact lists and counts with complete authorized catalog facts.</w:t>
+        <w:t>Caddy uses the separate https-state claim for persistent certificate state. Only the public entry is exposed for normal user access; FastAPI is an internal ClusterIP service on port 8000.</w:t>
       </w:r>
+    </w:p>
+    <w:tbl>
+      <w:tblPr>
+        <w:tblW w:type="auto" w:w="0"/>
+        <w:jc w:val="center"/>
+        <w:tblLayout w:type="fixed"/>
+        <w:tblLook w:firstColumn="1" w:firstRow="1" w:lastColumn="0" w:lastRow="0" w:noHBand="0" w:noVBand="1" w:val="04A0"/>
+      </w:tblPr>
+      <w:tblGrid>
+        <w:gridCol w:w="1872"/>
+        <w:gridCol w:w="4176"/>
+        <w:gridCol w:w="4176"/>
+      </w:tblGrid>
+      <w:tr>
+        <w:trPr>
+          <w:cantSplit/>
+          <w:tblHeader/>
+        </w:trPr>
+        <w:tc>
+          <w:tcPr>
+            <w:tcW w:type="dxa" w:w="1872"/>
+            <w:vAlign w:val="center"/>
+            <w:shd w:fill="193B60"/>
+            <w:tcMar>
+              <w:top w:w="85" w:type="dxa"/>
+              <w:bottom w:w="85" w:type="dxa"/>
+              <w:left w:w="110" w:type="dxa"/>
+              <w:right w:w="110" w:type="dxa"/>
+            </w:tcMar>
+            <w:tcBorders>
+              <w:top w:val="single" w:sz="4" w:color="D9D9D9"/>
+              <w:bottom w:val="single" w:sz="4" w:color="D9D9D9"/>
+              <w:left w:val="single" w:sz="4" w:color="D9D9D9"/>
+              <w:right w:val="single" w:sz="4" w:color="D9D9D9"/>
+            </w:tcBorders>
+          </w:tcPr>
+          <w:p>
+            <w:pPr>
+              <w:spacing w:after="0" w:line="245" w:lineRule="auto"/>
+            </w:pPr>
+            <w:r>
+              <w:rPr>
+                <w:b/>
+                <w:color w:val="FFFFFF"/>
+                <w:sz w:val="20"/>
+              </w:rPr>
+              <w:t>Container</w:t>
+            </w:r>
+          </w:p>
+        </w:tc>
+        <w:tc>
+          <w:tcPr>
+            <w:tcW w:type="dxa" w:w="4176"/>
+            <w:vAlign w:val="center"/>
+            <w:shd w:fill="193B60"/>
+            <w:tcMar>
+              <w:top w:w="85" w:type="dxa"/>
+              <w:bottom w:w="85" w:type="dxa"/>
+              <w:left w:w="110" w:type="dxa"/>
+              <w:right w:w="110" w:type="dxa"/>
+            </w:tcMar>
+            <w:tcBorders>
+              <w:top w:val="single" w:sz="4" w:color="D9D9D9"/>
+              <w:bottom w:val="single" w:sz="4" w:color="D9D9D9"/>
+              <w:left w:val="single" w:sz="4" w:color="D9D9D9"/>
+              <w:right w:val="single" w:sz="4" w:color="D9D9D9"/>
+            </w:tcBorders>
+          </w:tcPr>
+          <w:p>
+            <w:pPr>
+              <w:spacing w:after="0" w:line="245" w:lineRule="auto"/>
+              <w:jc w:val="center"/>
+            </w:pPr>
+            <w:r>
+              <w:rPr>
+                <w:b/>
+                <w:color w:val="FFFFFF"/>
+                <w:sz w:val="20"/>
+              </w:rPr>
+              <w:t>CPU and memory request</w:t>
+            </w:r>
+          </w:p>
+        </w:tc>
+        <w:tc>
+          <w:tcPr>
+            <w:tcW w:type="dxa" w:w="4176"/>
+            <w:vAlign w:val="center"/>
+            <w:shd w:fill="193B60"/>
+            <w:tcMar>
+              <w:top w:w="85" w:type="dxa"/>
+              <w:bottom w:w="85" w:type="dxa"/>
+              <w:left w:w="110" w:type="dxa"/>
+              <w:right w:w="110" w:type="dxa"/>
+            </w:tcMar>
+            <w:tcBorders>
+              <w:top w:val="single" w:sz="4" w:color="D9D9D9"/>
+              <w:bottom w:val="single" w:sz="4" w:color="D9D9D9"/>
+              <w:left w:val="single" w:sz="4" w:color="D9D9D9"/>
+              <w:right w:val="single" w:sz="4" w:color="D9D9D9"/>
+            </w:tcBorders>
+          </w:tcPr>
+          <w:p>
+            <w:pPr>
+              <w:spacing w:after="0" w:line="245" w:lineRule="auto"/>
+            </w:pPr>
+            <w:r>
+              <w:rPr>
+                <w:b/>
+                <w:color w:val="FFFFFF"/>
+                <w:sz w:val="20"/>
+              </w:rPr>
+              <w:t>CPU and memory limit</w:t>
+            </w:r>
+          </w:p>
+        </w:tc>
+      </w:tr>
+      <w:tr>
+        <w:trPr>
+          <w:cantSplit/>
+        </w:trPr>
+        <w:tc>
+          <w:tcPr>
+            <w:tcW w:type="dxa" w:w="1872"/>
+            <w:vAlign w:val="center"/>
+            <w:shd w:fill="F0F4F8"/>
+            <w:tcMar>
+              <w:top w:w="85" w:type="dxa"/>
+              <w:bottom w:w="85" w:type="dxa"/>
+              <w:left w:w="110" w:type="dxa"/>
+              <w:right w:w="110" w:type="dxa"/>
+            </w:tcMar>
+            <w:tcBorders>
+              <w:top w:val="single" w:sz="4" w:color="D9D9D9"/>
+              <w:bottom w:val="single" w:sz="4" w:color="D9D9D9"/>
+              <w:left w:val="single" w:sz="4" w:color="D9D9D9"/>
+              <w:right w:val="single" w:sz="4" w:color="D9D9D9"/>
+            </w:tcBorders>
+          </w:tcPr>
+          <w:p>
+            <w:pPr>
+              <w:spacing w:after="0" w:line="245" w:lineRule="auto"/>
+            </w:pPr>
+            <w:r>
+              <w:rPr>
+                <w:b w:val="0"/>
+                <w:color w:val="000000"/>
+                <w:sz w:val="20"/>
+              </w:rPr>
+              <w:t>api</w:t>
+            </w:r>
+          </w:p>
+        </w:tc>
+        <w:tc>
+          <w:tcPr>
+            <w:tcW w:type="dxa" w:w="4176"/>
+            <w:vAlign w:val="center"/>
+            <w:shd w:fill="F0F4F8"/>
+            <w:tcMar>
+              <w:top w:w="85" w:type="dxa"/>
+              <w:bottom w:w="85" w:type="dxa"/>
+              <w:left w:w="110" w:type="dxa"/>
+              <w:right w:w="110" w:type="dxa"/>
+            </w:tcMar>
+            <w:tcBorders>
+              <w:top w:val="single" w:sz="4" w:color="D9D9D9"/>
+              <w:bottom w:val="single" w:sz="4" w:color="D9D9D9"/>
+              <w:left w:val="single" w:sz="4" w:color="D9D9D9"/>
+              <w:right w:val="single" w:sz="4" w:color="D9D9D9"/>
+            </w:tcBorders>
+          </w:tcPr>
+          <w:p>
+            <w:pPr>
+              <w:spacing w:after="0" w:line="245" w:lineRule="auto"/>
+              <w:jc w:val="center"/>
+            </w:pPr>
+            <w:r>
+              <w:rPr>
+                <w:b w:val="0"/>
+                <w:color w:val="000000"/>
+                <w:sz w:val="20"/>
+              </w:rPr>
+              <w:t>250m CPU; 768Mi</w:t>
+            </w:r>
+          </w:p>
+        </w:tc>
+        <w:tc>
+          <w:tcPr>
+            <w:tcW w:type="dxa" w:w="4176"/>
+            <w:vAlign w:val="center"/>
+            <w:shd w:fill="F0F4F8"/>
+            <w:tcMar>
+              <w:top w:w="85" w:type="dxa"/>
+              <w:bottom w:w="85" w:type="dxa"/>
+              <w:left w:w="110" w:type="dxa"/>
+              <w:right w:w="110" w:type="dxa"/>
+            </w:tcMar>
+            <w:tcBorders>
+              <w:top w:val="single" w:sz="4" w:color="D9D9D9"/>
+              <w:bottom w:val="single" w:sz="4" w:color="D9D9D9"/>
+              <w:left w:val="single" w:sz="4" w:color="D9D9D9"/>
+              <w:right w:val="single" w:sz="4" w:color="D9D9D9"/>
+            </w:tcBorders>
+          </w:tcPr>
+          <w:p>
+            <w:pPr>
+              <w:spacing w:after="0" w:line="245" w:lineRule="auto"/>
+            </w:pPr>
+            <w:r>
+              <w:rPr>
+                <w:b w:val="0"/>
+                <w:color w:val="000000"/>
+                <w:sz w:val="20"/>
+              </w:rPr>
+              <w:t>1 CPU; 2Gi</w:t>
+            </w:r>
+          </w:p>
+        </w:tc>
+      </w:tr>
+      <w:tr>
+        <w:trPr>
+          <w:cantSplit/>
+        </w:trPr>
+        <w:tc>
+          <w:tcPr>
+            <w:tcW w:type="dxa" w:w="1872"/>
+            <w:vAlign w:val="center"/>
+            <w:shd w:fill="FFFFFF"/>
+            <w:tcMar>
+              <w:top w:w="85" w:type="dxa"/>
+              <w:bottom w:w="85" w:type="dxa"/>
+              <w:left w:w="110" w:type="dxa"/>
+              <w:right w:w="110" w:type="dxa"/>
+            </w:tcMar>
+            <w:tcBorders>
+              <w:top w:val="single" w:sz="4" w:color="D9D9D9"/>
+              <w:bottom w:val="single" w:sz="4" w:color="D9D9D9"/>
+              <w:left w:val="single" w:sz="4" w:color="D9D9D9"/>
+              <w:right w:val="single" w:sz="4" w:color="D9D9D9"/>
+            </w:tcBorders>
+          </w:tcPr>
+          <w:p>
+            <w:pPr>
+              <w:spacing w:after="0" w:line="245" w:lineRule="auto"/>
+            </w:pPr>
+            <w:r>
+              <w:rPr>
+                <w:b w:val="0"/>
+                <w:color w:val="000000"/>
+                <w:sz w:val="20"/>
+              </w:rPr>
+              <w:t>worker</w:t>
+            </w:r>
+          </w:p>
+        </w:tc>
+        <w:tc>
+          <w:tcPr>
+            <w:tcW w:type="dxa" w:w="4176"/>
+            <w:vAlign w:val="center"/>
+            <w:shd w:fill="FFFFFF"/>
+            <w:tcMar>
+              <w:top w:w="85" w:type="dxa"/>
+              <w:bottom w:w="85" w:type="dxa"/>
+              <w:left w:w="110" w:type="dxa"/>
+              <w:right w:w="110" w:type="dxa"/>
+            </w:tcMar>
+            <w:tcBorders>
+              <w:top w:val="single" w:sz="4" w:color="D9D9D9"/>
+              <w:bottom w:val="single" w:sz="4" w:color="D9D9D9"/>
+              <w:left w:val="single" w:sz="4" w:color="D9D9D9"/>
+              <w:right w:val="single" w:sz="4" w:color="D9D9D9"/>
+            </w:tcBorders>
+          </w:tcPr>
+          <w:p>
+            <w:pPr>
+              <w:spacing w:after="0" w:line="245" w:lineRule="auto"/>
+              <w:jc w:val="center"/>
+            </w:pPr>
+            <w:r>
+              <w:rPr>
+                <w:b w:val="0"/>
+                <w:color w:val="000000"/>
+                <w:sz w:val="20"/>
+              </w:rPr>
+              <w:t>500m CPU; 2Gi</w:t>
+            </w:r>
+          </w:p>
+        </w:tc>
+        <w:tc>
+          <w:tcPr>
+            <w:tcW w:type="dxa" w:w="4176"/>
+            <w:vAlign w:val="center"/>
+            <w:shd w:fill="FFFFFF"/>
+            <w:tcMar>
+              <w:top w:w="85" w:type="dxa"/>
+              <w:bottom w:w="85" w:type="dxa"/>
+              <w:left w:w="110" w:type="dxa"/>
+              <w:right w:w="110" w:type="dxa"/>
+            </w:tcMar>
+            <w:tcBorders>
+              <w:top w:val="single" w:sz="4" w:color="D9D9D9"/>
+              <w:bottom w:val="single" w:sz="4" w:color="D9D9D9"/>
+              <w:left w:val="single" w:sz="4" w:color="D9D9D9"/>
+              <w:right w:val="single" w:sz="4" w:color="D9D9D9"/>
+            </w:tcBorders>
+          </w:tcPr>
+          <w:p>
+            <w:pPr>
+              <w:spacing w:after="0" w:line="245" w:lineRule="auto"/>
+            </w:pPr>
+            <w:r>
+              <w:rPr>
+                <w:b w:val="0"/>
+                <w:color w:val="000000"/>
+                <w:sz w:val="20"/>
+              </w:rPr>
+              <w:t>1500m CPU; 4Gi</w:t>
+            </w:r>
+          </w:p>
+        </w:tc>
+      </w:tr>
+      <w:tr>
+        <w:trPr>
+          <w:cantSplit/>
+        </w:trPr>
+        <w:tc>
+          <w:tcPr>
+            <w:tcW w:type="dxa" w:w="1872"/>
+            <w:vAlign w:val="center"/>
+            <w:shd w:fill="F0F4F8"/>
+            <w:tcMar>
+              <w:top w:w="85" w:type="dxa"/>
+              <w:bottom w:w="85" w:type="dxa"/>
+              <w:left w:w="110" w:type="dxa"/>
+              <w:right w:w="110" w:type="dxa"/>
+            </w:tcMar>
+            <w:tcBorders>
+              <w:top w:val="single" w:sz="4" w:color="D9D9D9"/>
+              <w:bottom w:val="single" w:sz="4" w:color="D9D9D9"/>
+              <w:left w:val="single" w:sz="4" w:color="D9D9D9"/>
+              <w:right w:val="single" w:sz="4" w:color="D9D9D9"/>
+            </w:tcBorders>
+          </w:tcPr>
+          <w:p>
+            <w:pPr>
+              <w:spacing w:after="0" w:line="245" w:lineRule="auto"/>
+            </w:pPr>
+            <w:r>
+              <w:rPr>
+                <w:b w:val="0"/>
+                <w:color w:val="000000"/>
+                <w:sz w:val="20"/>
+              </w:rPr>
+              <w:t>model-relay</w:t>
+            </w:r>
+          </w:p>
+        </w:tc>
+        <w:tc>
+          <w:tcPr>
+            <w:tcW w:type="dxa" w:w="4176"/>
+            <w:vAlign w:val="center"/>
+            <w:shd w:fill="F0F4F8"/>
+            <w:tcMar>
+              <w:top w:w="85" w:type="dxa"/>
+              <w:bottom w:w="85" w:type="dxa"/>
+              <w:left w:w="110" w:type="dxa"/>
+              <w:right w:w="110" w:type="dxa"/>
+            </w:tcMar>
+            <w:tcBorders>
+              <w:top w:val="single" w:sz="4" w:color="D9D9D9"/>
+              <w:bottom w:val="single" w:sz="4" w:color="D9D9D9"/>
+              <w:left w:val="single" w:sz="4" w:color="D9D9D9"/>
+              <w:right w:val="single" w:sz="4" w:color="D9D9D9"/>
+            </w:tcBorders>
+          </w:tcPr>
+          <w:p>
+            <w:pPr>
+              <w:spacing w:after="0" w:line="245" w:lineRule="auto"/>
+              <w:jc w:val="center"/>
+            </w:pPr>
+            <w:r>
+              <w:rPr>
+                <w:b w:val="0"/>
+                <w:color w:val="000000"/>
+                <w:sz w:val="20"/>
+              </w:rPr>
+              <w:t>25m CPU; 32Mi</w:t>
+            </w:r>
+          </w:p>
+        </w:tc>
+        <w:tc>
+          <w:tcPr>
+            <w:tcW w:type="dxa" w:w="4176"/>
+            <w:vAlign w:val="center"/>
+            <w:shd w:fill="F0F4F8"/>
+            <w:tcMar>
+              <w:top w:w="85" w:type="dxa"/>
+              <w:bottom w:w="85" w:type="dxa"/>
+              <w:left w:w="110" w:type="dxa"/>
+              <w:right w:w="110" w:type="dxa"/>
+            </w:tcMar>
+            <w:tcBorders>
+              <w:top w:val="single" w:sz="4" w:color="D9D9D9"/>
+              <w:bottom w:val="single" w:sz="4" w:color="D9D9D9"/>
+              <w:left w:val="single" w:sz="4" w:color="D9D9D9"/>
+              <w:right w:val="single" w:sz="4" w:color="D9D9D9"/>
+            </w:tcBorders>
+          </w:tcPr>
+          <w:p>
+            <w:pPr>
+              <w:spacing w:after="0" w:line="245" w:lineRule="auto"/>
+            </w:pPr>
+            <w:r>
+              <w:rPr>
+                <w:b w:val="0"/>
+                <w:color w:val="000000"/>
+                <w:sz w:val="20"/>
+              </w:rPr>
+              <w:t>100m CPU; 128Mi</w:t>
+            </w:r>
+          </w:p>
+        </w:tc>
+      </w:tr>
+      <w:tr>
+        <w:trPr>
+          <w:cantSplit/>
+        </w:trPr>
+        <w:tc>
+          <w:tcPr>
+            <w:tcW w:type="dxa" w:w="1872"/>
+            <w:vAlign w:val="center"/>
+            <w:shd w:fill="FFFFFF"/>
+            <w:tcMar>
+              <w:top w:w="85" w:type="dxa"/>
+              <w:bottom w:w="85" w:type="dxa"/>
+              <w:left w:w="110" w:type="dxa"/>
+              <w:right w:w="110" w:type="dxa"/>
+            </w:tcMar>
+            <w:tcBorders>
+              <w:top w:val="single" w:sz="4" w:color="D9D9D9"/>
+              <w:bottom w:val="single" w:sz="4" w:color="D9D9D9"/>
+              <w:left w:val="single" w:sz="4" w:color="D9D9D9"/>
+              <w:right w:val="single" w:sz="4" w:color="D9D9D9"/>
+            </w:tcBorders>
+          </w:tcPr>
+          <w:p>
+            <w:pPr>
+              <w:spacing w:after="0" w:line="245" w:lineRule="auto"/>
+            </w:pPr>
+            <w:r>
+              <w:rPr>
+                <w:b w:val="0"/>
+                <w:color w:val="000000"/>
+                <w:sz w:val="20"/>
+              </w:rPr>
+              <w:t>web</w:t>
+            </w:r>
+          </w:p>
+        </w:tc>
+        <w:tc>
+          <w:tcPr>
+            <w:tcW w:type="dxa" w:w="4176"/>
+            <w:vAlign w:val="center"/>
+            <w:shd w:fill="FFFFFF"/>
+            <w:tcMar>
+              <w:top w:w="85" w:type="dxa"/>
+              <w:bottom w:w="85" w:type="dxa"/>
+              <w:left w:w="110" w:type="dxa"/>
+              <w:right w:w="110" w:type="dxa"/>
+            </w:tcMar>
+            <w:tcBorders>
+              <w:top w:val="single" w:sz="4" w:color="D9D9D9"/>
+              <w:bottom w:val="single" w:sz="4" w:color="D9D9D9"/>
+              <w:left w:val="single" w:sz="4" w:color="D9D9D9"/>
+              <w:right w:val="single" w:sz="4" w:color="D9D9D9"/>
+            </w:tcBorders>
+          </w:tcPr>
+          <w:p>
+            <w:pPr>
+              <w:spacing w:after="0" w:line="245" w:lineRule="auto"/>
+              <w:jc w:val="center"/>
+            </w:pPr>
+            <w:r>
+              <w:rPr>
+                <w:b w:val="0"/>
+                <w:color w:val="000000"/>
+                <w:sz w:val="20"/>
+              </w:rPr>
+              <w:t>150m CPU; 512Mi</w:t>
+            </w:r>
+          </w:p>
+        </w:tc>
+        <w:tc>
+          <w:tcPr>
+            <w:tcW w:type="dxa" w:w="4176"/>
+            <w:vAlign w:val="center"/>
+            <w:shd w:fill="FFFFFF"/>
+            <w:tcMar>
+              <w:top w:w="85" w:type="dxa"/>
+              <w:bottom w:w="85" w:type="dxa"/>
+              <w:left w:w="110" w:type="dxa"/>
+              <w:right w:w="110" w:type="dxa"/>
+            </w:tcMar>
+            <w:tcBorders>
+              <w:top w:val="single" w:sz="4" w:color="D9D9D9"/>
+              <w:bottom w:val="single" w:sz="4" w:color="D9D9D9"/>
+              <w:left w:val="single" w:sz="4" w:color="D9D9D9"/>
+              <w:right w:val="single" w:sz="4" w:color="D9D9D9"/>
+            </w:tcBorders>
+          </w:tcPr>
+          <w:p>
+            <w:pPr>
+              <w:spacing w:after="0" w:line="245" w:lineRule="auto"/>
+            </w:pPr>
+            <w:r>
+              <w:rPr>
+                <w:b w:val="0"/>
+                <w:color w:val="000000"/>
+                <w:sz w:val="20"/>
+              </w:rPr>
+              <w:t>1 CPU; 1536Mi</w:t>
+            </w:r>
+          </w:p>
+        </w:tc>
+      </w:tr>
+      <w:tr>
+        <w:trPr>
+          <w:cantSplit/>
+        </w:trPr>
+        <w:tc>
+          <w:tcPr>
+            <w:tcW w:type="dxa" w:w="1872"/>
+            <w:vAlign w:val="center"/>
+            <w:shd w:fill="F0F4F8"/>
+            <w:tcMar>
+              <w:top w:w="85" w:type="dxa"/>
+              <w:bottom w:w="85" w:type="dxa"/>
+              <w:left w:w="110" w:type="dxa"/>
+              <w:right w:w="110" w:type="dxa"/>
+            </w:tcMar>
+            <w:tcBorders>
+              <w:top w:val="single" w:sz="4" w:color="D9D9D9"/>
+              <w:bottom w:val="single" w:sz="4" w:color="D9D9D9"/>
+              <w:left w:val="single" w:sz="4" w:color="D9D9D9"/>
+              <w:right w:val="single" w:sz="4" w:color="D9D9D9"/>
+            </w:tcBorders>
+          </w:tcPr>
+          <w:p>
+            <w:pPr>
+              <w:spacing w:after="0" w:line="245" w:lineRule="auto"/>
+            </w:pPr>
+            <w:r>
+              <w:rPr>
+                <w:b w:val="0"/>
+                <w:color w:val="000000"/>
+                <w:sz w:val="20"/>
+              </w:rPr>
+              <w:t>https</w:t>
+            </w:r>
+          </w:p>
+        </w:tc>
+        <w:tc>
+          <w:tcPr>
+            <w:tcW w:type="dxa" w:w="4176"/>
+            <w:vAlign w:val="center"/>
+            <w:shd w:fill="F0F4F8"/>
+            <w:tcMar>
+              <w:top w:w="85" w:type="dxa"/>
+              <w:bottom w:w="85" w:type="dxa"/>
+              <w:left w:w="110" w:type="dxa"/>
+              <w:right w:w="110" w:type="dxa"/>
+            </w:tcMar>
+            <w:tcBorders>
+              <w:top w:val="single" w:sz="4" w:color="D9D9D9"/>
+              <w:bottom w:val="single" w:sz="4" w:color="D9D9D9"/>
+              <w:left w:val="single" w:sz="4" w:color="D9D9D9"/>
+              <w:right w:val="single" w:sz="4" w:color="D9D9D9"/>
+            </w:tcBorders>
+          </w:tcPr>
+          <w:p>
+            <w:pPr>
+              <w:spacing w:after="0" w:line="245" w:lineRule="auto"/>
+              <w:jc w:val="center"/>
+            </w:pPr>
+            <w:r>
+              <w:rPr>
+                <w:b w:val="0"/>
+                <w:color w:val="000000"/>
+                <w:sz w:val="20"/>
+              </w:rPr>
+              <w:t>50m CPU; 64Mi</w:t>
+            </w:r>
+          </w:p>
+        </w:tc>
+        <w:tc>
+          <w:tcPr>
+            <w:tcW w:type="dxa" w:w="4176"/>
+            <w:vAlign w:val="center"/>
+            <w:shd w:fill="F0F4F8"/>
+            <w:tcMar>
+              <w:top w:w="85" w:type="dxa"/>
+              <w:bottom w:w="85" w:type="dxa"/>
+              <w:left w:w="110" w:type="dxa"/>
+              <w:right w:w="110" w:type="dxa"/>
+            </w:tcMar>
+            <w:tcBorders>
+              <w:top w:val="single" w:sz="4" w:color="D9D9D9"/>
+              <w:bottom w:val="single" w:sz="4" w:color="D9D9D9"/>
+              <w:left w:val="single" w:sz="4" w:color="D9D9D9"/>
+              <w:right w:val="single" w:sz="4" w:color="D9D9D9"/>
+            </w:tcBorders>
+          </w:tcPr>
+          <w:p>
+            <w:pPr>
+              <w:spacing w:after="0" w:line="245" w:lineRule="auto"/>
+            </w:pPr>
+            <w:r>
+              <w:rPr>
+                <w:b w:val="0"/>
+                <w:color w:val="000000"/>
+                <w:sz w:val="20"/>
+              </w:rPr>
+              <w:t>250m CPU; 256Mi</w:t>
+            </w:r>
+          </w:p>
+        </w:tc>
+      </w:tr>
+    </w:tbl>
+    <w:p>
+      <w:pPr>
+        <w:spacing w:after="40"/>
+      </w:pPr>
     </w:p>
     <w:p>
       <w:pPr>
-        <w:spacing w:after="200"/>
+        <w:widowControl/>
       </w:pPr>
       <w:r>
-        <w:rPr>
-          <w:b/>
-        </w:rPr>
-        <w:t xml:space="preserve">5  Validate and show sources. </w:t>
-      </w:r>
-      <w:r>
-        <w:t>Validate the generated answer and citations, resolve source identity and revision, and show recorded evidence. Do not invent field coordinates, stages or successful processing.</w:t>
+        <w:t>One node and one replica per deployment describe the current installation. A future application rollout can interrupt service; no rollout was performed for this documentation update.</w:t>
       </w:r>
     </w:p>
     <w:p>
@@ -1564,7 +2677,7 @@
         <w:pStyle w:val="Heading1"/>
       </w:pPr>
       <w:r>
-        <w:t>Frontend and core backend versions</w:t>
+        <w:t>Current AI models and local connections</w:t>
       </w:r>
     </w:p>
     <w:p>
@@ -1572,7 +2685,841 @@
         <w:widowControl/>
       </w:pPr>
       <w:r>
-        <w:t>These are source-declared versions from package-lock.json, requirements.txt and the Dockerfiles. They are not a report of packages introspected from the running production containers. Use npm ci and the committed Python lockfiles for a release build.</w:t>
+        <w:t>All three active datasets map their Embedding, Chat and Extraction defaults to the Gemini registrations below. Dataset-aware OCR also resolves to the mapped Gemini extraction registration. Global Ollama defaults remain in configuration, but they do not override these saved dataset mappings.</w:t>
+      </w:r>
+    </w:p>
+    <w:p>
+      <w:pPr>
+        <w:spacing w:after="200"/>
+      </w:pPr>
+      <w:r>
+        <w:rPr>
+          <w:b/>
+        </w:rPr>
+        <w:t xml:space="preserve">1  Gemini connection. </w:t>
+      </w:r>
+      <w:r>
+        <w:t>The saved endpoint host is generativelanguage.googleapis.com. Embedding uses gemini-embedding-2; chat and extraction use gemini-3.5-flash-lite.</w:t>
+      </w:r>
+    </w:p>
+    <w:p>
+      <w:pPr>
+        <w:spacing w:after="200"/>
+      </w:pPr>
+      <w:r>
+        <w:rPr>
+          <w:b/>
+        </w:rPr>
+        <w:t xml:space="preserve">2  Saved model limits. </w:t>
+      </w:r>
+      <w:r>
+        <w:t>The embedding registration has an 8192-token context limit. Chat has 32768 context tokens and 512 output tokens; extraction has 32768 context tokens and 8192 output tokens. These are saved application settings, not a vendor capacity claim.</w:t>
+      </w:r>
+    </w:p>
+    <w:p>
+      <w:pPr>
+        <w:spacing w:after="200"/>
+      </w:pPr>
+      <w:r>
+        <w:rPr>
+          <w:b/>
+        </w:rPr>
+        <w:t xml:space="preserve">3  Reranker location. </w:t>
+      </w:r>
+      <w:r>
+        <w:t>The configured reranker is enabled in local CPU mode inside the OCI backend, with files at /data/models/reranker. Embeddings and generated answers still use the mapped Gemini API.</w:t>
+      </w:r>
+    </w:p>
+    <w:p>
+      <w:pPr>
+        <w:spacing w:after="200"/>
+      </w:pPr>
+      <w:r>
+        <w:rPr>
+          <w:b/>
+        </w:rPr>
+        <w:t xml:space="preserve">4  Retained laptop option. </w:t>
+      </w:r>
+      <w:r>
+        <w:t>Qwen3 chat/extraction and Nomic embeddings remain enabled registrations. The local Ollama container and earlier laptop application/database/index containers are stopped. The internal Ollama relay endpoint was unreachable.</w:t>
+      </w:r>
+    </w:p>
+    <w:p>
+      <w:pPr>
+        <w:spacing w:after="200"/>
+      </w:pPr>
+      <w:r>
+        <w:rPr>
+          <w:b/>
+        </w:rPr>
+        <w:t xml:space="preserve">5  OCR behavior. </w:t>
+      </w:r>
+      <w:r>
+        <w:t>For these Gemini-mapped datasets, OCR uses the saved Gemini extraction model. The retained Qwen vision setting belongs to the local alternative path; it is not the current dataset OCR model.</w:t>
+      </w:r>
+    </w:p>
+    <w:tbl>
+      <w:tblPr>
+        <w:tblW w:type="auto" w:w="0"/>
+        <w:jc w:val="center"/>
+        <w:tblLayout w:type="fixed"/>
+        <w:tblLook w:firstColumn="1" w:firstRow="1" w:lastColumn="0" w:lastRow="0" w:noHBand="0" w:noVBand="1" w:val="04A0"/>
+      </w:tblPr>
+      <w:tblGrid>
+        <w:gridCol w:w="2304"/>
+        <w:gridCol w:w="4320"/>
+        <w:gridCol w:w="3600"/>
+      </w:tblGrid>
+      <w:tr>
+        <w:trPr>
+          <w:cantSplit/>
+          <w:tblHeader/>
+        </w:trPr>
+        <w:tc>
+          <w:tcPr>
+            <w:tcW w:type="dxa" w:w="2304"/>
+            <w:vAlign w:val="center"/>
+            <w:shd w:fill="193B60"/>
+            <w:tcMar>
+              <w:top w:w="85" w:type="dxa"/>
+              <w:bottom w:w="85" w:type="dxa"/>
+              <w:left w:w="110" w:type="dxa"/>
+              <w:right w:w="110" w:type="dxa"/>
+            </w:tcMar>
+            <w:tcBorders>
+              <w:top w:val="single" w:sz="4" w:color="D9D9D9"/>
+              <w:bottom w:val="single" w:sz="4" w:color="D9D9D9"/>
+              <w:left w:val="single" w:sz="4" w:color="D9D9D9"/>
+              <w:right w:val="single" w:sz="4" w:color="D9D9D9"/>
+            </w:tcBorders>
+          </w:tcPr>
+          <w:p>
+            <w:pPr>
+              <w:spacing w:after="0" w:line="245" w:lineRule="auto"/>
+            </w:pPr>
+            <w:r>
+              <w:rPr>
+                <w:b/>
+                <w:color w:val="FFFFFF"/>
+                <w:sz w:val="20"/>
+              </w:rPr>
+              <w:t>Role</w:t>
+            </w:r>
+          </w:p>
+        </w:tc>
+        <w:tc>
+          <w:tcPr>
+            <w:tcW w:type="dxa" w:w="4320"/>
+            <w:vAlign w:val="center"/>
+            <w:shd w:fill="193B60"/>
+            <w:tcMar>
+              <w:top w:w="85" w:type="dxa"/>
+              <w:bottom w:w="85" w:type="dxa"/>
+              <w:left w:w="110" w:type="dxa"/>
+              <w:right w:w="110" w:type="dxa"/>
+            </w:tcMar>
+            <w:tcBorders>
+              <w:top w:val="single" w:sz="4" w:color="D9D9D9"/>
+              <w:bottom w:val="single" w:sz="4" w:color="D9D9D9"/>
+              <w:left w:val="single" w:sz="4" w:color="D9D9D9"/>
+              <w:right w:val="single" w:sz="4" w:color="D9D9D9"/>
+            </w:tcBorders>
+          </w:tcPr>
+          <w:p>
+            <w:pPr>
+              <w:spacing w:after="0" w:line="245" w:lineRule="auto"/>
+              <w:jc w:val="center"/>
+            </w:pPr>
+            <w:r>
+              <w:rPr>
+                <w:b/>
+                <w:color w:val="FFFFFF"/>
+                <w:sz w:val="20"/>
+              </w:rPr>
+              <w:t>Mapped model</w:t>
+            </w:r>
+          </w:p>
+        </w:tc>
+        <w:tc>
+          <w:tcPr>
+            <w:tcW w:type="dxa" w:w="3600"/>
+            <w:vAlign w:val="center"/>
+            <w:shd w:fill="193B60"/>
+            <w:tcMar>
+              <w:top w:w="85" w:type="dxa"/>
+              <w:bottom w:w="85" w:type="dxa"/>
+              <w:left w:w="110" w:type="dxa"/>
+              <w:right w:w="110" w:type="dxa"/>
+            </w:tcMar>
+            <w:tcBorders>
+              <w:top w:val="single" w:sz="4" w:color="D9D9D9"/>
+              <w:bottom w:val="single" w:sz="4" w:color="D9D9D9"/>
+              <w:left w:val="single" w:sz="4" w:color="D9D9D9"/>
+              <w:right w:val="single" w:sz="4" w:color="D9D9D9"/>
+            </w:tcBorders>
+          </w:tcPr>
+          <w:p>
+            <w:pPr>
+              <w:spacing w:after="0" w:line="245" w:lineRule="auto"/>
+            </w:pPr>
+            <w:r>
+              <w:rPr>
+                <w:b/>
+                <w:color w:val="FFFFFF"/>
+                <w:sz w:val="20"/>
+              </w:rPr>
+              <w:t>Where it executes</w:t>
+            </w:r>
+          </w:p>
+        </w:tc>
+      </w:tr>
+      <w:tr>
+        <w:trPr>
+          <w:cantSplit/>
+        </w:trPr>
+        <w:tc>
+          <w:tcPr>
+            <w:tcW w:type="dxa" w:w="2304"/>
+            <w:vAlign w:val="center"/>
+            <w:shd w:fill="F0F4F8"/>
+            <w:tcMar>
+              <w:top w:w="85" w:type="dxa"/>
+              <w:bottom w:w="85" w:type="dxa"/>
+              <w:left w:w="110" w:type="dxa"/>
+              <w:right w:w="110" w:type="dxa"/>
+            </w:tcMar>
+            <w:tcBorders>
+              <w:top w:val="single" w:sz="4" w:color="D9D9D9"/>
+              <w:bottom w:val="single" w:sz="4" w:color="D9D9D9"/>
+              <w:left w:val="single" w:sz="4" w:color="D9D9D9"/>
+              <w:right w:val="single" w:sz="4" w:color="D9D9D9"/>
+            </w:tcBorders>
+          </w:tcPr>
+          <w:p>
+            <w:pPr>
+              <w:spacing w:after="0" w:line="245" w:lineRule="auto"/>
+            </w:pPr>
+            <w:r>
+              <w:rPr>
+                <w:b w:val="0"/>
+                <w:color w:val="000000"/>
+                <w:sz w:val="20"/>
+              </w:rPr>
+              <w:t>Embedding</w:t>
+            </w:r>
+          </w:p>
+        </w:tc>
+        <w:tc>
+          <w:tcPr>
+            <w:tcW w:type="dxa" w:w="4320"/>
+            <w:vAlign w:val="center"/>
+            <w:shd w:fill="F0F4F8"/>
+            <w:tcMar>
+              <w:top w:w="85" w:type="dxa"/>
+              <w:bottom w:w="85" w:type="dxa"/>
+              <w:left w:w="110" w:type="dxa"/>
+              <w:right w:w="110" w:type="dxa"/>
+            </w:tcMar>
+            <w:tcBorders>
+              <w:top w:val="single" w:sz="4" w:color="D9D9D9"/>
+              <w:bottom w:val="single" w:sz="4" w:color="D9D9D9"/>
+              <w:left w:val="single" w:sz="4" w:color="D9D9D9"/>
+              <w:right w:val="single" w:sz="4" w:color="D9D9D9"/>
+            </w:tcBorders>
+          </w:tcPr>
+          <w:p>
+            <w:pPr>
+              <w:spacing w:after="0" w:line="245" w:lineRule="auto"/>
+              <w:jc w:val="center"/>
+            </w:pPr>
+            <w:r>
+              <w:rPr>
+                <w:b w:val="0"/>
+                <w:color w:val="000000"/>
+                <w:sz w:val="20"/>
+              </w:rPr>
+              <w:t>gemini-embedding-2</w:t>
+            </w:r>
+          </w:p>
+        </w:tc>
+        <w:tc>
+          <w:tcPr>
+            <w:tcW w:type="dxa" w:w="3600"/>
+            <w:vAlign w:val="center"/>
+            <w:shd w:fill="F0F4F8"/>
+            <w:tcMar>
+              <w:top w:w="85" w:type="dxa"/>
+              <w:bottom w:w="85" w:type="dxa"/>
+              <w:left w:w="110" w:type="dxa"/>
+              <w:right w:w="110" w:type="dxa"/>
+            </w:tcMar>
+            <w:tcBorders>
+              <w:top w:val="single" w:sz="4" w:color="D9D9D9"/>
+              <w:bottom w:val="single" w:sz="4" w:color="D9D9D9"/>
+              <w:left w:val="single" w:sz="4" w:color="D9D9D9"/>
+              <w:right w:val="single" w:sz="4" w:color="D9D9D9"/>
+            </w:tcBorders>
+          </w:tcPr>
+          <w:p>
+            <w:pPr>
+              <w:spacing w:after="0" w:line="245" w:lineRule="auto"/>
+            </w:pPr>
+            <w:r>
+              <w:rPr>
+                <w:b w:val="0"/>
+                <w:color w:val="000000"/>
+                <w:sz w:val="20"/>
+              </w:rPr>
+              <w:t>Google Gemini API</w:t>
+            </w:r>
+          </w:p>
+        </w:tc>
+      </w:tr>
+      <w:tr>
+        <w:trPr>
+          <w:cantSplit/>
+        </w:trPr>
+        <w:tc>
+          <w:tcPr>
+            <w:tcW w:type="dxa" w:w="2304"/>
+            <w:vAlign w:val="center"/>
+            <w:shd w:fill="FFFFFF"/>
+            <w:tcMar>
+              <w:top w:w="85" w:type="dxa"/>
+              <w:bottom w:w="85" w:type="dxa"/>
+              <w:left w:w="110" w:type="dxa"/>
+              <w:right w:w="110" w:type="dxa"/>
+            </w:tcMar>
+            <w:tcBorders>
+              <w:top w:val="single" w:sz="4" w:color="D9D9D9"/>
+              <w:bottom w:val="single" w:sz="4" w:color="D9D9D9"/>
+              <w:left w:val="single" w:sz="4" w:color="D9D9D9"/>
+              <w:right w:val="single" w:sz="4" w:color="D9D9D9"/>
+            </w:tcBorders>
+          </w:tcPr>
+          <w:p>
+            <w:pPr>
+              <w:spacing w:after="0" w:line="245" w:lineRule="auto"/>
+            </w:pPr>
+            <w:r>
+              <w:rPr>
+                <w:b w:val="0"/>
+                <w:color w:val="000000"/>
+                <w:sz w:val="20"/>
+              </w:rPr>
+              <w:t>Chat</w:t>
+            </w:r>
+          </w:p>
+        </w:tc>
+        <w:tc>
+          <w:tcPr>
+            <w:tcW w:type="dxa" w:w="4320"/>
+            <w:vAlign w:val="center"/>
+            <w:shd w:fill="FFFFFF"/>
+            <w:tcMar>
+              <w:top w:w="85" w:type="dxa"/>
+              <w:bottom w:w="85" w:type="dxa"/>
+              <w:left w:w="110" w:type="dxa"/>
+              <w:right w:w="110" w:type="dxa"/>
+            </w:tcMar>
+            <w:tcBorders>
+              <w:top w:val="single" w:sz="4" w:color="D9D9D9"/>
+              <w:bottom w:val="single" w:sz="4" w:color="D9D9D9"/>
+              <w:left w:val="single" w:sz="4" w:color="D9D9D9"/>
+              <w:right w:val="single" w:sz="4" w:color="D9D9D9"/>
+            </w:tcBorders>
+          </w:tcPr>
+          <w:p>
+            <w:pPr>
+              <w:spacing w:after="0" w:line="245" w:lineRule="auto"/>
+              <w:jc w:val="center"/>
+            </w:pPr>
+            <w:r>
+              <w:rPr>
+                <w:b w:val="0"/>
+                <w:color w:val="000000"/>
+                <w:sz w:val="20"/>
+              </w:rPr>
+              <w:t>gemini-3.5-flash-lite</w:t>
+            </w:r>
+          </w:p>
+        </w:tc>
+        <w:tc>
+          <w:tcPr>
+            <w:tcW w:type="dxa" w:w="3600"/>
+            <w:vAlign w:val="center"/>
+            <w:shd w:fill="FFFFFF"/>
+            <w:tcMar>
+              <w:top w:w="85" w:type="dxa"/>
+              <w:bottom w:w="85" w:type="dxa"/>
+              <w:left w:w="110" w:type="dxa"/>
+              <w:right w:w="110" w:type="dxa"/>
+            </w:tcMar>
+            <w:tcBorders>
+              <w:top w:val="single" w:sz="4" w:color="D9D9D9"/>
+              <w:bottom w:val="single" w:sz="4" w:color="D9D9D9"/>
+              <w:left w:val="single" w:sz="4" w:color="D9D9D9"/>
+              <w:right w:val="single" w:sz="4" w:color="D9D9D9"/>
+            </w:tcBorders>
+          </w:tcPr>
+          <w:p>
+            <w:pPr>
+              <w:spacing w:after="0" w:line="245" w:lineRule="auto"/>
+            </w:pPr>
+            <w:r>
+              <w:rPr>
+                <w:b w:val="0"/>
+                <w:color w:val="000000"/>
+                <w:sz w:val="20"/>
+              </w:rPr>
+              <w:t>Google Gemini API</w:t>
+            </w:r>
+          </w:p>
+        </w:tc>
+      </w:tr>
+      <w:tr>
+        <w:trPr>
+          <w:cantSplit/>
+        </w:trPr>
+        <w:tc>
+          <w:tcPr>
+            <w:tcW w:type="dxa" w:w="2304"/>
+            <w:vAlign w:val="center"/>
+            <w:shd w:fill="F0F4F8"/>
+            <w:tcMar>
+              <w:top w:w="85" w:type="dxa"/>
+              <w:bottom w:w="85" w:type="dxa"/>
+              <w:left w:w="110" w:type="dxa"/>
+              <w:right w:w="110" w:type="dxa"/>
+            </w:tcMar>
+            <w:tcBorders>
+              <w:top w:val="single" w:sz="4" w:color="D9D9D9"/>
+              <w:bottom w:val="single" w:sz="4" w:color="D9D9D9"/>
+              <w:left w:val="single" w:sz="4" w:color="D9D9D9"/>
+              <w:right w:val="single" w:sz="4" w:color="D9D9D9"/>
+            </w:tcBorders>
+          </w:tcPr>
+          <w:p>
+            <w:pPr>
+              <w:spacing w:after="0" w:line="245" w:lineRule="auto"/>
+            </w:pPr>
+            <w:r>
+              <w:rPr>
+                <w:b w:val="0"/>
+                <w:color w:val="000000"/>
+                <w:sz w:val="20"/>
+              </w:rPr>
+              <w:t>Extraction</w:t>
+            </w:r>
+          </w:p>
+        </w:tc>
+        <w:tc>
+          <w:tcPr>
+            <w:tcW w:type="dxa" w:w="4320"/>
+            <w:vAlign w:val="center"/>
+            <w:shd w:fill="F0F4F8"/>
+            <w:tcMar>
+              <w:top w:w="85" w:type="dxa"/>
+              <w:bottom w:w="85" w:type="dxa"/>
+              <w:left w:w="110" w:type="dxa"/>
+              <w:right w:w="110" w:type="dxa"/>
+            </w:tcMar>
+            <w:tcBorders>
+              <w:top w:val="single" w:sz="4" w:color="D9D9D9"/>
+              <w:bottom w:val="single" w:sz="4" w:color="D9D9D9"/>
+              <w:left w:val="single" w:sz="4" w:color="D9D9D9"/>
+              <w:right w:val="single" w:sz="4" w:color="D9D9D9"/>
+            </w:tcBorders>
+          </w:tcPr>
+          <w:p>
+            <w:pPr>
+              <w:spacing w:after="0" w:line="245" w:lineRule="auto"/>
+              <w:jc w:val="center"/>
+            </w:pPr>
+            <w:r>
+              <w:rPr>
+                <w:b w:val="0"/>
+                <w:color w:val="000000"/>
+                <w:sz w:val="20"/>
+              </w:rPr>
+              <w:t>gemini-3.5-flash-lite</w:t>
+            </w:r>
+          </w:p>
+        </w:tc>
+        <w:tc>
+          <w:tcPr>
+            <w:tcW w:type="dxa" w:w="3600"/>
+            <w:vAlign w:val="center"/>
+            <w:shd w:fill="F0F4F8"/>
+            <w:tcMar>
+              <w:top w:w="85" w:type="dxa"/>
+              <w:bottom w:w="85" w:type="dxa"/>
+              <w:left w:w="110" w:type="dxa"/>
+              <w:right w:w="110" w:type="dxa"/>
+            </w:tcMar>
+            <w:tcBorders>
+              <w:top w:val="single" w:sz="4" w:color="D9D9D9"/>
+              <w:bottom w:val="single" w:sz="4" w:color="D9D9D9"/>
+              <w:left w:val="single" w:sz="4" w:color="D9D9D9"/>
+              <w:right w:val="single" w:sz="4" w:color="D9D9D9"/>
+            </w:tcBorders>
+          </w:tcPr>
+          <w:p>
+            <w:pPr>
+              <w:spacing w:after="0" w:line="245" w:lineRule="auto"/>
+            </w:pPr>
+            <w:r>
+              <w:rPr>
+                <w:b w:val="0"/>
+                <w:color w:val="000000"/>
+                <w:sz w:val="20"/>
+              </w:rPr>
+              <w:t>Google Gemini API</w:t>
+            </w:r>
+          </w:p>
+        </w:tc>
+      </w:tr>
+      <w:tr>
+        <w:trPr>
+          <w:cantSplit/>
+        </w:trPr>
+        <w:tc>
+          <w:tcPr>
+            <w:tcW w:type="dxa" w:w="2304"/>
+            <w:vAlign w:val="center"/>
+            <w:shd w:fill="FFFFFF"/>
+            <w:tcMar>
+              <w:top w:w="85" w:type="dxa"/>
+              <w:bottom w:w="85" w:type="dxa"/>
+              <w:left w:w="110" w:type="dxa"/>
+              <w:right w:w="110" w:type="dxa"/>
+            </w:tcMar>
+            <w:tcBorders>
+              <w:top w:val="single" w:sz="4" w:color="D9D9D9"/>
+              <w:bottom w:val="single" w:sz="4" w:color="D9D9D9"/>
+              <w:left w:val="single" w:sz="4" w:color="D9D9D9"/>
+              <w:right w:val="single" w:sz="4" w:color="D9D9D9"/>
+            </w:tcBorders>
+          </w:tcPr>
+          <w:p>
+            <w:pPr>
+              <w:spacing w:after="0" w:line="245" w:lineRule="auto"/>
+            </w:pPr>
+            <w:r>
+              <w:rPr>
+                <w:b w:val="0"/>
+                <w:color w:val="000000"/>
+                <w:sz w:val="20"/>
+              </w:rPr>
+              <w:t>OCR for mapped datasets</w:t>
+            </w:r>
+          </w:p>
+        </w:tc>
+        <w:tc>
+          <w:tcPr>
+            <w:tcW w:type="dxa" w:w="4320"/>
+            <w:vAlign w:val="center"/>
+            <w:shd w:fill="FFFFFF"/>
+            <w:tcMar>
+              <w:top w:w="85" w:type="dxa"/>
+              <w:bottom w:w="85" w:type="dxa"/>
+              <w:left w:w="110" w:type="dxa"/>
+              <w:right w:w="110" w:type="dxa"/>
+            </w:tcMar>
+            <w:tcBorders>
+              <w:top w:val="single" w:sz="4" w:color="D9D9D9"/>
+              <w:bottom w:val="single" w:sz="4" w:color="D9D9D9"/>
+              <w:left w:val="single" w:sz="4" w:color="D9D9D9"/>
+              <w:right w:val="single" w:sz="4" w:color="D9D9D9"/>
+            </w:tcBorders>
+          </w:tcPr>
+          <w:p>
+            <w:pPr>
+              <w:spacing w:after="0" w:line="245" w:lineRule="auto"/>
+              <w:jc w:val="center"/>
+            </w:pPr>
+            <w:r>
+              <w:rPr>
+                <w:b w:val="0"/>
+                <w:color w:val="000000"/>
+                <w:sz w:val="20"/>
+              </w:rPr>
+              <w:t>gemini-3.5-flash-lite</w:t>
+            </w:r>
+          </w:p>
+        </w:tc>
+        <w:tc>
+          <w:tcPr>
+            <w:tcW w:type="dxa" w:w="3600"/>
+            <w:vAlign w:val="center"/>
+            <w:shd w:fill="FFFFFF"/>
+            <w:tcMar>
+              <w:top w:w="85" w:type="dxa"/>
+              <w:bottom w:w="85" w:type="dxa"/>
+              <w:left w:w="110" w:type="dxa"/>
+              <w:right w:w="110" w:type="dxa"/>
+            </w:tcMar>
+            <w:tcBorders>
+              <w:top w:val="single" w:sz="4" w:color="D9D9D9"/>
+              <w:bottom w:val="single" w:sz="4" w:color="D9D9D9"/>
+              <w:left w:val="single" w:sz="4" w:color="D9D9D9"/>
+              <w:right w:val="single" w:sz="4" w:color="D9D9D9"/>
+            </w:tcBorders>
+          </w:tcPr>
+          <w:p>
+            <w:pPr>
+              <w:spacing w:after="0" w:line="245" w:lineRule="auto"/>
+            </w:pPr>
+            <w:r>
+              <w:rPr>
+                <w:b w:val="0"/>
+                <w:color w:val="000000"/>
+                <w:sz w:val="20"/>
+              </w:rPr>
+              <w:t>Google Gemini API</w:t>
+            </w:r>
+          </w:p>
+        </w:tc>
+      </w:tr>
+      <w:tr>
+        <w:trPr>
+          <w:cantSplit/>
+        </w:trPr>
+        <w:tc>
+          <w:tcPr>
+            <w:tcW w:type="dxa" w:w="2304"/>
+            <w:vAlign w:val="center"/>
+            <w:shd w:fill="F0F4F8"/>
+            <w:tcMar>
+              <w:top w:w="85" w:type="dxa"/>
+              <w:bottom w:w="85" w:type="dxa"/>
+              <w:left w:w="110" w:type="dxa"/>
+              <w:right w:w="110" w:type="dxa"/>
+            </w:tcMar>
+            <w:tcBorders>
+              <w:top w:val="single" w:sz="4" w:color="D9D9D9"/>
+              <w:bottom w:val="single" w:sz="4" w:color="D9D9D9"/>
+              <w:left w:val="single" w:sz="4" w:color="D9D9D9"/>
+              <w:right w:val="single" w:sz="4" w:color="D9D9D9"/>
+            </w:tcBorders>
+          </w:tcPr>
+          <w:p>
+            <w:pPr>
+              <w:spacing w:after="0" w:line="245" w:lineRule="auto"/>
+            </w:pPr>
+            <w:r>
+              <w:rPr>
+                <w:b w:val="0"/>
+                <w:color w:val="000000"/>
+                <w:sz w:val="20"/>
+              </w:rPr>
+              <w:t>Candidate reranking</w:t>
+            </w:r>
+          </w:p>
+        </w:tc>
+        <w:tc>
+          <w:tcPr>
+            <w:tcW w:type="dxa" w:w="4320"/>
+            <w:vAlign w:val="center"/>
+            <w:shd w:fill="F0F4F8"/>
+            <w:tcMar>
+              <w:top w:w="85" w:type="dxa"/>
+              <w:bottom w:w="85" w:type="dxa"/>
+              <w:left w:w="110" w:type="dxa"/>
+              <w:right w:w="110" w:type="dxa"/>
+            </w:tcMar>
+            <w:tcBorders>
+              <w:top w:val="single" w:sz="4" w:color="D9D9D9"/>
+              <w:bottom w:val="single" w:sz="4" w:color="D9D9D9"/>
+              <w:left w:val="single" w:sz="4" w:color="D9D9D9"/>
+              <w:right w:val="single" w:sz="4" w:color="D9D9D9"/>
+            </w:tcBorders>
+          </w:tcPr>
+          <w:p>
+            <w:pPr>
+              <w:spacing w:after="0" w:line="245" w:lineRule="auto"/>
+              <w:jc w:val="center"/>
+            </w:pPr>
+            <w:r>
+              <w:rPr>
+                <w:b w:val="0"/>
+                <w:color w:val="000000"/>
+                <w:sz w:val="20"/>
+              </w:rPr>
+              <w:t>Configured CPU reranker</w:t>
+            </w:r>
+          </w:p>
+        </w:tc>
+        <w:tc>
+          <w:tcPr>
+            <w:tcW w:type="dxa" w:w="3600"/>
+            <w:vAlign w:val="center"/>
+            <w:shd w:fill="F0F4F8"/>
+            <w:tcMar>
+              <w:top w:w="85" w:type="dxa"/>
+              <w:bottom w:w="85" w:type="dxa"/>
+              <w:left w:w="110" w:type="dxa"/>
+              <w:right w:w="110" w:type="dxa"/>
+            </w:tcMar>
+            <w:tcBorders>
+              <w:top w:val="single" w:sz="4" w:color="D9D9D9"/>
+              <w:bottom w:val="single" w:sz="4" w:color="D9D9D9"/>
+              <w:left w:val="single" w:sz="4" w:color="D9D9D9"/>
+              <w:right w:val="single" w:sz="4" w:color="D9D9D9"/>
+            </w:tcBorders>
+          </w:tcPr>
+          <w:p>
+            <w:pPr>
+              <w:spacing w:after="0" w:line="245" w:lineRule="auto"/>
+            </w:pPr>
+            <w:r>
+              <w:rPr>
+                <w:b w:val="0"/>
+                <w:color w:val="000000"/>
+                <w:sz w:val="20"/>
+              </w:rPr>
+              <w:t>OCI API / worker; model files on shared state</w:t>
+            </w:r>
+          </w:p>
+        </w:tc>
+      </w:tr>
+    </w:tbl>
+    <w:p>
+      <w:pPr>
+        <w:spacing w:after="40"/>
+      </w:pPr>
+    </w:p>
+    <w:p>
+      <w:pPr>
+        <w:widowControl/>
+      </w:pPr>
+      <w:r>
+        <w:t>This check read registrations and mappings without issuing a new Gemini inference request or restarting local models. Model availability and provider quota were not tested by making a paid processing call.</w:t>
+      </w:r>
+    </w:p>
+    <w:p>
+      <w:r>
+        <w:br w:type="page"/>
+      </w:r>
+    </w:p>
+    <w:p>
+      <w:pPr>
+        <w:pStyle w:val="Heading1"/>
+      </w:pPr>
+      <w:r>
+        <w:t>Developed document and answer workflows</w:t>
+      </w:r>
+    </w:p>
+    <w:p>
+      <w:pPr>
+        <w:spacing w:after="200"/>
+      </w:pPr>
+      <w:r>
+        <w:rPr>
+          <w:b/>
+        </w:rPr>
+        <w:t xml:space="preserve">1  Workspace and access. </w:t>
+      </w:r>
+      <w:r>
+        <w:t>Administrators manage users, passwords, roles and dataset assignments. The API checks the signed-in user and selected dataset/document scope before access.</w:t>
+      </w:r>
+    </w:p>
+    <w:p>
+      <w:pPr>
+        <w:spacing w:after="200"/>
+      </w:pPr>
+      <w:r>
+        <w:rPr>
+          <w:b/>
+        </w:rPr>
+        <w:t xml:space="preserve">2  Dataset and prompt setup. </w:t>
+      </w:r>
+      <w:r>
+        <w:t>A dataset maps its model roles. Prompt templates define the fields and validation rules for extraction. Template versions remain associated with saved results.</w:t>
+      </w:r>
+    </w:p>
+    <w:p>
+      <w:pPr>
+        <w:spacing w:after="200"/>
+      </w:pPr>
+      <w:r>
+        <w:rPr>
+          <w:b/>
+        </w:rPr>
+        <w:t xml:space="preserve">3  Confirmed document upload. </w:t>
+      </w:r>
+      <w:r>
+        <w:t>The user confirms the target dataset, documents and required external-processing consent. Original bytes are saved in OCI Object Storage and durable jobs are recorded in Autonomous AI Database.</w:t>
+      </w:r>
+    </w:p>
+    <w:p>
+      <w:pPr>
+        <w:spacing w:after="200"/>
+      </w:pPr>
+      <w:r>
+        <w:rPr>
+          <w:b/>
+        </w:rPr>
+        <w:t xml:space="preserve">4  Parsing and indexing. </w:t>
+      </w:r>
+      <w:r>
+        <w:t>The OCI worker reads the originals, parses text and uses the mapped Gemini model for OCR when needed. Gemini embeddings are published into Oracle native vector knowledge with document and page references.</w:t>
+      </w:r>
+    </w:p>
+    <w:p>
+      <w:pPr>
+        <w:spacing w:after="200"/>
+      </w:pPr>
+      <w:r>
+        <w:rPr>
+          <w:b/>
+        </w:rPr>
+        <w:t xml:space="preserve">5  Structured extraction. </w:t>
+      </w:r>
+      <w:r>
+        <w:t>The worker retrieves and reranks evidence, calls Gemini with the saved prompt, validates the structured response, then saves versioned JSON and Parquet results and publishes result knowledge.</w:t>
+      </w:r>
+    </w:p>
+    <w:p>
+      <w:pPr>
+        <w:spacing w:after="200"/>
+      </w:pPr>
+      <w:r>
+        <w:rPr>
+          <w:b/>
+        </w:rPr>
+        <w:t xml:space="preserve">6  Review and export. </w:t>
+      </w:r>
+      <w:r>
+        <w:t>Users compare saved fields with original documents, correct values and mark a result Reviewed to save and lock it. Exports use saved data. Re-extract creates another result while preserving earlier versions.</w:t>
+      </w:r>
+    </w:p>
+    <w:p>
+      <w:pPr>
+        <w:spacing w:after="200"/>
+      </w:pPr>
+      <w:r>
+        <w:rPr>
+          <w:b/>
+        </w:rPr>
+        <w:t xml:space="preserve">7  Unified Chat. </w:t>
+      </w:r>
+      <w:r>
+        <w:t>Every question follows access and scope checks, hybrid vector and keyword retrieval, CPU reranking, Gemini answer generation, and answer/citation validation. Aegis help follows the same retrieval path. Exact counts use complete authorized catalog facts.</w:t>
+      </w:r>
+    </w:p>
+    <w:p>
+      <w:pPr>
+        <w:spacing w:after="200"/>
+      </w:pPr>
+      <w:r>
+        <w:rPr>
+          <w:b/>
+        </w:rPr>
+        <w:t xml:space="preserve">8  Recovery. </w:t>
+      </w:r>
+      <w:r>
+        <w:t>Accepted worker jobs persist beyond the browser. Progress comes from saved job state. Retries recover the accepted workflow and knowledge publication rather than silently submitting duplicate processing.</w:t>
       </w:r>
     </w:p>
     <w:p>
@@ -1580,7 +3527,28 @@
         <w:widowControl/>
       </w:pPr>
       <w:r>
-        <w:t>The frontend package version is 1.0.0 and backend package version is 0.1.0. Neither package version alone identifies this release; use the Git freeze tag and the immutable image digest created by a future deployment.</w:t>
+        <w:t>The inspection verified configuration and service readiness. It did not run a new upload, extraction, chat question, account change or recovery action.</w:t>
+      </w:r>
+    </w:p>
+    <w:p>
+      <w:r>
+        <w:br w:type="page"/>
+      </w:r>
+    </w:p>
+    <w:p>
+      <w:pPr>
+        <w:pStyle w:val="Heading1"/>
+      </w:pPr>
+      <w:r>
+        <w:t>Versions observed in running services</w:t>
+      </w:r>
+    </w:p>
+    <w:p>
+      <w:pPr>
+        <w:widowControl/>
+      </w:pPr>
+      <w:r>
+        <w:t>The application versions below were read from the running containers. Kubernetes and Oracle Database versions were read from live OCI and node information. This page intentionally focuses on deployed technologies and omits package and library dependency inventories.</w:t>
       </w:r>
     </w:p>
     <w:tbl>
@@ -1628,7 +3596,7 @@
                 <w:color w:val="FFFFFF"/>
                 <w:sz w:val="20"/>
               </w:rPr>
-              <w:t>Layer</w:t>
+              <w:t>Running technology</w:t>
             </w:r>
           </w:p>
         </w:tc>
@@ -1661,7 +3629,7 @@
                 <w:color w:val="FFFFFF"/>
                 <w:sz w:val="20"/>
               </w:rPr>
-              <w:t>Version or release</w:t>
+              <w:t>Observed version</w:t>
             </w:r>
           </w:p>
         </w:tc>
@@ -1693,7 +3661,7 @@
                 <w:color w:val="FFFFFF"/>
                 <w:sz w:val="20"/>
               </w:rPr>
-              <w:t>Role</w:t>
+              <w:t>Location</w:t>
             </w:r>
           </w:p>
         </w:tc>
@@ -1730,7 +3698,7 @@
                 <w:color w:val="000000"/>
                 <w:sz w:val="20"/>
               </w:rPr>
-              <w:t>Frontend package</w:t>
+              <w:t>Oracle Autonomous AI Database</w:t>
             </w:r>
           </w:p>
         </w:tc>
@@ -1763,7 +3731,7 @@
                 <w:color w:val="000000"/>
                 <w:sz w:val="20"/>
               </w:rPr>
-              <w:t>1.0.0</w:t>
+              <w:t>26ai</w:t>
             </w:r>
           </w:p>
         </w:tc>
@@ -1795,7 +3763,211 @@
                 <w:color w:val="000000"/>
                 <w:sz w:val="20"/>
               </w:rPr>
-              <w:t>Workspace UI</w:t>
+              <w:t>OCI managed database</w:t>
+            </w:r>
+          </w:p>
+        </w:tc>
+      </w:tr>
+      <w:tr>
+        <w:trPr>
+          <w:cantSplit/>
+        </w:trPr>
+        <w:tc>
+          <w:tcPr>
+            <w:tcW w:type="dxa" w:w="2880"/>
+            <w:vAlign w:val="center"/>
+            <w:shd w:fill="FFFFFF"/>
+            <w:tcMar>
+              <w:top w:w="85" w:type="dxa"/>
+              <w:bottom w:w="85" w:type="dxa"/>
+              <w:left w:w="110" w:type="dxa"/>
+              <w:right w:w="110" w:type="dxa"/>
+            </w:tcMar>
+            <w:tcBorders>
+              <w:top w:val="single" w:sz="4" w:color="D9D9D9"/>
+              <w:bottom w:val="single" w:sz="4" w:color="D9D9D9"/>
+              <w:left w:val="single" w:sz="4" w:color="D9D9D9"/>
+              <w:right w:val="single" w:sz="4" w:color="D9D9D9"/>
+            </w:tcBorders>
+          </w:tcPr>
+          <w:p>
+            <w:pPr>
+              <w:spacing w:after="0" w:line="245" w:lineRule="auto"/>
+            </w:pPr>
+            <w:r>
+              <w:rPr>
+                <w:b w:val="0"/>
+                <w:color w:val="000000"/>
+                <w:sz w:val="20"/>
+              </w:rPr>
+              <w:t>OKE Kubernetes</w:t>
+            </w:r>
+          </w:p>
+        </w:tc>
+        <w:tc>
+          <w:tcPr>
+            <w:tcW w:type="dxa" w:w="2880"/>
+            <w:vAlign w:val="center"/>
+            <w:shd w:fill="FFFFFF"/>
+            <w:tcMar>
+              <w:top w:w="85" w:type="dxa"/>
+              <w:bottom w:w="85" w:type="dxa"/>
+              <w:left w:w="110" w:type="dxa"/>
+              <w:right w:w="110" w:type="dxa"/>
+            </w:tcMar>
+            <w:tcBorders>
+              <w:top w:val="single" w:sz="4" w:color="D9D9D9"/>
+              <w:bottom w:val="single" w:sz="4" w:color="D9D9D9"/>
+              <w:left w:val="single" w:sz="4" w:color="D9D9D9"/>
+              <w:right w:val="single" w:sz="4" w:color="D9D9D9"/>
+            </w:tcBorders>
+          </w:tcPr>
+          <w:p>
+            <w:pPr>
+              <w:spacing w:after="0" w:line="245" w:lineRule="auto"/>
+              <w:jc w:val="center"/>
+            </w:pPr>
+            <w:r>
+              <w:rPr>
+                <w:b w:val="0"/>
+                <w:color w:val="000000"/>
+                <w:sz w:val="20"/>
+              </w:rPr>
+              <w:t>v1.36.4</w:t>
+            </w:r>
+          </w:p>
+        </w:tc>
+        <w:tc>
+          <w:tcPr>
+            <w:tcW w:type="dxa" w:w="4464"/>
+            <w:vAlign w:val="center"/>
+            <w:shd w:fill="FFFFFF"/>
+            <w:tcMar>
+              <w:top w:w="85" w:type="dxa"/>
+              <w:bottom w:w="85" w:type="dxa"/>
+              <w:left w:w="110" w:type="dxa"/>
+              <w:right w:w="110" w:type="dxa"/>
+            </w:tcMar>
+            <w:tcBorders>
+              <w:top w:val="single" w:sz="4" w:color="D9D9D9"/>
+              <w:bottom w:val="single" w:sz="4" w:color="D9D9D9"/>
+              <w:left w:val="single" w:sz="4" w:color="D9D9D9"/>
+              <w:right w:val="single" w:sz="4" w:color="D9D9D9"/>
+            </w:tcBorders>
+          </w:tcPr>
+          <w:p>
+            <w:pPr>
+              <w:spacing w:after="0" w:line="245" w:lineRule="auto"/>
+            </w:pPr>
+            <w:r>
+              <w:rPr>
+                <w:b w:val="0"/>
+                <w:color w:val="000000"/>
+                <w:sz w:val="20"/>
+              </w:rPr>
+              <w:t>OCI Mumbai</w:t>
+            </w:r>
+          </w:p>
+        </w:tc>
+      </w:tr>
+      <w:tr>
+        <w:trPr>
+          <w:cantSplit/>
+        </w:trPr>
+        <w:tc>
+          <w:tcPr>
+            <w:tcW w:type="dxa" w:w="2880"/>
+            <w:vAlign w:val="center"/>
+            <w:shd w:fill="F0F4F8"/>
+            <w:tcMar>
+              <w:top w:w="85" w:type="dxa"/>
+              <w:bottom w:w="85" w:type="dxa"/>
+              <w:left w:w="110" w:type="dxa"/>
+              <w:right w:w="110" w:type="dxa"/>
+            </w:tcMar>
+            <w:tcBorders>
+              <w:top w:val="single" w:sz="4" w:color="D9D9D9"/>
+              <w:bottom w:val="single" w:sz="4" w:color="D9D9D9"/>
+              <w:left w:val="single" w:sz="4" w:color="D9D9D9"/>
+              <w:right w:val="single" w:sz="4" w:color="D9D9D9"/>
+            </w:tcBorders>
+          </w:tcPr>
+          <w:p>
+            <w:pPr>
+              <w:spacing w:after="0" w:line="245" w:lineRule="auto"/>
+            </w:pPr>
+            <w:r>
+              <w:rPr>
+                <w:b w:val="0"/>
+                <w:color w:val="000000"/>
+                <w:sz w:val="20"/>
+              </w:rPr>
+              <w:t>Worker operating system</w:t>
+            </w:r>
+          </w:p>
+        </w:tc>
+        <w:tc>
+          <w:tcPr>
+            <w:tcW w:type="dxa" w:w="2880"/>
+            <w:vAlign w:val="center"/>
+            <w:shd w:fill="F0F4F8"/>
+            <w:tcMar>
+              <w:top w:w="85" w:type="dxa"/>
+              <w:bottom w:w="85" w:type="dxa"/>
+              <w:left w:w="110" w:type="dxa"/>
+              <w:right w:w="110" w:type="dxa"/>
+            </w:tcMar>
+            <w:tcBorders>
+              <w:top w:val="single" w:sz="4" w:color="D9D9D9"/>
+              <w:bottom w:val="single" w:sz="4" w:color="D9D9D9"/>
+              <w:left w:val="single" w:sz="4" w:color="D9D9D9"/>
+              <w:right w:val="single" w:sz="4" w:color="D9D9D9"/>
+            </w:tcBorders>
+          </w:tcPr>
+          <w:p>
+            <w:pPr>
+              <w:spacing w:after="0" w:line="245" w:lineRule="auto"/>
+              <w:jc w:val="center"/>
+            </w:pPr>
+            <w:r>
+              <w:rPr>
+                <w:b w:val="0"/>
+                <w:color w:val="000000"/>
+                <w:sz w:val="20"/>
+              </w:rPr>
+              <w:t>Oracle Linux Server 9.8</w:t>
+            </w:r>
+          </w:p>
+        </w:tc>
+        <w:tc>
+          <w:tcPr>
+            <w:tcW w:type="dxa" w:w="4464"/>
+            <w:vAlign w:val="center"/>
+            <w:shd w:fill="F0F4F8"/>
+            <w:tcMar>
+              <w:top w:w="85" w:type="dxa"/>
+              <w:bottom w:w="85" w:type="dxa"/>
+              <w:left w:w="110" w:type="dxa"/>
+              <w:right w:w="110" w:type="dxa"/>
+            </w:tcMar>
+            <w:tcBorders>
+              <w:top w:val="single" w:sz="4" w:color="D9D9D9"/>
+              <w:bottom w:val="single" w:sz="4" w:color="D9D9D9"/>
+              <w:left w:val="single" w:sz="4" w:color="D9D9D9"/>
+              <w:right w:val="single" w:sz="4" w:color="D9D9D9"/>
+            </w:tcBorders>
+          </w:tcPr>
+          <w:p>
+            <w:pPr>
+              <w:spacing w:after="0" w:line="245" w:lineRule="auto"/>
+            </w:pPr>
+            <w:r>
+              <w:rPr>
+                <w:b w:val="0"/>
+                <w:color w:val="000000"/>
+                <w:sz w:val="20"/>
+              </w:rPr>
+              <w:t>OCI ARM64 node</w:t>
             </w:r>
           </w:p>
         </w:tc>
@@ -1865,7 +4037,7 @@
                 <w:color w:val="000000"/>
                 <w:sz w:val="20"/>
               </w:rPr>
-              <w:t>22.x Alpine base</w:t>
+              <w:t>22.23.3</w:t>
             </w:r>
           </w:p>
         </w:tc>
@@ -1897,7 +4069,7 @@
                 <w:color w:val="000000"/>
                 <w:sz w:val="20"/>
               </w:rPr>
-              <w:t>Frontend build and server; patch floats</w:t>
+              <w:t>OCI web container</w:t>
             </w:r>
           </w:p>
         </w:tc>
@@ -1999,7 +4171,7 @@
                 <w:color w:val="000000"/>
                 <w:sz w:val="20"/>
               </w:rPr>
-              <w:t>App Router and API proxy</w:t>
+              <w:t>OCI web container</w:t>
             </w:r>
           </w:p>
         </w:tc>
@@ -2036,7 +4208,7 @@
                 <w:color w:val="000000"/>
                 <w:sz w:val="20"/>
               </w:rPr>
-              <w:t>React and React DOM</w:t>
+              <w:t>React</w:t>
             </w:r>
           </w:p>
         </w:tc>
@@ -2101,7 +4273,7 @@
                 <w:color w:val="000000"/>
                 <w:sz w:val="20"/>
               </w:rPr>
-              <w:t>Interactive screens</w:t>
+              <w:t>OCI web container</w:t>
             </w:r>
           </w:p>
         </w:tc>
@@ -2138,7 +4310,7 @@
                 <w:color w:val="000000"/>
                 <w:sz w:val="20"/>
               </w:rPr>
-              <w:t>TypeScript</w:t>
+              <w:t>Python</w:t>
             </w:r>
           </w:p>
         </w:tc>
@@ -2171,7 +4343,7 @@
                 <w:color w:val="000000"/>
                 <w:sz w:val="20"/>
               </w:rPr>
-              <w:t>5.9.3</w:t>
+              <w:t>3.12.15</w:t>
             </w:r>
           </w:p>
         </w:tc>
@@ -2203,7 +4375,7 @@
                 <w:color w:val="000000"/>
                 <w:sz w:val="20"/>
               </w:rPr>
-              <w:t>Static checking</w:t>
+              <w:t>OCI API and worker image</w:t>
             </w:r>
           </w:p>
         </w:tc>
@@ -2240,7 +4412,7 @@
                 <w:color w:val="000000"/>
                 <w:sz w:val="20"/>
               </w:rPr>
-              <w:t>Lucide React</w:t>
+              <w:t>FastAPI</w:t>
             </w:r>
           </w:p>
         </w:tc>
@@ -2273,7 +4445,7 @@
                 <w:color w:val="000000"/>
                 <w:sz w:val="20"/>
               </w:rPr>
-              <w:t>0.468.0</w:t>
+              <w:t>0.142.2</w:t>
             </w:r>
           </w:p>
         </w:tc>
@@ -2305,823 +4477,7 @@
                 <w:color w:val="000000"/>
                 <w:sz w:val="20"/>
               </w:rPr>
-              <w:t>Icons</w:t>
-            </w:r>
-          </w:p>
-        </w:tc>
-      </w:tr>
-      <w:tr>
-        <w:trPr>
-          <w:cantSplit/>
-        </w:trPr>
-        <w:tc>
-          <w:tcPr>
-            <w:tcW w:type="dxa" w:w="2880"/>
-            <w:vAlign w:val="center"/>
-            <w:shd w:fill="F0F4F8"/>
-            <w:tcMar>
-              <w:top w:w="85" w:type="dxa"/>
-              <w:bottom w:w="85" w:type="dxa"/>
-              <w:left w:w="110" w:type="dxa"/>
-              <w:right w:w="110" w:type="dxa"/>
-            </w:tcMar>
-            <w:tcBorders>
-              <w:top w:val="single" w:sz="4" w:color="D9D9D9"/>
-              <w:bottom w:val="single" w:sz="4" w:color="D9D9D9"/>
-              <w:left w:val="single" w:sz="4" w:color="D9D9D9"/>
-              <w:right w:val="single" w:sz="4" w:color="D9D9D9"/>
-            </w:tcBorders>
-          </w:tcPr>
-          <w:p>
-            <w:pPr>
-              <w:spacing w:after="0" w:line="245" w:lineRule="auto"/>
-            </w:pPr>
-            <w:r>
-              <w:rPr>
-                <w:b w:val="0"/>
-                <w:color w:val="000000"/>
-                <w:sz w:val="20"/>
-              </w:rPr>
-              <w:t>PostCSS</w:t>
-            </w:r>
-          </w:p>
-        </w:tc>
-        <w:tc>
-          <w:tcPr>
-            <w:tcW w:type="dxa" w:w="2880"/>
-            <w:vAlign w:val="center"/>
-            <w:shd w:fill="F0F4F8"/>
-            <w:tcMar>
-              <w:top w:w="85" w:type="dxa"/>
-              <w:bottom w:w="85" w:type="dxa"/>
-              <w:left w:w="110" w:type="dxa"/>
-              <w:right w:w="110" w:type="dxa"/>
-            </w:tcMar>
-            <w:tcBorders>
-              <w:top w:val="single" w:sz="4" w:color="D9D9D9"/>
-              <w:bottom w:val="single" w:sz="4" w:color="D9D9D9"/>
-              <w:left w:val="single" w:sz="4" w:color="D9D9D9"/>
-              <w:right w:val="single" w:sz="4" w:color="D9D9D9"/>
-            </w:tcBorders>
-          </w:tcPr>
-          <w:p>
-            <w:pPr>
-              <w:spacing w:after="0" w:line="245" w:lineRule="auto"/>
-              <w:jc w:val="center"/>
-            </w:pPr>
-            <w:r>
-              <w:rPr>
-                <w:b w:val="0"/>
-                <w:color w:val="000000"/>
-                <w:sz w:val="20"/>
-              </w:rPr>
-              <w:t>8.5.28</w:t>
-            </w:r>
-          </w:p>
-        </w:tc>
-        <w:tc>
-          <w:tcPr>
-            <w:tcW w:type="dxa" w:w="4464"/>
-            <w:vAlign w:val="center"/>
-            <w:shd w:fill="F0F4F8"/>
-            <w:tcMar>
-              <w:top w:w="85" w:type="dxa"/>
-              <w:bottom w:w="85" w:type="dxa"/>
-              <w:left w:w="110" w:type="dxa"/>
-              <w:right w:w="110" w:type="dxa"/>
-            </w:tcMar>
-            <w:tcBorders>
-              <w:top w:val="single" w:sz="4" w:color="D9D9D9"/>
-              <w:bottom w:val="single" w:sz="4" w:color="D9D9D9"/>
-              <w:left w:val="single" w:sz="4" w:color="D9D9D9"/>
-              <w:right w:val="single" w:sz="4" w:color="D9D9D9"/>
-            </w:tcBorders>
-          </w:tcPr>
-          <w:p>
-            <w:pPr>
-              <w:spacing w:after="0" w:line="245" w:lineRule="auto"/>
-            </w:pPr>
-            <w:r>
-              <w:rPr>
-                <w:b w:val="0"/>
-                <w:color w:val="000000"/>
-                <w:sz w:val="20"/>
-              </w:rPr>
-              <w:t>CSS processing</w:t>
-            </w:r>
-          </w:p>
-        </w:tc>
-      </w:tr>
-      <w:tr>
-        <w:trPr>
-          <w:cantSplit/>
-        </w:trPr>
-        <w:tc>
-          <w:tcPr>
-            <w:tcW w:type="dxa" w:w="2880"/>
-            <w:vAlign w:val="center"/>
-            <w:shd w:fill="FFFFFF"/>
-            <w:tcMar>
-              <w:top w:w="85" w:type="dxa"/>
-              <w:bottom w:w="85" w:type="dxa"/>
-              <w:left w:w="110" w:type="dxa"/>
-              <w:right w:w="110" w:type="dxa"/>
-            </w:tcMar>
-            <w:tcBorders>
-              <w:top w:val="single" w:sz="4" w:color="D9D9D9"/>
-              <w:bottom w:val="single" w:sz="4" w:color="D9D9D9"/>
-              <w:left w:val="single" w:sz="4" w:color="D9D9D9"/>
-              <w:right w:val="single" w:sz="4" w:color="D9D9D9"/>
-            </w:tcBorders>
-          </w:tcPr>
-          <w:p>
-            <w:pPr>
-              <w:spacing w:after="0" w:line="245" w:lineRule="auto"/>
-            </w:pPr>
-            <w:r>
-              <w:rPr>
-                <w:b w:val="0"/>
-                <w:color w:val="000000"/>
-                <w:sz w:val="20"/>
-              </w:rPr>
-              <w:t>Playwright</w:t>
-            </w:r>
-          </w:p>
-        </w:tc>
-        <w:tc>
-          <w:tcPr>
-            <w:tcW w:type="dxa" w:w="2880"/>
-            <w:vAlign w:val="center"/>
-            <w:shd w:fill="FFFFFF"/>
-            <w:tcMar>
-              <w:top w:w="85" w:type="dxa"/>
-              <w:bottom w:w="85" w:type="dxa"/>
-              <w:left w:w="110" w:type="dxa"/>
-              <w:right w:w="110" w:type="dxa"/>
-            </w:tcMar>
-            <w:tcBorders>
-              <w:top w:val="single" w:sz="4" w:color="D9D9D9"/>
-              <w:bottom w:val="single" w:sz="4" w:color="D9D9D9"/>
-              <w:left w:val="single" w:sz="4" w:color="D9D9D9"/>
-              <w:right w:val="single" w:sz="4" w:color="D9D9D9"/>
-            </w:tcBorders>
-          </w:tcPr>
-          <w:p>
-            <w:pPr>
-              <w:spacing w:after="0" w:line="245" w:lineRule="auto"/>
-              <w:jc w:val="center"/>
-            </w:pPr>
-            <w:r>
-              <w:rPr>
-                <w:b w:val="0"/>
-                <w:color w:val="000000"/>
-                <w:sz w:val="20"/>
-              </w:rPr>
-              <w:t>1.63.0</w:t>
-            </w:r>
-          </w:p>
-        </w:tc>
-        <w:tc>
-          <w:tcPr>
-            <w:tcW w:type="dxa" w:w="4464"/>
-            <w:vAlign w:val="center"/>
-            <w:shd w:fill="FFFFFF"/>
-            <w:tcMar>
-              <w:top w:w="85" w:type="dxa"/>
-              <w:bottom w:w="85" w:type="dxa"/>
-              <w:left w:w="110" w:type="dxa"/>
-              <w:right w:w="110" w:type="dxa"/>
-            </w:tcMar>
-            <w:tcBorders>
-              <w:top w:val="single" w:sz="4" w:color="D9D9D9"/>
-              <w:bottom w:val="single" w:sz="4" w:color="D9D9D9"/>
-              <w:left w:val="single" w:sz="4" w:color="D9D9D9"/>
-              <w:right w:val="single" w:sz="4" w:color="D9D9D9"/>
-            </w:tcBorders>
-          </w:tcPr>
-          <w:p>
-            <w:pPr>
-              <w:spacing w:after="0" w:line="245" w:lineRule="auto"/>
-            </w:pPr>
-            <w:r>
-              <w:rPr>
-                <w:b w:val="0"/>
-                <w:color w:val="000000"/>
-                <w:sz w:val="20"/>
-              </w:rPr>
-              <w:t>Browser checks</w:t>
-            </w:r>
-          </w:p>
-        </w:tc>
-      </w:tr>
-      <w:tr>
-        <w:trPr>
-          <w:cantSplit/>
-        </w:trPr>
-        <w:tc>
-          <w:tcPr>
-            <w:tcW w:type="dxa" w:w="2880"/>
-            <w:vAlign w:val="center"/>
-            <w:shd w:fill="F0F4F8"/>
-            <w:tcMar>
-              <w:top w:w="85" w:type="dxa"/>
-              <w:bottom w:w="85" w:type="dxa"/>
-              <w:left w:w="110" w:type="dxa"/>
-              <w:right w:w="110" w:type="dxa"/>
-            </w:tcMar>
-            <w:tcBorders>
-              <w:top w:val="single" w:sz="4" w:color="D9D9D9"/>
-              <w:bottom w:val="single" w:sz="4" w:color="D9D9D9"/>
-              <w:left w:val="single" w:sz="4" w:color="D9D9D9"/>
-              <w:right w:val="single" w:sz="4" w:color="D9D9D9"/>
-            </w:tcBorders>
-          </w:tcPr>
-          <w:p>
-            <w:pPr>
-              <w:spacing w:after="0" w:line="245" w:lineRule="auto"/>
-            </w:pPr>
-            <w:r>
-              <w:rPr>
-                <w:b w:val="0"/>
-                <w:color w:val="000000"/>
-                <w:sz w:val="20"/>
-              </w:rPr>
-              <w:t>Backend package</w:t>
-            </w:r>
-          </w:p>
-        </w:tc>
-        <w:tc>
-          <w:tcPr>
-            <w:tcW w:type="dxa" w:w="2880"/>
-            <w:vAlign w:val="center"/>
-            <w:shd w:fill="F0F4F8"/>
-            <w:tcMar>
-              <w:top w:w="85" w:type="dxa"/>
-              <w:bottom w:w="85" w:type="dxa"/>
-              <w:left w:w="110" w:type="dxa"/>
-              <w:right w:w="110" w:type="dxa"/>
-            </w:tcMar>
-            <w:tcBorders>
-              <w:top w:val="single" w:sz="4" w:color="D9D9D9"/>
-              <w:bottom w:val="single" w:sz="4" w:color="D9D9D9"/>
-              <w:left w:val="single" w:sz="4" w:color="D9D9D9"/>
-              <w:right w:val="single" w:sz="4" w:color="D9D9D9"/>
-            </w:tcBorders>
-          </w:tcPr>
-          <w:p>
-            <w:pPr>
-              <w:spacing w:after="0" w:line="245" w:lineRule="auto"/>
-              <w:jc w:val="center"/>
-            </w:pPr>
-            <w:r>
-              <w:rPr>
-                <w:b w:val="0"/>
-                <w:color w:val="000000"/>
-                <w:sz w:val="20"/>
-              </w:rPr>
-              <w:t>0.1.0</w:t>
-            </w:r>
-          </w:p>
-        </w:tc>
-        <w:tc>
-          <w:tcPr>
-            <w:tcW w:type="dxa" w:w="4464"/>
-            <w:vAlign w:val="center"/>
-            <w:shd w:fill="F0F4F8"/>
-            <w:tcMar>
-              <w:top w:w="85" w:type="dxa"/>
-              <w:bottom w:w="85" w:type="dxa"/>
-              <w:left w:w="110" w:type="dxa"/>
-              <w:right w:w="110" w:type="dxa"/>
-            </w:tcMar>
-            <w:tcBorders>
-              <w:top w:val="single" w:sz="4" w:color="D9D9D9"/>
-              <w:bottom w:val="single" w:sz="4" w:color="D9D9D9"/>
-              <w:left w:val="single" w:sz="4" w:color="D9D9D9"/>
-              <w:right w:val="single" w:sz="4" w:color="D9D9D9"/>
-            </w:tcBorders>
-          </w:tcPr>
-          <w:p>
-            <w:pPr>
-              <w:spacing w:after="0" w:line="245" w:lineRule="auto"/>
-            </w:pPr>
-            <w:r>
-              <w:rPr>
-                <w:b w:val="0"/>
-                <w:color w:val="000000"/>
-                <w:sz w:val="20"/>
-              </w:rPr>
-              <w:t>API and durable worker</w:t>
-            </w:r>
-          </w:p>
-        </w:tc>
-      </w:tr>
-      <w:tr>
-        <w:trPr>
-          <w:cantSplit/>
-        </w:trPr>
-        <w:tc>
-          <w:tcPr>
-            <w:tcW w:type="dxa" w:w="2880"/>
-            <w:vAlign w:val="center"/>
-            <w:shd w:fill="FFFFFF"/>
-            <w:tcMar>
-              <w:top w:w="85" w:type="dxa"/>
-              <w:bottom w:w="85" w:type="dxa"/>
-              <w:left w:w="110" w:type="dxa"/>
-              <w:right w:w="110" w:type="dxa"/>
-            </w:tcMar>
-            <w:tcBorders>
-              <w:top w:val="single" w:sz="4" w:color="D9D9D9"/>
-              <w:bottom w:val="single" w:sz="4" w:color="D9D9D9"/>
-              <w:left w:val="single" w:sz="4" w:color="D9D9D9"/>
-              <w:right w:val="single" w:sz="4" w:color="D9D9D9"/>
-            </w:tcBorders>
-          </w:tcPr>
-          <w:p>
-            <w:pPr>
-              <w:spacing w:after="0" w:line="245" w:lineRule="auto"/>
-            </w:pPr>
-            <w:r>
-              <w:rPr>
-                <w:b w:val="0"/>
-                <w:color w:val="000000"/>
-                <w:sz w:val="20"/>
-              </w:rPr>
-              <w:t>Python</w:t>
-            </w:r>
-          </w:p>
-        </w:tc>
-        <w:tc>
-          <w:tcPr>
-            <w:tcW w:type="dxa" w:w="2880"/>
-            <w:vAlign w:val="center"/>
-            <w:shd w:fill="FFFFFF"/>
-            <w:tcMar>
-              <w:top w:w="85" w:type="dxa"/>
-              <w:bottom w:w="85" w:type="dxa"/>
-              <w:left w:w="110" w:type="dxa"/>
-              <w:right w:w="110" w:type="dxa"/>
-            </w:tcMar>
-            <w:tcBorders>
-              <w:top w:val="single" w:sz="4" w:color="D9D9D9"/>
-              <w:bottom w:val="single" w:sz="4" w:color="D9D9D9"/>
-              <w:left w:val="single" w:sz="4" w:color="D9D9D9"/>
-              <w:right w:val="single" w:sz="4" w:color="D9D9D9"/>
-            </w:tcBorders>
-          </w:tcPr>
-          <w:p>
-            <w:pPr>
-              <w:spacing w:after="0" w:line="245" w:lineRule="auto"/>
-              <w:jc w:val="center"/>
-            </w:pPr>
-            <w:r>
-              <w:rPr>
-                <w:b w:val="0"/>
-                <w:color w:val="000000"/>
-                <w:sz w:val="20"/>
-              </w:rPr>
-              <w:t>3.12 slim base; project &gt;=3.11</w:t>
-            </w:r>
-          </w:p>
-        </w:tc>
-        <w:tc>
-          <w:tcPr>
-            <w:tcW w:type="dxa" w:w="4464"/>
-            <w:vAlign w:val="center"/>
-            <w:shd w:fill="FFFFFF"/>
-            <w:tcMar>
-              <w:top w:w="85" w:type="dxa"/>
-              <w:bottom w:w="85" w:type="dxa"/>
-              <w:left w:w="110" w:type="dxa"/>
-              <w:right w:w="110" w:type="dxa"/>
-            </w:tcMar>
-            <w:tcBorders>
-              <w:top w:val="single" w:sz="4" w:color="D9D9D9"/>
-              <w:bottom w:val="single" w:sz="4" w:color="D9D9D9"/>
-              <w:left w:val="single" w:sz="4" w:color="D9D9D9"/>
-              <w:right w:val="single" w:sz="4" w:color="D9D9D9"/>
-            </w:tcBorders>
-          </w:tcPr>
-          <w:p>
-            <w:pPr>
-              <w:spacing w:after="0" w:line="245" w:lineRule="auto"/>
-            </w:pPr>
-            <w:r>
-              <w:rPr>
-                <w:b w:val="0"/>
-                <w:color w:val="000000"/>
-                <w:sz w:val="20"/>
-              </w:rPr>
-              <w:t>Backend runtime; image patch floats</w:t>
-            </w:r>
-          </w:p>
-        </w:tc>
-      </w:tr>
-      <w:tr>
-        <w:trPr>
-          <w:cantSplit/>
-        </w:trPr>
-        <w:tc>
-          <w:tcPr>
-            <w:tcW w:type="dxa" w:w="2880"/>
-            <w:vAlign w:val="center"/>
-            <w:shd w:fill="F0F4F8"/>
-            <w:tcMar>
-              <w:top w:w="85" w:type="dxa"/>
-              <w:bottom w:w="85" w:type="dxa"/>
-              <w:left w:w="110" w:type="dxa"/>
-              <w:right w:w="110" w:type="dxa"/>
-            </w:tcMar>
-            <w:tcBorders>
-              <w:top w:val="single" w:sz="4" w:color="D9D9D9"/>
-              <w:bottom w:val="single" w:sz="4" w:color="D9D9D9"/>
-              <w:left w:val="single" w:sz="4" w:color="D9D9D9"/>
-              <w:right w:val="single" w:sz="4" w:color="D9D9D9"/>
-            </w:tcBorders>
-          </w:tcPr>
-          <w:p>
-            <w:pPr>
-              <w:spacing w:after="0" w:line="245" w:lineRule="auto"/>
-            </w:pPr>
-            <w:r>
-              <w:rPr>
-                <w:b w:val="0"/>
-                <w:color w:val="000000"/>
-                <w:sz w:val="20"/>
-              </w:rPr>
-              <w:t>FastAPI</w:t>
-            </w:r>
-          </w:p>
-        </w:tc>
-        <w:tc>
-          <w:tcPr>
-            <w:tcW w:type="dxa" w:w="2880"/>
-            <w:vAlign w:val="center"/>
-            <w:shd w:fill="F0F4F8"/>
-            <w:tcMar>
-              <w:top w:w="85" w:type="dxa"/>
-              <w:bottom w:w="85" w:type="dxa"/>
-              <w:left w:w="110" w:type="dxa"/>
-              <w:right w:w="110" w:type="dxa"/>
-            </w:tcMar>
-            <w:tcBorders>
-              <w:top w:val="single" w:sz="4" w:color="D9D9D9"/>
-              <w:bottom w:val="single" w:sz="4" w:color="D9D9D9"/>
-              <w:left w:val="single" w:sz="4" w:color="D9D9D9"/>
-              <w:right w:val="single" w:sz="4" w:color="D9D9D9"/>
-            </w:tcBorders>
-          </w:tcPr>
-          <w:p>
-            <w:pPr>
-              <w:spacing w:after="0" w:line="245" w:lineRule="auto"/>
-              <w:jc w:val="center"/>
-            </w:pPr>
-            <w:r>
-              <w:rPr>
-                <w:b w:val="0"/>
-                <w:color w:val="000000"/>
-                <w:sz w:val="20"/>
-              </w:rPr>
-              <w:t>0.142.2</w:t>
-            </w:r>
-          </w:p>
-        </w:tc>
-        <w:tc>
-          <w:tcPr>
-            <w:tcW w:type="dxa" w:w="4464"/>
-            <w:vAlign w:val="center"/>
-            <w:shd w:fill="F0F4F8"/>
-            <w:tcMar>
-              <w:top w:w="85" w:type="dxa"/>
-              <w:bottom w:w="85" w:type="dxa"/>
-              <w:left w:w="110" w:type="dxa"/>
-              <w:right w:w="110" w:type="dxa"/>
-            </w:tcMar>
-            <w:tcBorders>
-              <w:top w:val="single" w:sz="4" w:color="D9D9D9"/>
-              <w:bottom w:val="single" w:sz="4" w:color="D9D9D9"/>
-              <w:left w:val="single" w:sz="4" w:color="D9D9D9"/>
-              <w:right w:val="single" w:sz="4" w:color="D9D9D9"/>
-            </w:tcBorders>
-          </w:tcPr>
-          <w:p>
-            <w:pPr>
-              <w:spacing w:after="0" w:line="245" w:lineRule="auto"/>
-            </w:pPr>
-            <w:r>
-              <w:rPr>
-                <w:b w:val="0"/>
-                <w:color w:val="000000"/>
-                <w:sz w:val="20"/>
-              </w:rPr>
-              <w:t>HTTP API</w:t>
-            </w:r>
-          </w:p>
-        </w:tc>
-      </w:tr>
-      <w:tr>
-        <w:trPr>
-          <w:cantSplit/>
-        </w:trPr>
-        <w:tc>
-          <w:tcPr>
-            <w:tcW w:type="dxa" w:w="2880"/>
-            <w:vAlign w:val="center"/>
-            <w:shd w:fill="FFFFFF"/>
-            <w:tcMar>
-              <w:top w:w="85" w:type="dxa"/>
-              <w:bottom w:w="85" w:type="dxa"/>
-              <w:left w:w="110" w:type="dxa"/>
-              <w:right w:w="110" w:type="dxa"/>
-            </w:tcMar>
-            <w:tcBorders>
-              <w:top w:val="single" w:sz="4" w:color="D9D9D9"/>
-              <w:bottom w:val="single" w:sz="4" w:color="D9D9D9"/>
-              <w:left w:val="single" w:sz="4" w:color="D9D9D9"/>
-              <w:right w:val="single" w:sz="4" w:color="D9D9D9"/>
-            </w:tcBorders>
-          </w:tcPr>
-          <w:p>
-            <w:pPr>
-              <w:spacing w:after="0" w:line="245" w:lineRule="auto"/>
-            </w:pPr>
-            <w:r>
-              <w:rPr>
-                <w:b w:val="0"/>
-                <w:color w:val="000000"/>
-                <w:sz w:val="20"/>
-              </w:rPr>
-              <w:t>Uvicorn</w:t>
-            </w:r>
-          </w:p>
-        </w:tc>
-        <w:tc>
-          <w:tcPr>
-            <w:tcW w:type="dxa" w:w="2880"/>
-            <w:vAlign w:val="center"/>
-            <w:shd w:fill="FFFFFF"/>
-            <w:tcMar>
-              <w:top w:w="85" w:type="dxa"/>
-              <w:bottom w:w="85" w:type="dxa"/>
-              <w:left w:w="110" w:type="dxa"/>
-              <w:right w:w="110" w:type="dxa"/>
-            </w:tcMar>
-            <w:tcBorders>
-              <w:top w:val="single" w:sz="4" w:color="D9D9D9"/>
-              <w:bottom w:val="single" w:sz="4" w:color="D9D9D9"/>
-              <w:left w:val="single" w:sz="4" w:color="D9D9D9"/>
-              <w:right w:val="single" w:sz="4" w:color="D9D9D9"/>
-            </w:tcBorders>
-          </w:tcPr>
-          <w:p>
-            <w:pPr>
-              <w:spacing w:after="0" w:line="245" w:lineRule="auto"/>
-              <w:jc w:val="center"/>
-            </w:pPr>
-            <w:r>
-              <w:rPr>
-                <w:b w:val="0"/>
-                <w:color w:val="000000"/>
-                <w:sz w:val="20"/>
-              </w:rPr>
-              <w:t>0.54.0</w:t>
-            </w:r>
-          </w:p>
-        </w:tc>
-        <w:tc>
-          <w:tcPr>
-            <w:tcW w:type="dxa" w:w="4464"/>
-            <w:vAlign w:val="center"/>
-            <w:shd w:fill="FFFFFF"/>
-            <w:tcMar>
-              <w:top w:w="85" w:type="dxa"/>
-              <w:bottom w:w="85" w:type="dxa"/>
-              <w:left w:w="110" w:type="dxa"/>
-              <w:right w:w="110" w:type="dxa"/>
-            </w:tcMar>
-            <w:tcBorders>
-              <w:top w:val="single" w:sz="4" w:color="D9D9D9"/>
-              <w:bottom w:val="single" w:sz="4" w:color="D9D9D9"/>
-              <w:left w:val="single" w:sz="4" w:color="D9D9D9"/>
-              <w:right w:val="single" w:sz="4" w:color="D9D9D9"/>
-            </w:tcBorders>
-          </w:tcPr>
-          <w:p>
-            <w:pPr>
-              <w:spacing w:after="0" w:line="245" w:lineRule="auto"/>
-            </w:pPr>
-            <w:r>
-              <w:rPr>
-                <w:b w:val="0"/>
-                <w:color w:val="000000"/>
-                <w:sz w:val="20"/>
-              </w:rPr>
-              <w:t>ASGI server</w:t>
-            </w:r>
-          </w:p>
-        </w:tc>
-      </w:tr>
-      <w:tr>
-        <w:trPr>
-          <w:cantSplit/>
-        </w:trPr>
-        <w:tc>
-          <w:tcPr>
-            <w:tcW w:type="dxa" w:w="2880"/>
-            <w:vAlign w:val="center"/>
-            <w:shd w:fill="F0F4F8"/>
-            <w:tcMar>
-              <w:top w:w="85" w:type="dxa"/>
-              <w:bottom w:w="85" w:type="dxa"/>
-              <w:left w:w="110" w:type="dxa"/>
-              <w:right w:w="110" w:type="dxa"/>
-            </w:tcMar>
-            <w:tcBorders>
-              <w:top w:val="single" w:sz="4" w:color="D9D9D9"/>
-              <w:bottom w:val="single" w:sz="4" w:color="D9D9D9"/>
-              <w:left w:val="single" w:sz="4" w:color="D9D9D9"/>
-              <w:right w:val="single" w:sz="4" w:color="D9D9D9"/>
-            </w:tcBorders>
-          </w:tcPr>
-          <w:p>
-            <w:pPr>
-              <w:spacing w:after="0" w:line="245" w:lineRule="auto"/>
-            </w:pPr>
-            <w:r>
-              <w:rPr>
-                <w:b w:val="0"/>
-                <w:color w:val="000000"/>
-                <w:sz w:val="20"/>
-              </w:rPr>
-              <w:t>SQLAlchemy</w:t>
-            </w:r>
-          </w:p>
-        </w:tc>
-        <w:tc>
-          <w:tcPr>
-            <w:tcW w:type="dxa" w:w="2880"/>
-            <w:vAlign w:val="center"/>
-            <w:shd w:fill="F0F4F8"/>
-            <w:tcMar>
-              <w:top w:w="85" w:type="dxa"/>
-              <w:bottom w:w="85" w:type="dxa"/>
-              <w:left w:w="110" w:type="dxa"/>
-              <w:right w:w="110" w:type="dxa"/>
-            </w:tcMar>
-            <w:tcBorders>
-              <w:top w:val="single" w:sz="4" w:color="D9D9D9"/>
-              <w:bottom w:val="single" w:sz="4" w:color="D9D9D9"/>
-              <w:left w:val="single" w:sz="4" w:color="D9D9D9"/>
-              <w:right w:val="single" w:sz="4" w:color="D9D9D9"/>
-            </w:tcBorders>
-          </w:tcPr>
-          <w:p>
-            <w:pPr>
-              <w:spacing w:after="0" w:line="245" w:lineRule="auto"/>
-              <w:jc w:val="center"/>
-            </w:pPr>
-            <w:r>
-              <w:rPr>
-                <w:b w:val="0"/>
-                <w:color w:val="000000"/>
-                <w:sz w:val="20"/>
-              </w:rPr>
-              <w:t>2.1.2</w:t>
-            </w:r>
-          </w:p>
-        </w:tc>
-        <w:tc>
-          <w:tcPr>
-            <w:tcW w:type="dxa" w:w="4464"/>
-            <w:vAlign w:val="center"/>
-            <w:shd w:fill="F0F4F8"/>
-            <w:tcMar>
-              <w:top w:w="85" w:type="dxa"/>
-              <w:bottom w:w="85" w:type="dxa"/>
-              <w:left w:w="110" w:type="dxa"/>
-              <w:right w:w="110" w:type="dxa"/>
-            </w:tcMar>
-            <w:tcBorders>
-              <w:top w:val="single" w:sz="4" w:color="D9D9D9"/>
-              <w:bottom w:val="single" w:sz="4" w:color="D9D9D9"/>
-              <w:left w:val="single" w:sz="4" w:color="D9D9D9"/>
-              <w:right w:val="single" w:sz="4" w:color="D9D9D9"/>
-            </w:tcBorders>
-          </w:tcPr>
-          <w:p>
-            <w:pPr>
-              <w:spacing w:after="0" w:line="245" w:lineRule="auto"/>
-            </w:pPr>
-            <w:r>
-              <w:rPr>
-                <w:b w:val="0"/>
-                <w:color w:val="000000"/>
-                <w:sz w:val="20"/>
-              </w:rPr>
-              <w:t>Relational persistence</w:t>
-            </w:r>
-          </w:p>
-        </w:tc>
-      </w:tr>
-      <w:tr>
-        <w:trPr>
-          <w:cantSplit/>
-        </w:trPr>
-        <w:tc>
-          <w:tcPr>
-            <w:tcW w:type="dxa" w:w="2880"/>
-            <w:vAlign w:val="center"/>
-            <w:shd w:fill="FFFFFF"/>
-            <w:tcMar>
-              <w:top w:w="85" w:type="dxa"/>
-              <w:bottom w:w="85" w:type="dxa"/>
-              <w:left w:w="110" w:type="dxa"/>
-              <w:right w:w="110" w:type="dxa"/>
-            </w:tcMar>
-            <w:tcBorders>
-              <w:top w:val="single" w:sz="4" w:color="D9D9D9"/>
-              <w:bottom w:val="single" w:sz="4" w:color="D9D9D9"/>
-              <w:left w:val="single" w:sz="4" w:color="D9D9D9"/>
-              <w:right w:val="single" w:sz="4" w:color="D9D9D9"/>
-            </w:tcBorders>
-          </w:tcPr>
-          <w:p>
-            <w:pPr>
-              <w:spacing w:after="0" w:line="245" w:lineRule="auto"/>
-            </w:pPr>
-            <w:r>
-              <w:rPr>
-                <w:b w:val="0"/>
-                <w:color w:val="000000"/>
-                <w:sz w:val="20"/>
-              </w:rPr>
-              <w:t>Pydantic</w:t>
-            </w:r>
-          </w:p>
-        </w:tc>
-        <w:tc>
-          <w:tcPr>
-            <w:tcW w:type="dxa" w:w="2880"/>
-            <w:vAlign w:val="center"/>
-            <w:shd w:fill="FFFFFF"/>
-            <w:tcMar>
-              <w:top w:w="85" w:type="dxa"/>
-              <w:bottom w:w="85" w:type="dxa"/>
-              <w:left w:w="110" w:type="dxa"/>
-              <w:right w:w="110" w:type="dxa"/>
-            </w:tcMar>
-            <w:tcBorders>
-              <w:top w:val="single" w:sz="4" w:color="D9D9D9"/>
-              <w:bottom w:val="single" w:sz="4" w:color="D9D9D9"/>
-              <w:left w:val="single" w:sz="4" w:color="D9D9D9"/>
-              <w:right w:val="single" w:sz="4" w:color="D9D9D9"/>
-            </w:tcBorders>
-          </w:tcPr>
-          <w:p>
-            <w:pPr>
-              <w:spacing w:after="0" w:line="245" w:lineRule="auto"/>
-              <w:jc w:val="center"/>
-            </w:pPr>
-            <w:r>
-              <w:rPr>
-                <w:b w:val="0"/>
-                <w:color w:val="000000"/>
-                <w:sz w:val="20"/>
-              </w:rPr>
-              <w:t>2.13.5</w:t>
-            </w:r>
-          </w:p>
-        </w:tc>
-        <w:tc>
-          <w:tcPr>
-            <w:tcW w:type="dxa" w:w="4464"/>
-            <w:vAlign w:val="center"/>
-            <w:shd w:fill="FFFFFF"/>
-            <w:tcMar>
-              <w:top w:w="85" w:type="dxa"/>
-              <w:bottom w:w="85" w:type="dxa"/>
-              <w:left w:w="110" w:type="dxa"/>
-              <w:right w:w="110" w:type="dxa"/>
-            </w:tcMar>
-            <w:tcBorders>
-              <w:top w:val="single" w:sz="4" w:color="D9D9D9"/>
-              <w:bottom w:val="single" w:sz="4" w:color="D9D9D9"/>
-              <w:left w:val="single" w:sz="4" w:color="D9D9D9"/>
-              <w:right w:val="single" w:sz="4" w:color="D9D9D9"/>
-            </w:tcBorders>
-          </w:tcPr>
-          <w:p>
-            <w:pPr>
-              <w:spacing w:after="0" w:line="245" w:lineRule="auto"/>
-            </w:pPr>
-            <w:r>
-              <w:rPr>
-                <w:b w:val="0"/>
-                <w:color w:val="000000"/>
-                <w:sz w:val="20"/>
-              </w:rPr>
-              <w:t>Input and response validation</w:t>
+              <w:t>OCI API container</w:t>
             </w:r>
           </w:p>
         </w:tc>
@@ -3223,7 +4579,7 @@
                 <w:color w:val="000000"/>
                 <w:sz w:val="20"/>
               </w:rPr>
-              <w:t>Agent orchestration</w:t>
+              <w:t>OCI backend agent runtime</w:t>
             </w:r>
           </w:p>
         </w:tc>
@@ -3260,7 +4616,7 @@
                 <w:color w:val="000000"/>
                 <w:sz w:val="20"/>
               </w:rPr>
-              <w:t>LangGraph Checkpoint</w:t>
+              <w:t>Caddy</w:t>
             </w:r>
           </w:p>
         </w:tc>
@@ -3293,7 +4649,7 @@
                 <w:color w:val="000000"/>
                 <w:sz w:val="20"/>
               </w:rPr>
-              <w:t>4.2.0</w:t>
+              <w:t>2.10.2</w:t>
             </w:r>
           </w:p>
         </w:tc>
@@ -3325,313 +4681,7 @@
                 <w:color w:val="000000"/>
                 <w:sz w:val="20"/>
               </w:rPr>
-              <w:t>Agent checkpoints</w:t>
-            </w:r>
-          </w:p>
-        </w:tc>
-      </w:tr>
-      <w:tr>
-        <w:trPr>
-          <w:cantSplit/>
-        </w:trPr>
-        <w:tc>
-          <w:tcPr>
-            <w:tcW w:type="dxa" w:w="2880"/>
-            <w:vAlign w:val="center"/>
-            <w:shd w:fill="F0F4F8"/>
-            <w:tcMar>
-              <w:top w:w="85" w:type="dxa"/>
-              <w:bottom w:w="85" w:type="dxa"/>
-              <w:left w:w="110" w:type="dxa"/>
-              <w:right w:w="110" w:type="dxa"/>
-            </w:tcMar>
-            <w:tcBorders>
-              <w:top w:val="single" w:sz="4" w:color="D9D9D9"/>
-              <w:bottom w:val="single" w:sz="4" w:color="D9D9D9"/>
-              <w:left w:val="single" w:sz="4" w:color="D9D9D9"/>
-              <w:right w:val="single" w:sz="4" w:color="D9D9D9"/>
-            </w:tcBorders>
-          </w:tcPr>
-          <w:p>
-            <w:pPr>
-              <w:spacing w:after="0" w:line="245" w:lineRule="auto"/>
-            </w:pPr>
-            <w:r>
-              <w:rPr>
-                <w:b w:val="0"/>
-                <w:color w:val="000000"/>
-                <w:sz w:val="20"/>
-              </w:rPr>
-              <w:t>LangChain Core</w:t>
-            </w:r>
-          </w:p>
-        </w:tc>
-        <w:tc>
-          <w:tcPr>
-            <w:tcW w:type="dxa" w:w="2880"/>
-            <w:vAlign w:val="center"/>
-            <w:shd w:fill="F0F4F8"/>
-            <w:tcMar>
-              <w:top w:w="85" w:type="dxa"/>
-              <w:bottom w:w="85" w:type="dxa"/>
-              <w:left w:w="110" w:type="dxa"/>
-              <w:right w:w="110" w:type="dxa"/>
-            </w:tcMar>
-            <w:tcBorders>
-              <w:top w:val="single" w:sz="4" w:color="D9D9D9"/>
-              <w:bottom w:val="single" w:sz="4" w:color="D9D9D9"/>
-              <w:left w:val="single" w:sz="4" w:color="D9D9D9"/>
-              <w:right w:val="single" w:sz="4" w:color="D9D9D9"/>
-            </w:tcBorders>
-          </w:tcPr>
-          <w:p>
-            <w:pPr>
-              <w:spacing w:after="0" w:line="245" w:lineRule="auto"/>
-              <w:jc w:val="center"/>
-            </w:pPr>
-            <w:r>
-              <w:rPr>
-                <w:b w:val="0"/>
-                <w:color w:val="000000"/>
-                <w:sz w:val="20"/>
-              </w:rPr>
-              <w:t>1.6.9</w:t>
-            </w:r>
-          </w:p>
-        </w:tc>
-        <w:tc>
-          <w:tcPr>
-            <w:tcW w:type="dxa" w:w="4464"/>
-            <w:vAlign w:val="center"/>
-            <w:shd w:fill="F0F4F8"/>
-            <w:tcMar>
-              <w:top w:w="85" w:type="dxa"/>
-              <w:bottom w:w="85" w:type="dxa"/>
-              <w:left w:w="110" w:type="dxa"/>
-              <w:right w:w="110" w:type="dxa"/>
-            </w:tcMar>
-            <w:tcBorders>
-              <w:top w:val="single" w:sz="4" w:color="D9D9D9"/>
-              <w:bottom w:val="single" w:sz="4" w:color="D9D9D9"/>
-              <w:left w:val="single" w:sz="4" w:color="D9D9D9"/>
-              <w:right w:val="single" w:sz="4" w:color="D9D9D9"/>
-            </w:tcBorders>
-          </w:tcPr>
-          <w:p>
-            <w:pPr>
-              <w:spacing w:after="0" w:line="245" w:lineRule="auto"/>
-            </w:pPr>
-            <w:r>
-              <w:rPr>
-                <w:b w:val="0"/>
-                <w:color w:val="000000"/>
-                <w:sz w:val="20"/>
-              </w:rPr>
-              <w:t>Model and message contracts</w:t>
-            </w:r>
-          </w:p>
-        </w:tc>
-      </w:tr>
-      <w:tr>
-        <w:trPr>
-          <w:cantSplit/>
-        </w:trPr>
-        <w:tc>
-          <w:tcPr>
-            <w:tcW w:type="dxa" w:w="2880"/>
-            <w:vAlign w:val="center"/>
-            <w:shd w:fill="FFFFFF"/>
-            <w:tcMar>
-              <w:top w:w="85" w:type="dxa"/>
-              <w:bottom w:w="85" w:type="dxa"/>
-              <w:left w:w="110" w:type="dxa"/>
-              <w:right w:w="110" w:type="dxa"/>
-            </w:tcMar>
-            <w:tcBorders>
-              <w:top w:val="single" w:sz="4" w:color="D9D9D9"/>
-              <w:bottom w:val="single" w:sz="4" w:color="D9D9D9"/>
-              <w:left w:val="single" w:sz="4" w:color="D9D9D9"/>
-              <w:right w:val="single" w:sz="4" w:color="D9D9D9"/>
-            </w:tcBorders>
-          </w:tcPr>
-          <w:p>
-            <w:pPr>
-              <w:spacing w:after="0" w:line="245" w:lineRule="auto"/>
-            </w:pPr>
-            <w:r>
-              <w:rPr>
-                <w:b w:val="0"/>
-                <w:color w:val="000000"/>
-                <w:sz w:val="20"/>
-              </w:rPr>
-              <w:t>PyArrow</w:t>
-            </w:r>
-          </w:p>
-        </w:tc>
-        <w:tc>
-          <w:tcPr>
-            <w:tcW w:type="dxa" w:w="2880"/>
-            <w:vAlign w:val="center"/>
-            <w:shd w:fill="FFFFFF"/>
-            <w:tcMar>
-              <w:top w:w="85" w:type="dxa"/>
-              <w:bottom w:w="85" w:type="dxa"/>
-              <w:left w:w="110" w:type="dxa"/>
-              <w:right w:w="110" w:type="dxa"/>
-            </w:tcMar>
-            <w:tcBorders>
-              <w:top w:val="single" w:sz="4" w:color="D9D9D9"/>
-              <w:bottom w:val="single" w:sz="4" w:color="D9D9D9"/>
-              <w:left w:val="single" w:sz="4" w:color="D9D9D9"/>
-              <w:right w:val="single" w:sz="4" w:color="D9D9D9"/>
-            </w:tcBorders>
-          </w:tcPr>
-          <w:p>
-            <w:pPr>
-              <w:spacing w:after="0" w:line="245" w:lineRule="auto"/>
-              <w:jc w:val="center"/>
-            </w:pPr>
-            <w:r>
-              <w:rPr>
-                <w:b w:val="0"/>
-                <w:color w:val="000000"/>
-                <w:sz w:val="20"/>
-              </w:rPr>
-              <w:t>26.0.0</w:t>
-            </w:r>
-          </w:p>
-        </w:tc>
-        <w:tc>
-          <w:tcPr>
-            <w:tcW w:type="dxa" w:w="4464"/>
-            <w:vAlign w:val="center"/>
-            <w:shd w:fill="FFFFFF"/>
-            <w:tcMar>
-              <w:top w:w="85" w:type="dxa"/>
-              <w:bottom w:w="85" w:type="dxa"/>
-              <w:left w:w="110" w:type="dxa"/>
-              <w:right w:w="110" w:type="dxa"/>
-            </w:tcMar>
-            <w:tcBorders>
-              <w:top w:val="single" w:sz="4" w:color="D9D9D9"/>
-              <w:bottom w:val="single" w:sz="4" w:color="D9D9D9"/>
-              <w:left w:val="single" w:sz="4" w:color="D9D9D9"/>
-              <w:right w:val="single" w:sz="4" w:color="D9D9D9"/>
-            </w:tcBorders>
-          </w:tcPr>
-          <w:p>
-            <w:pPr>
-              <w:spacing w:after="0" w:line="245" w:lineRule="auto"/>
-            </w:pPr>
-            <w:r>
-              <w:rPr>
-                <w:b w:val="0"/>
-                <w:color w:val="000000"/>
-                <w:sz w:val="20"/>
-              </w:rPr>
-              <w:t>Parquet artifacts and export</w:t>
-            </w:r>
-          </w:p>
-        </w:tc>
-      </w:tr>
-      <w:tr>
-        <w:trPr>
-          <w:cantSplit/>
-        </w:trPr>
-        <w:tc>
-          <w:tcPr>
-            <w:tcW w:type="dxa" w:w="2880"/>
-            <w:vAlign w:val="center"/>
-            <w:shd w:fill="F0F4F8"/>
-            <w:tcMar>
-              <w:top w:w="85" w:type="dxa"/>
-              <w:bottom w:w="85" w:type="dxa"/>
-              <w:left w:w="110" w:type="dxa"/>
-              <w:right w:w="110" w:type="dxa"/>
-            </w:tcMar>
-            <w:tcBorders>
-              <w:top w:val="single" w:sz="4" w:color="D9D9D9"/>
-              <w:bottom w:val="single" w:sz="4" w:color="D9D9D9"/>
-              <w:left w:val="single" w:sz="4" w:color="D9D9D9"/>
-              <w:right w:val="single" w:sz="4" w:color="D9D9D9"/>
-            </w:tcBorders>
-          </w:tcPr>
-          <w:p>
-            <w:pPr>
-              <w:spacing w:after="0" w:line="245" w:lineRule="auto"/>
-            </w:pPr>
-            <w:r>
-              <w:rPr>
-                <w:b w:val="0"/>
-                <w:color w:val="000000"/>
-                <w:sz w:val="20"/>
-              </w:rPr>
-              <w:t>JSON Schema</w:t>
-            </w:r>
-          </w:p>
-        </w:tc>
-        <w:tc>
-          <w:tcPr>
-            <w:tcW w:type="dxa" w:w="2880"/>
-            <w:vAlign w:val="center"/>
-            <w:shd w:fill="F0F4F8"/>
-            <w:tcMar>
-              <w:top w:w="85" w:type="dxa"/>
-              <w:bottom w:w="85" w:type="dxa"/>
-              <w:left w:w="110" w:type="dxa"/>
-              <w:right w:w="110" w:type="dxa"/>
-            </w:tcMar>
-            <w:tcBorders>
-              <w:top w:val="single" w:sz="4" w:color="D9D9D9"/>
-              <w:bottom w:val="single" w:sz="4" w:color="D9D9D9"/>
-              <w:left w:val="single" w:sz="4" w:color="D9D9D9"/>
-              <w:right w:val="single" w:sz="4" w:color="D9D9D9"/>
-            </w:tcBorders>
-          </w:tcPr>
-          <w:p>
-            <w:pPr>
-              <w:spacing w:after="0" w:line="245" w:lineRule="auto"/>
-              <w:jc w:val="center"/>
-            </w:pPr>
-            <w:r>
-              <w:rPr>
-                <w:b w:val="0"/>
-                <w:color w:val="000000"/>
-                <w:sz w:val="20"/>
-              </w:rPr>
-              <w:t>4.26.0</w:t>
-            </w:r>
-          </w:p>
-        </w:tc>
-        <w:tc>
-          <w:tcPr>
-            <w:tcW w:type="dxa" w:w="4464"/>
-            <w:vAlign w:val="center"/>
-            <w:shd w:fill="F0F4F8"/>
-            <w:tcMar>
-              <w:top w:w="85" w:type="dxa"/>
-              <w:bottom w:w="85" w:type="dxa"/>
-              <w:left w:w="110" w:type="dxa"/>
-              <w:right w:w="110" w:type="dxa"/>
-            </w:tcMar>
-            <w:tcBorders>
-              <w:top w:val="single" w:sz="4" w:color="D9D9D9"/>
-              <w:bottom w:val="single" w:sz="4" w:color="D9D9D9"/>
-              <w:left w:val="single" w:sz="4" w:color="D9D9D9"/>
-              <w:right w:val="single" w:sz="4" w:color="D9D9D9"/>
-            </w:tcBorders>
-          </w:tcPr>
-          <w:p>
-            <w:pPr>
-              <w:spacing w:after="0" w:line="245" w:lineRule="auto"/>
-            </w:pPr>
-            <w:r>
-              <w:rPr>
-                <w:b w:val="0"/>
-                <w:color w:val="000000"/>
-                <w:sz w:val="20"/>
-              </w:rPr>
-              <w:t>Extraction contract validation</w:t>
+              <w:t>OCI HTTPS sidecar</w:t>
             </w:r>
           </w:p>
         </w:tc>
@@ -3643,1252 +4693,11 @@
       </w:pPr>
     </w:p>
     <w:p>
-      <w:r>
-        <w:br w:type="page"/>
-      </w:r>
-    </w:p>
-    <w:p>
-      <w:pPr>
-        <w:pStyle w:val="Heading1"/>
-      </w:pPr>
-      <w:r>
-        <w:t>Storage platform and model versions</w:t>
-      </w:r>
-    </w:p>
-    <w:p>
       <w:pPr>
         <w:widowControl/>
       </w:pPr>
       <w:r>
-        <w:t>Default local Docker uses PostgreSQL and Qdrant. The Oracle local profile uses Oracle AI Database Free and Qdrant. The recorded OCI pilot uses an external Oracle database for metadata, the database job queue and native vectors; content lives in OCI Object Storage.</w:t>
-      </w:r>
-    </w:p>
-    <w:p>
-      <w:pPr>
-        <w:widowControl/>
-      </w:pPr>
-      <w:r>
-        <w:t>The recorded Ollama models are qwen3:4b for chat and extraction, nomic-embed-text for embeddings, and qwen2.5vl:3b for vision OCR. Model names and tags can move. Preserve each model registration, model digest, embedding dimension and indexing profile when reproducing results.</w:t>
-      </w:r>
-    </w:p>
-    <w:p>
-      <w:pPr>
-        <w:widowControl/>
-      </w:pPr>
-      <w:r>
-        <w:t>Optional local embeddings declare sentence-transformers 6.1.0, torch 2.14.1 and transformers 5.18.0. Optional native model adapters declare boto3 1.43.109 and google-auth 2.61.0. Build flags determine which optional packages enter the image.</w:t>
-      </w:r>
-    </w:p>
-    <w:p>
-      <w:pPr>
-        <w:widowControl/>
-      </w:pPr>
-      <w:r>
-        <w:t>Node 22 Alpine and Python 3.12 slim are moving image tags. Caddy and deployed app images are selected by digest in the private deployment release record. Capture digests and runtime patch versions during the next authorized release for byte-for-byte image provenance.</w:t>
-      </w:r>
-    </w:p>
-    <w:tbl>
-      <w:tblPr>
-        <w:tblW w:type="auto" w:w="0"/>
-        <w:jc w:val="center"/>
-        <w:tblLayout w:type="fixed"/>
-        <w:tblLook w:firstColumn="1" w:firstRow="1" w:lastColumn="0" w:lastRow="0" w:noHBand="0" w:noVBand="1" w:val="04A0"/>
-      </w:tblPr>
-      <w:tblGrid>
-        <w:gridCol w:w="2880"/>
-        <w:gridCol w:w="2880"/>
-        <w:gridCol w:w="4464"/>
-      </w:tblGrid>
-      <w:tr>
-        <w:trPr>
-          <w:cantSplit/>
-          <w:tblHeader/>
-        </w:trPr>
-        <w:tc>
-          <w:tcPr>
-            <w:tcW w:type="dxa" w:w="2880"/>
-            <w:vAlign w:val="center"/>
-            <w:shd w:fill="193B60"/>
-            <w:tcMar>
-              <w:top w:w="85" w:type="dxa"/>
-              <w:bottom w:w="85" w:type="dxa"/>
-              <w:left w:w="110" w:type="dxa"/>
-              <w:right w:w="110" w:type="dxa"/>
-            </w:tcMar>
-            <w:tcBorders>
-              <w:top w:val="single" w:sz="4" w:color="D9D9D9"/>
-              <w:bottom w:val="single" w:sz="4" w:color="D9D9D9"/>
-              <w:left w:val="single" w:sz="4" w:color="D9D9D9"/>
-              <w:right w:val="single" w:sz="4" w:color="D9D9D9"/>
-            </w:tcBorders>
-          </w:tcPr>
-          <w:p>
-            <w:pPr>
-              <w:spacing w:after="0" w:line="245" w:lineRule="auto"/>
-            </w:pPr>
-            <w:r>
-              <w:rPr>
-                <w:b/>
-                <w:color w:val="FFFFFF"/>
-                <w:sz w:val="20"/>
-              </w:rPr>
-              <w:t>Layer</w:t>
-            </w:r>
-          </w:p>
-        </w:tc>
-        <w:tc>
-          <w:tcPr>
-            <w:tcW w:type="dxa" w:w="2880"/>
-            <w:vAlign w:val="center"/>
-            <w:shd w:fill="193B60"/>
-            <w:tcMar>
-              <w:top w:w="85" w:type="dxa"/>
-              <w:bottom w:w="85" w:type="dxa"/>
-              <w:left w:w="110" w:type="dxa"/>
-              <w:right w:w="110" w:type="dxa"/>
-            </w:tcMar>
-            <w:tcBorders>
-              <w:top w:val="single" w:sz="4" w:color="D9D9D9"/>
-              <w:bottom w:val="single" w:sz="4" w:color="D9D9D9"/>
-              <w:left w:val="single" w:sz="4" w:color="D9D9D9"/>
-              <w:right w:val="single" w:sz="4" w:color="D9D9D9"/>
-            </w:tcBorders>
-          </w:tcPr>
-          <w:p>
-            <w:pPr>
-              <w:spacing w:after="0" w:line="245" w:lineRule="auto"/>
-              <w:jc w:val="center"/>
-            </w:pPr>
-            <w:r>
-              <w:rPr>
-                <w:b/>
-                <w:color w:val="FFFFFF"/>
-                <w:sz w:val="20"/>
-              </w:rPr>
-              <w:t>Version or release</w:t>
-            </w:r>
-          </w:p>
-        </w:tc>
-        <w:tc>
-          <w:tcPr>
-            <w:tcW w:type="dxa" w:w="4464"/>
-            <w:vAlign w:val="center"/>
-            <w:shd w:fill="193B60"/>
-            <w:tcMar>
-              <w:top w:w="85" w:type="dxa"/>
-              <w:bottom w:w="85" w:type="dxa"/>
-              <w:left w:w="110" w:type="dxa"/>
-              <w:right w:w="110" w:type="dxa"/>
-            </w:tcMar>
-            <w:tcBorders>
-              <w:top w:val="single" w:sz="4" w:color="D9D9D9"/>
-              <w:bottom w:val="single" w:sz="4" w:color="D9D9D9"/>
-              <w:left w:val="single" w:sz="4" w:color="D9D9D9"/>
-              <w:right w:val="single" w:sz="4" w:color="D9D9D9"/>
-            </w:tcBorders>
-          </w:tcPr>
-          <w:p>
-            <w:pPr>
-              <w:spacing w:after="0" w:line="245" w:lineRule="auto"/>
-            </w:pPr>
-            <w:r>
-              <w:rPr>
-                <w:b/>
-                <w:color w:val="FFFFFF"/>
-                <w:sz w:val="20"/>
-              </w:rPr>
-              <w:t>Role</w:t>
-            </w:r>
-          </w:p>
-        </w:tc>
-      </w:tr>
-      <w:tr>
-        <w:trPr>
-          <w:cantSplit/>
-        </w:trPr>
-        <w:tc>
-          <w:tcPr>
-            <w:tcW w:type="dxa" w:w="2880"/>
-            <w:vAlign w:val="center"/>
-            <w:shd w:fill="F0F4F8"/>
-            <w:tcMar>
-              <w:top w:w="85" w:type="dxa"/>
-              <w:bottom w:w="85" w:type="dxa"/>
-              <w:left w:w="110" w:type="dxa"/>
-              <w:right w:w="110" w:type="dxa"/>
-            </w:tcMar>
-            <w:tcBorders>
-              <w:top w:val="single" w:sz="4" w:color="D9D9D9"/>
-              <w:bottom w:val="single" w:sz="4" w:color="D9D9D9"/>
-              <w:left w:val="single" w:sz="4" w:color="D9D9D9"/>
-              <w:right w:val="single" w:sz="4" w:color="D9D9D9"/>
-            </w:tcBorders>
-          </w:tcPr>
-          <w:p>
-            <w:pPr>
-              <w:spacing w:after="0" w:line="245" w:lineRule="auto"/>
-            </w:pPr>
-            <w:r>
-              <w:rPr>
-                <w:b w:val="0"/>
-                <w:color w:val="000000"/>
-                <w:sz w:val="20"/>
-              </w:rPr>
-              <w:t>Oracle Python driver</w:t>
-            </w:r>
-          </w:p>
-        </w:tc>
-        <w:tc>
-          <w:tcPr>
-            <w:tcW w:type="dxa" w:w="2880"/>
-            <w:vAlign w:val="center"/>
-            <w:shd w:fill="F0F4F8"/>
-            <w:tcMar>
-              <w:top w:w="85" w:type="dxa"/>
-              <w:bottom w:w="85" w:type="dxa"/>
-              <w:left w:w="110" w:type="dxa"/>
-              <w:right w:w="110" w:type="dxa"/>
-            </w:tcMar>
-            <w:tcBorders>
-              <w:top w:val="single" w:sz="4" w:color="D9D9D9"/>
-              <w:bottom w:val="single" w:sz="4" w:color="D9D9D9"/>
-              <w:left w:val="single" w:sz="4" w:color="D9D9D9"/>
-              <w:right w:val="single" w:sz="4" w:color="D9D9D9"/>
-            </w:tcBorders>
-          </w:tcPr>
-          <w:p>
-            <w:pPr>
-              <w:spacing w:after="0" w:line="245" w:lineRule="auto"/>
-              <w:jc w:val="center"/>
-            </w:pPr>
-            <w:r>
-              <w:rPr>
-                <w:b w:val="0"/>
-                <w:color w:val="000000"/>
-                <w:sz w:val="20"/>
-              </w:rPr>
-              <w:t>26.0.1</w:t>
-            </w:r>
-          </w:p>
-        </w:tc>
-        <w:tc>
-          <w:tcPr>
-            <w:tcW w:type="dxa" w:w="4464"/>
-            <w:vAlign w:val="center"/>
-            <w:shd w:fill="F0F4F8"/>
-            <w:tcMar>
-              <w:top w:w="85" w:type="dxa"/>
-              <w:bottom w:w="85" w:type="dxa"/>
-              <w:left w:w="110" w:type="dxa"/>
-              <w:right w:w="110" w:type="dxa"/>
-            </w:tcMar>
-            <w:tcBorders>
-              <w:top w:val="single" w:sz="4" w:color="D9D9D9"/>
-              <w:bottom w:val="single" w:sz="4" w:color="D9D9D9"/>
-              <w:left w:val="single" w:sz="4" w:color="D9D9D9"/>
-              <w:right w:val="single" w:sz="4" w:color="D9D9D9"/>
-            </w:tcBorders>
-          </w:tcPr>
-          <w:p>
-            <w:pPr>
-              <w:spacing w:after="0" w:line="245" w:lineRule="auto"/>
-            </w:pPr>
-            <w:r>
-              <w:rPr>
-                <w:b w:val="0"/>
-                <w:color w:val="000000"/>
-                <w:sz w:val="20"/>
-              </w:rPr>
-              <w:t>Optional thin Oracle connectivity</w:t>
-            </w:r>
-          </w:p>
-        </w:tc>
-      </w:tr>
-      <w:tr>
-        <w:trPr>
-          <w:cantSplit/>
-        </w:trPr>
-        <w:tc>
-          <w:tcPr>
-            <w:tcW w:type="dxa" w:w="2880"/>
-            <w:vAlign w:val="center"/>
-            <w:shd w:fill="FFFFFF"/>
-            <w:tcMar>
-              <w:top w:w="85" w:type="dxa"/>
-              <w:bottom w:w="85" w:type="dxa"/>
-              <w:left w:w="110" w:type="dxa"/>
-              <w:right w:w="110" w:type="dxa"/>
-            </w:tcMar>
-            <w:tcBorders>
-              <w:top w:val="single" w:sz="4" w:color="D9D9D9"/>
-              <w:bottom w:val="single" w:sz="4" w:color="D9D9D9"/>
-              <w:left w:val="single" w:sz="4" w:color="D9D9D9"/>
-              <w:right w:val="single" w:sz="4" w:color="D9D9D9"/>
-            </w:tcBorders>
-          </w:tcPr>
-          <w:p>
-            <w:pPr>
-              <w:spacing w:after="0" w:line="245" w:lineRule="auto"/>
-            </w:pPr>
-            <w:r>
-              <w:rPr>
-                <w:b w:val="0"/>
-                <w:color w:val="000000"/>
-                <w:sz w:val="20"/>
-              </w:rPr>
-              <w:t>OCI SDK</w:t>
-            </w:r>
-          </w:p>
-        </w:tc>
-        <w:tc>
-          <w:tcPr>
-            <w:tcW w:type="dxa" w:w="2880"/>
-            <w:vAlign w:val="center"/>
-            <w:shd w:fill="FFFFFF"/>
-            <w:tcMar>
-              <w:top w:w="85" w:type="dxa"/>
-              <w:bottom w:w="85" w:type="dxa"/>
-              <w:left w:w="110" w:type="dxa"/>
-              <w:right w:w="110" w:type="dxa"/>
-            </w:tcMar>
-            <w:tcBorders>
-              <w:top w:val="single" w:sz="4" w:color="D9D9D9"/>
-              <w:bottom w:val="single" w:sz="4" w:color="D9D9D9"/>
-              <w:left w:val="single" w:sz="4" w:color="D9D9D9"/>
-              <w:right w:val="single" w:sz="4" w:color="D9D9D9"/>
-            </w:tcBorders>
-          </w:tcPr>
-          <w:p>
-            <w:pPr>
-              <w:spacing w:after="0" w:line="245" w:lineRule="auto"/>
-              <w:jc w:val="center"/>
-            </w:pPr>
-            <w:r>
-              <w:rPr>
-                <w:b w:val="0"/>
-                <w:color w:val="000000"/>
-                <w:sz w:val="20"/>
-              </w:rPr>
-              <w:t>2.187.2</w:t>
-            </w:r>
-          </w:p>
-        </w:tc>
-        <w:tc>
-          <w:tcPr>
-            <w:tcW w:type="dxa" w:w="4464"/>
-            <w:vAlign w:val="center"/>
-            <w:shd w:fill="FFFFFF"/>
-            <w:tcMar>
-              <w:top w:w="85" w:type="dxa"/>
-              <w:bottom w:w="85" w:type="dxa"/>
-              <w:left w:w="110" w:type="dxa"/>
-              <w:right w:w="110" w:type="dxa"/>
-            </w:tcMar>
-            <w:tcBorders>
-              <w:top w:val="single" w:sz="4" w:color="D9D9D9"/>
-              <w:bottom w:val="single" w:sz="4" w:color="D9D9D9"/>
-              <w:left w:val="single" w:sz="4" w:color="D9D9D9"/>
-              <w:right w:val="single" w:sz="4" w:color="D9D9D9"/>
-            </w:tcBorders>
-          </w:tcPr>
-          <w:p>
-            <w:pPr>
-              <w:spacing w:after="0" w:line="245" w:lineRule="auto"/>
-            </w:pPr>
-            <w:r>
-              <w:rPr>
-                <w:b w:val="0"/>
-                <w:color w:val="000000"/>
-                <w:sz w:val="20"/>
-              </w:rPr>
-              <w:t>Optional OCI adapters</w:t>
-            </w:r>
-          </w:p>
-        </w:tc>
-      </w:tr>
-      <w:tr>
-        <w:trPr>
-          <w:cantSplit/>
-        </w:trPr>
-        <w:tc>
-          <w:tcPr>
-            <w:tcW w:type="dxa" w:w="2880"/>
-            <w:vAlign w:val="center"/>
-            <w:shd w:fill="F0F4F8"/>
-            <w:tcMar>
-              <w:top w:w="85" w:type="dxa"/>
-              <w:bottom w:w="85" w:type="dxa"/>
-              <w:left w:w="110" w:type="dxa"/>
-              <w:right w:w="110" w:type="dxa"/>
-            </w:tcMar>
-            <w:tcBorders>
-              <w:top w:val="single" w:sz="4" w:color="D9D9D9"/>
-              <w:bottom w:val="single" w:sz="4" w:color="D9D9D9"/>
-              <w:left w:val="single" w:sz="4" w:color="D9D9D9"/>
-              <w:right w:val="single" w:sz="4" w:color="D9D9D9"/>
-            </w:tcBorders>
-          </w:tcPr>
-          <w:p>
-            <w:pPr>
-              <w:spacing w:after="0" w:line="245" w:lineRule="auto"/>
-            </w:pPr>
-            <w:r>
-              <w:rPr>
-                <w:b w:val="0"/>
-                <w:color w:val="000000"/>
-                <w:sz w:val="20"/>
-              </w:rPr>
-              <w:t>ONNX Runtime and tokenizers</w:t>
-            </w:r>
-          </w:p>
-        </w:tc>
-        <w:tc>
-          <w:tcPr>
-            <w:tcW w:type="dxa" w:w="2880"/>
-            <w:vAlign w:val="center"/>
-            <w:shd w:fill="F0F4F8"/>
-            <w:tcMar>
-              <w:top w:w="85" w:type="dxa"/>
-              <w:bottom w:w="85" w:type="dxa"/>
-              <w:left w:w="110" w:type="dxa"/>
-              <w:right w:w="110" w:type="dxa"/>
-            </w:tcMar>
-            <w:tcBorders>
-              <w:top w:val="single" w:sz="4" w:color="D9D9D9"/>
-              <w:bottom w:val="single" w:sz="4" w:color="D9D9D9"/>
-              <w:left w:val="single" w:sz="4" w:color="D9D9D9"/>
-              <w:right w:val="single" w:sz="4" w:color="D9D9D9"/>
-            </w:tcBorders>
-          </w:tcPr>
-          <w:p>
-            <w:pPr>
-              <w:spacing w:after="0" w:line="245" w:lineRule="auto"/>
-              <w:jc w:val="center"/>
-            </w:pPr>
-            <w:r>
-              <w:rPr>
-                <w:b w:val="0"/>
-                <w:color w:val="000000"/>
-                <w:sz w:val="20"/>
-              </w:rPr>
-              <w:t>1.30.0 and 0.23.2</w:t>
-            </w:r>
-          </w:p>
-        </w:tc>
-        <w:tc>
-          <w:tcPr>
-            <w:tcW w:type="dxa" w:w="4464"/>
-            <w:vAlign w:val="center"/>
-            <w:shd w:fill="F0F4F8"/>
-            <w:tcMar>
-              <w:top w:w="85" w:type="dxa"/>
-              <w:bottom w:w="85" w:type="dxa"/>
-              <w:left w:w="110" w:type="dxa"/>
-              <w:right w:w="110" w:type="dxa"/>
-            </w:tcMar>
-            <w:tcBorders>
-              <w:top w:val="single" w:sz="4" w:color="D9D9D9"/>
-              <w:bottom w:val="single" w:sz="4" w:color="D9D9D9"/>
-              <w:left w:val="single" w:sz="4" w:color="D9D9D9"/>
-              <w:right w:val="single" w:sz="4" w:color="D9D9D9"/>
-            </w:tcBorders>
-          </w:tcPr>
-          <w:p>
-            <w:pPr>
-              <w:spacing w:after="0" w:line="245" w:lineRule="auto"/>
-            </w:pPr>
-            <w:r>
-              <w:rPr>
-                <w:b w:val="0"/>
-                <w:color w:val="000000"/>
-                <w:sz w:val="20"/>
-              </w:rPr>
-              <w:t>Local CPU reranking</w:t>
-            </w:r>
-          </w:p>
-        </w:tc>
-      </w:tr>
-      <w:tr>
-        <w:trPr>
-          <w:cantSplit/>
-        </w:trPr>
-        <w:tc>
-          <w:tcPr>
-            <w:tcW w:type="dxa" w:w="2880"/>
-            <w:vAlign w:val="center"/>
-            <w:shd w:fill="FFFFFF"/>
-            <w:tcMar>
-              <w:top w:w="85" w:type="dxa"/>
-              <w:bottom w:w="85" w:type="dxa"/>
-              <w:left w:w="110" w:type="dxa"/>
-              <w:right w:w="110" w:type="dxa"/>
-            </w:tcMar>
-            <w:tcBorders>
-              <w:top w:val="single" w:sz="4" w:color="D9D9D9"/>
-              <w:bottom w:val="single" w:sz="4" w:color="D9D9D9"/>
-              <w:left w:val="single" w:sz="4" w:color="D9D9D9"/>
-              <w:right w:val="single" w:sz="4" w:color="D9D9D9"/>
-            </w:tcBorders>
-          </w:tcPr>
-          <w:p>
-            <w:pPr>
-              <w:spacing w:after="0" w:line="245" w:lineRule="auto"/>
-            </w:pPr>
-            <w:r>
-              <w:rPr>
-                <w:b w:val="0"/>
-                <w:color w:val="000000"/>
-                <w:sz w:val="20"/>
-              </w:rPr>
-              <w:t>PostgreSQL local image</w:t>
-            </w:r>
-          </w:p>
-        </w:tc>
-        <w:tc>
-          <w:tcPr>
-            <w:tcW w:type="dxa" w:w="2880"/>
-            <w:vAlign w:val="center"/>
-            <w:shd w:fill="FFFFFF"/>
-            <w:tcMar>
-              <w:top w:w="85" w:type="dxa"/>
-              <w:bottom w:w="85" w:type="dxa"/>
-              <w:left w:w="110" w:type="dxa"/>
-              <w:right w:w="110" w:type="dxa"/>
-            </w:tcMar>
-            <w:tcBorders>
-              <w:top w:val="single" w:sz="4" w:color="D9D9D9"/>
-              <w:bottom w:val="single" w:sz="4" w:color="D9D9D9"/>
-              <w:left w:val="single" w:sz="4" w:color="D9D9D9"/>
-              <w:right w:val="single" w:sz="4" w:color="D9D9D9"/>
-            </w:tcBorders>
-          </w:tcPr>
-          <w:p>
-            <w:pPr>
-              <w:spacing w:after="0" w:line="245" w:lineRule="auto"/>
-              <w:jc w:val="center"/>
-            </w:pPr>
-            <w:r>
-              <w:rPr>
-                <w:b w:val="0"/>
-                <w:color w:val="000000"/>
-                <w:sz w:val="20"/>
-              </w:rPr>
-              <w:t>17.11 Alpine</w:t>
-            </w:r>
-          </w:p>
-        </w:tc>
-        <w:tc>
-          <w:tcPr>
-            <w:tcW w:type="dxa" w:w="4464"/>
-            <w:vAlign w:val="center"/>
-            <w:shd w:fill="FFFFFF"/>
-            <w:tcMar>
-              <w:top w:w="85" w:type="dxa"/>
-              <w:bottom w:w="85" w:type="dxa"/>
-              <w:left w:w="110" w:type="dxa"/>
-              <w:right w:w="110" w:type="dxa"/>
-            </w:tcMar>
-            <w:tcBorders>
-              <w:top w:val="single" w:sz="4" w:color="D9D9D9"/>
-              <w:bottom w:val="single" w:sz="4" w:color="D9D9D9"/>
-              <w:left w:val="single" w:sz="4" w:color="D9D9D9"/>
-              <w:right w:val="single" w:sz="4" w:color="D9D9D9"/>
-            </w:tcBorders>
-          </w:tcPr>
-          <w:p>
-            <w:pPr>
-              <w:spacing w:after="0" w:line="245" w:lineRule="auto"/>
-            </w:pPr>
-            <w:r>
-              <w:rPr>
-                <w:b w:val="0"/>
-                <w:color w:val="000000"/>
-                <w:sz w:val="20"/>
-              </w:rPr>
-              <w:t>Default local metadata and queue</w:t>
-            </w:r>
-          </w:p>
-        </w:tc>
-      </w:tr>
-      <w:tr>
-        <w:trPr>
-          <w:cantSplit/>
-        </w:trPr>
-        <w:tc>
-          <w:tcPr>
-            <w:tcW w:type="dxa" w:w="2880"/>
-            <w:vAlign w:val="center"/>
-            <w:shd w:fill="F0F4F8"/>
-            <w:tcMar>
-              <w:top w:w="85" w:type="dxa"/>
-              <w:bottom w:w="85" w:type="dxa"/>
-              <w:left w:w="110" w:type="dxa"/>
-              <w:right w:w="110" w:type="dxa"/>
-            </w:tcMar>
-            <w:tcBorders>
-              <w:top w:val="single" w:sz="4" w:color="D9D9D9"/>
-              <w:bottom w:val="single" w:sz="4" w:color="D9D9D9"/>
-              <w:left w:val="single" w:sz="4" w:color="D9D9D9"/>
-              <w:right w:val="single" w:sz="4" w:color="D9D9D9"/>
-            </w:tcBorders>
-          </w:tcPr>
-          <w:p>
-            <w:pPr>
-              <w:spacing w:after="0" w:line="245" w:lineRule="auto"/>
-            </w:pPr>
-            <w:r>
-              <w:rPr>
-                <w:b w:val="0"/>
-                <w:color w:val="000000"/>
-                <w:sz w:val="20"/>
-              </w:rPr>
-              <w:t>Qdrant local image</w:t>
-            </w:r>
-          </w:p>
-        </w:tc>
-        <w:tc>
-          <w:tcPr>
-            <w:tcW w:type="dxa" w:w="2880"/>
-            <w:vAlign w:val="center"/>
-            <w:shd w:fill="F0F4F8"/>
-            <w:tcMar>
-              <w:top w:w="85" w:type="dxa"/>
-              <w:bottom w:w="85" w:type="dxa"/>
-              <w:left w:w="110" w:type="dxa"/>
-              <w:right w:w="110" w:type="dxa"/>
-            </w:tcMar>
-            <w:tcBorders>
-              <w:top w:val="single" w:sz="4" w:color="D9D9D9"/>
-              <w:bottom w:val="single" w:sz="4" w:color="D9D9D9"/>
-              <w:left w:val="single" w:sz="4" w:color="D9D9D9"/>
-              <w:right w:val="single" w:sz="4" w:color="D9D9D9"/>
-            </w:tcBorders>
-          </w:tcPr>
-          <w:p>
-            <w:pPr>
-              <w:spacing w:after="0" w:line="245" w:lineRule="auto"/>
-              <w:jc w:val="center"/>
-            </w:pPr>
-            <w:r>
-              <w:rPr>
-                <w:b w:val="0"/>
-                <w:color w:val="000000"/>
-                <w:sz w:val="20"/>
-              </w:rPr>
-              <w:t>1.19.1</w:t>
-            </w:r>
-          </w:p>
-        </w:tc>
-        <w:tc>
-          <w:tcPr>
-            <w:tcW w:type="dxa" w:w="4464"/>
-            <w:vAlign w:val="center"/>
-            <w:shd w:fill="F0F4F8"/>
-            <w:tcMar>
-              <w:top w:w="85" w:type="dxa"/>
-              <w:bottom w:w="85" w:type="dxa"/>
-              <w:left w:w="110" w:type="dxa"/>
-              <w:right w:w="110" w:type="dxa"/>
-            </w:tcMar>
-            <w:tcBorders>
-              <w:top w:val="single" w:sz="4" w:color="D9D9D9"/>
-              <w:bottom w:val="single" w:sz="4" w:color="D9D9D9"/>
-              <w:left w:val="single" w:sz="4" w:color="D9D9D9"/>
-              <w:right w:val="single" w:sz="4" w:color="D9D9D9"/>
-            </w:tcBorders>
-          </w:tcPr>
-          <w:p>
-            <w:pPr>
-              <w:spacing w:after="0" w:line="245" w:lineRule="auto"/>
-            </w:pPr>
-            <w:r>
-              <w:rPr>
-                <w:b w:val="0"/>
-                <w:color w:val="000000"/>
-                <w:sz w:val="20"/>
-              </w:rPr>
-              <w:t>Local vector index</w:t>
-            </w:r>
-          </w:p>
-        </w:tc>
-      </w:tr>
-      <w:tr>
-        <w:trPr>
-          <w:cantSplit/>
-        </w:trPr>
-        <w:tc>
-          <w:tcPr>
-            <w:tcW w:type="dxa" w:w="2880"/>
-            <w:vAlign w:val="center"/>
-            <w:shd w:fill="FFFFFF"/>
-            <w:tcMar>
-              <w:top w:w="85" w:type="dxa"/>
-              <w:bottom w:w="85" w:type="dxa"/>
-              <w:left w:w="110" w:type="dxa"/>
-              <w:right w:w="110" w:type="dxa"/>
-            </w:tcMar>
-            <w:tcBorders>
-              <w:top w:val="single" w:sz="4" w:color="D9D9D9"/>
-              <w:bottom w:val="single" w:sz="4" w:color="D9D9D9"/>
-              <w:left w:val="single" w:sz="4" w:color="D9D9D9"/>
-              <w:right w:val="single" w:sz="4" w:color="D9D9D9"/>
-            </w:tcBorders>
-          </w:tcPr>
-          <w:p>
-            <w:pPr>
-              <w:spacing w:after="0" w:line="245" w:lineRule="auto"/>
-            </w:pPr>
-            <w:r>
-              <w:rPr>
-                <w:b w:val="0"/>
-                <w:color w:val="000000"/>
-                <w:sz w:val="20"/>
-              </w:rPr>
-              <w:t>Oracle Free local image</w:t>
-            </w:r>
-          </w:p>
-        </w:tc>
-        <w:tc>
-          <w:tcPr>
-            <w:tcW w:type="dxa" w:w="2880"/>
-            <w:vAlign w:val="center"/>
-            <w:shd w:fill="FFFFFF"/>
-            <w:tcMar>
-              <w:top w:w="85" w:type="dxa"/>
-              <w:bottom w:w="85" w:type="dxa"/>
-              <w:left w:w="110" w:type="dxa"/>
-              <w:right w:w="110" w:type="dxa"/>
-            </w:tcMar>
-            <w:tcBorders>
-              <w:top w:val="single" w:sz="4" w:color="D9D9D9"/>
-              <w:bottom w:val="single" w:sz="4" w:color="D9D9D9"/>
-              <w:left w:val="single" w:sz="4" w:color="D9D9D9"/>
-              <w:right w:val="single" w:sz="4" w:color="D9D9D9"/>
-            </w:tcBorders>
-          </w:tcPr>
-          <w:p>
-            <w:pPr>
-              <w:spacing w:after="0" w:line="245" w:lineRule="auto"/>
-              <w:jc w:val="center"/>
-            </w:pPr>
-            <w:r>
-              <w:rPr>
-                <w:b w:val="0"/>
-                <w:color w:val="000000"/>
-                <w:sz w:val="20"/>
-              </w:rPr>
-              <w:t>23.26.3.0</w:t>
-            </w:r>
-          </w:p>
-        </w:tc>
-        <w:tc>
-          <w:tcPr>
-            <w:tcW w:type="dxa" w:w="4464"/>
-            <w:vAlign w:val="center"/>
-            <w:shd w:fill="FFFFFF"/>
-            <w:tcMar>
-              <w:top w:w="85" w:type="dxa"/>
-              <w:bottom w:w="85" w:type="dxa"/>
-              <w:left w:w="110" w:type="dxa"/>
-              <w:right w:w="110" w:type="dxa"/>
-            </w:tcMar>
-            <w:tcBorders>
-              <w:top w:val="single" w:sz="4" w:color="D9D9D9"/>
-              <w:bottom w:val="single" w:sz="4" w:color="D9D9D9"/>
-              <w:left w:val="single" w:sz="4" w:color="D9D9D9"/>
-              <w:right w:val="single" w:sz="4" w:color="D9D9D9"/>
-            </w:tcBorders>
-          </w:tcPr>
-          <w:p>
-            <w:pPr>
-              <w:spacing w:after="0" w:line="245" w:lineRule="auto"/>
-            </w:pPr>
-            <w:r>
-              <w:rPr>
-                <w:b w:val="0"/>
-                <w:color w:val="000000"/>
-                <w:sz w:val="20"/>
-              </w:rPr>
-              <w:t>Optional Oracle 26ai local profile</w:t>
-            </w:r>
-          </w:p>
-        </w:tc>
-      </w:tr>
-      <w:tr>
-        <w:trPr>
-          <w:cantSplit/>
-        </w:trPr>
-        <w:tc>
-          <w:tcPr>
-            <w:tcW w:type="dxa" w:w="2880"/>
-            <w:vAlign w:val="center"/>
-            <w:shd w:fill="F0F4F8"/>
-            <w:tcMar>
-              <w:top w:w="85" w:type="dxa"/>
-              <w:bottom w:w="85" w:type="dxa"/>
-              <w:left w:w="110" w:type="dxa"/>
-              <w:right w:w="110" w:type="dxa"/>
-            </w:tcMar>
-            <w:tcBorders>
-              <w:top w:val="single" w:sz="4" w:color="D9D9D9"/>
-              <w:bottom w:val="single" w:sz="4" w:color="D9D9D9"/>
-              <w:left w:val="single" w:sz="4" w:color="D9D9D9"/>
-              <w:right w:val="single" w:sz="4" w:color="D9D9D9"/>
-            </w:tcBorders>
-          </w:tcPr>
-          <w:p>
-            <w:pPr>
-              <w:spacing w:after="0" w:line="245" w:lineRule="auto"/>
-            </w:pPr>
-            <w:r>
-              <w:rPr>
-                <w:b w:val="0"/>
-                <w:color w:val="000000"/>
-                <w:sz w:val="20"/>
-              </w:rPr>
-              <w:t>Ollama local image</w:t>
-            </w:r>
-          </w:p>
-        </w:tc>
-        <w:tc>
-          <w:tcPr>
-            <w:tcW w:type="dxa" w:w="2880"/>
-            <w:vAlign w:val="center"/>
-            <w:shd w:fill="F0F4F8"/>
-            <w:tcMar>
-              <w:top w:w="85" w:type="dxa"/>
-              <w:bottom w:w="85" w:type="dxa"/>
-              <w:left w:w="110" w:type="dxa"/>
-              <w:right w:w="110" w:type="dxa"/>
-            </w:tcMar>
-            <w:tcBorders>
-              <w:top w:val="single" w:sz="4" w:color="D9D9D9"/>
-              <w:bottom w:val="single" w:sz="4" w:color="D9D9D9"/>
-              <w:left w:val="single" w:sz="4" w:color="D9D9D9"/>
-              <w:right w:val="single" w:sz="4" w:color="D9D9D9"/>
-            </w:tcBorders>
-          </w:tcPr>
-          <w:p>
-            <w:pPr>
-              <w:spacing w:after="0" w:line="245" w:lineRule="auto"/>
-              <w:jc w:val="center"/>
-            </w:pPr>
-            <w:r>
-              <w:rPr>
-                <w:b w:val="0"/>
-                <w:color w:val="000000"/>
-                <w:sz w:val="20"/>
-              </w:rPr>
-              <w:t>0.35.1</w:t>
-            </w:r>
-          </w:p>
-        </w:tc>
-        <w:tc>
-          <w:tcPr>
-            <w:tcW w:type="dxa" w:w="4464"/>
-            <w:vAlign w:val="center"/>
-            <w:shd w:fill="F0F4F8"/>
-            <w:tcMar>
-              <w:top w:w="85" w:type="dxa"/>
-              <w:bottom w:w="85" w:type="dxa"/>
-              <w:left w:w="110" w:type="dxa"/>
-              <w:right w:w="110" w:type="dxa"/>
-            </w:tcMar>
-            <w:tcBorders>
-              <w:top w:val="single" w:sz="4" w:color="D9D9D9"/>
-              <w:bottom w:val="single" w:sz="4" w:color="D9D9D9"/>
-              <w:left w:val="single" w:sz="4" w:color="D9D9D9"/>
-              <w:right w:val="single" w:sz="4" w:color="D9D9D9"/>
-            </w:tcBorders>
-          </w:tcPr>
-          <w:p>
-            <w:pPr>
-              <w:spacing w:after="0" w:line="245" w:lineRule="auto"/>
-            </w:pPr>
-            <w:r>
-              <w:rPr>
-                <w:b w:val="0"/>
-                <w:color w:val="000000"/>
-                <w:sz w:val="20"/>
-              </w:rPr>
-              <w:t>Local model server</w:t>
-            </w:r>
-          </w:p>
-        </w:tc>
-      </w:tr>
-      <w:tr>
-        <w:trPr>
-          <w:cantSplit/>
-        </w:trPr>
-        <w:tc>
-          <w:tcPr>
-            <w:tcW w:type="dxa" w:w="2880"/>
-            <w:vAlign w:val="center"/>
-            <w:shd w:fill="FFFFFF"/>
-            <w:tcMar>
-              <w:top w:w="85" w:type="dxa"/>
-              <w:bottom w:w="85" w:type="dxa"/>
-              <w:left w:w="110" w:type="dxa"/>
-              <w:right w:w="110" w:type="dxa"/>
-            </w:tcMar>
-            <w:tcBorders>
-              <w:top w:val="single" w:sz="4" w:color="D9D9D9"/>
-              <w:bottom w:val="single" w:sz="4" w:color="D9D9D9"/>
-              <w:left w:val="single" w:sz="4" w:color="D9D9D9"/>
-              <w:right w:val="single" w:sz="4" w:color="D9D9D9"/>
-            </w:tcBorders>
-          </w:tcPr>
-          <w:p>
-            <w:pPr>
-              <w:spacing w:after="0" w:line="245" w:lineRule="auto"/>
-            </w:pPr>
-            <w:r>
-              <w:rPr>
-                <w:b w:val="0"/>
-                <w:color w:val="000000"/>
-                <w:sz w:val="20"/>
-              </w:rPr>
-              <w:t>OKE pilot Kubernetes</w:t>
-            </w:r>
-          </w:p>
-        </w:tc>
-        <w:tc>
-          <w:tcPr>
-            <w:tcW w:type="dxa" w:w="2880"/>
-            <w:vAlign w:val="center"/>
-            <w:shd w:fill="FFFFFF"/>
-            <w:tcMar>
-              <w:top w:w="85" w:type="dxa"/>
-              <w:bottom w:w="85" w:type="dxa"/>
-              <w:left w:w="110" w:type="dxa"/>
-              <w:right w:w="110" w:type="dxa"/>
-            </w:tcMar>
-            <w:tcBorders>
-              <w:top w:val="single" w:sz="4" w:color="D9D9D9"/>
-              <w:bottom w:val="single" w:sz="4" w:color="D9D9D9"/>
-              <w:left w:val="single" w:sz="4" w:color="D9D9D9"/>
-              <w:right w:val="single" w:sz="4" w:color="D9D9D9"/>
-            </w:tcBorders>
-          </w:tcPr>
-          <w:p>
-            <w:pPr>
-              <w:spacing w:after="0" w:line="245" w:lineRule="auto"/>
-              <w:jc w:val="center"/>
-            </w:pPr>
-            <w:r>
-              <w:rPr>
-                <w:b w:val="0"/>
-                <w:color w:val="000000"/>
-                <w:sz w:val="20"/>
-              </w:rPr>
-              <w:t>v1.36.4 recorded 14 Oct</w:t>
-            </w:r>
-          </w:p>
-        </w:tc>
-        <w:tc>
-          <w:tcPr>
-            <w:tcW w:type="dxa" w:w="4464"/>
-            <w:vAlign w:val="center"/>
-            <w:shd w:fill="FFFFFF"/>
-            <w:tcMar>
-              <w:top w:w="85" w:type="dxa"/>
-              <w:bottom w:w="85" w:type="dxa"/>
-              <w:left w:w="110" w:type="dxa"/>
-              <w:right w:w="110" w:type="dxa"/>
-            </w:tcMar>
-            <w:tcBorders>
-              <w:top w:val="single" w:sz="4" w:color="D9D9D9"/>
-              <w:bottom w:val="single" w:sz="4" w:color="D9D9D9"/>
-              <w:left w:val="single" w:sz="4" w:color="D9D9D9"/>
-              <w:right w:val="single" w:sz="4" w:color="D9D9D9"/>
-            </w:tcBorders>
-          </w:tcPr>
-          <w:p>
-            <w:pPr>
-              <w:spacing w:after="0" w:line="245" w:lineRule="auto"/>
-            </w:pPr>
-            <w:r>
-              <w:rPr>
-                <w:b w:val="0"/>
-                <w:color w:val="000000"/>
-                <w:sz w:val="20"/>
-              </w:rPr>
-              <w:t>Historical platform record; verify before a future rollout</w:t>
-            </w:r>
-          </w:p>
-        </w:tc>
-      </w:tr>
-      <w:tr>
-        <w:trPr>
-          <w:cantSplit/>
-        </w:trPr>
-        <w:tc>
-          <w:tcPr>
-            <w:tcW w:type="dxa" w:w="2880"/>
-            <w:vAlign w:val="center"/>
-            <w:shd w:fill="F0F4F8"/>
-            <w:tcMar>
-              <w:top w:w="85" w:type="dxa"/>
-              <w:bottom w:w="85" w:type="dxa"/>
-              <w:left w:w="110" w:type="dxa"/>
-              <w:right w:w="110" w:type="dxa"/>
-            </w:tcMar>
-            <w:tcBorders>
-              <w:top w:val="single" w:sz="4" w:color="D9D9D9"/>
-              <w:bottom w:val="single" w:sz="4" w:color="D9D9D9"/>
-              <w:left w:val="single" w:sz="4" w:color="D9D9D9"/>
-              <w:right w:val="single" w:sz="4" w:color="D9D9D9"/>
-            </w:tcBorders>
-          </w:tcPr>
-          <w:p>
-            <w:pPr>
-              <w:spacing w:after="0" w:line="245" w:lineRule="auto"/>
-            </w:pPr>
-            <w:r>
-              <w:rPr>
-                <w:b w:val="0"/>
-                <w:color w:val="000000"/>
-                <w:sz w:val="20"/>
-              </w:rPr>
-              <w:t>Caddy and SSH relay</w:t>
-            </w:r>
-          </w:p>
-        </w:tc>
-        <w:tc>
-          <w:tcPr>
-            <w:tcW w:type="dxa" w:w="2880"/>
-            <w:vAlign w:val="center"/>
-            <w:shd w:fill="F0F4F8"/>
-            <w:tcMar>
-              <w:top w:w="85" w:type="dxa"/>
-              <w:bottom w:w="85" w:type="dxa"/>
-              <w:left w:w="110" w:type="dxa"/>
-              <w:right w:w="110" w:type="dxa"/>
-            </w:tcMar>
-            <w:tcBorders>
-              <w:top w:val="single" w:sz="4" w:color="D9D9D9"/>
-              <w:bottom w:val="single" w:sz="4" w:color="D9D9D9"/>
-              <w:left w:val="single" w:sz="4" w:color="D9D9D9"/>
-              <w:right w:val="single" w:sz="4" w:color="D9D9D9"/>
-            </w:tcBorders>
-          </w:tcPr>
-          <w:p>
-            <w:pPr>
-              <w:spacing w:after="0" w:line="245" w:lineRule="auto"/>
-              <w:jc w:val="center"/>
-            </w:pPr>
-            <w:r>
-              <w:rPr>
-                <w:b w:val="0"/>
-                <w:color w:val="000000"/>
-                <w:sz w:val="20"/>
-              </w:rPr>
-              <w:t>Deployment digest / Alpine 3.23 relay base</w:t>
-            </w:r>
-          </w:p>
-        </w:tc>
-        <w:tc>
-          <w:tcPr>
-            <w:tcW w:type="dxa" w:w="4464"/>
-            <w:vAlign w:val="center"/>
-            <w:shd w:fill="F0F4F8"/>
-            <w:tcMar>
-              <w:top w:w="85" w:type="dxa"/>
-              <w:bottom w:w="85" w:type="dxa"/>
-              <w:left w:w="110" w:type="dxa"/>
-              <w:right w:w="110" w:type="dxa"/>
-            </w:tcMar>
-            <w:tcBorders>
-              <w:top w:val="single" w:sz="4" w:color="D9D9D9"/>
-              <w:bottom w:val="single" w:sz="4" w:color="D9D9D9"/>
-              <w:left w:val="single" w:sz="4" w:color="D9D9D9"/>
-              <w:right w:val="single" w:sz="4" w:color="D9D9D9"/>
-            </w:tcBorders>
-          </w:tcPr>
-          <w:p>
-            <w:pPr>
-              <w:spacing w:after="0" w:line="245" w:lineRule="auto"/>
-            </w:pPr>
-            <w:r>
-              <w:rPr>
-                <w:b w:val="0"/>
-                <w:color w:val="000000"/>
-                <w:sz w:val="20"/>
-              </w:rPr>
-              <w:t>TLS entry and restricted model tunnel</w:t>
-            </w:r>
-          </w:p>
-        </w:tc>
-      </w:tr>
-    </w:tbl>
-    <w:p>
-      <w:pPr>
-        <w:spacing w:after="40"/>
-      </w:pPr>
-    </w:p>
-    <w:p>
-      <w:r>
-        <w:br w:type="page"/>
-      </w:r>
-    </w:p>
-    <w:p>
-      <w:pPr>
-        <w:pStyle w:val="Heading1"/>
-      </w:pPr>
-      <w:r>
-        <w:t>Local setup and first onboarding</w:t>
-      </w:r>
-    </w:p>
-    <w:p>
-      <w:pPr>
-        <w:spacing w:after="200"/>
-      </w:pPr>
-      <w:r>
-        <w:rPr>
-          <w:b/>
-        </w:rPr>
-        <w:t xml:space="preserve">1  Choose one isolated environment. </w:t>
-      </w:r>
-      <w:r>
-        <w:t>For default local Docker, use local/compose.yaml. For the Windows Oracle and Ollama profile, run local/ags_scripts/start-oracle.ps1. Do not point a test installation at the deployed database or storage.</w:t>
-      </w:r>
-    </w:p>
-    <w:p>
-      <w:pPr>
-        <w:spacing w:after="200"/>
-      </w:pPr>
-      <w:r>
-        <w:rPr>
-          <w:b/>
-        </w:rPr>
-        <w:t xml:space="preserve">2  Create private installation settings. </w:t>
-      </w:r>
-      <w:r>
-        <w:t>The default setup.sh creates a private .env with unique database, session, encryption and bootstrap secrets. The Oracle launcher creates its own .env.oracle and private credential files. Never commit those values.</w:t>
-      </w:r>
-    </w:p>
-    <w:p>
-      <w:pPr>
-        <w:spacing w:after="200"/>
-      </w:pPr>
-      <w:r>
-        <w:rPr>
-          <w:b/>
-        </w:rPr>
-        <w:t xml:space="preserve">3  Start and inspect services. </w:t>
-      </w:r>
-      <w:r>
-        <w:t>Use the same Compose files, project directory and env file for every command. The default app listens on localhost:3000; the Oracle launcher defaults to localhost:3003. Check API, worker and database readiness.</w:t>
-      </w:r>
-    </w:p>
-    <w:p>
-      <w:pPr>
-        <w:spacing w:after="200"/>
-      </w:pPr>
-      <w:r>
-        <w:rPr>
-          <w:b/>
-        </w:rPr>
-        <w:t xml:space="preserve">4  Configure real processing. </w:t>
-      </w:r>
-      <w:r>
-        <w:t>Supply a reachable supported model endpoint and local reranker files. Default generic reranking is disabled; local and oci runtime profiles expect /data/models/reranker. Test provider connections before a real document run.</w:t>
-      </w:r>
-    </w:p>
-    <w:p>
-      <w:pPr>
-        <w:spacing w:after="200"/>
-      </w:pPr>
-      <w:r>
-        <w:rPr>
-          <w:b/>
-        </w:rPr>
-        <w:t xml:space="preserve">5  Bootstrap the administrator. </w:t>
-      </w:r>
-      <w:r>
-        <w:t>On the empty initialized application database, use the installation bootstrap token to create the first administrator. An existing sign-in page means users may already exist; verify the destination before changing state.</w:t>
-      </w:r>
-    </w:p>
-    <w:p>
-      <w:pPr>
-        <w:spacing w:after="200"/>
-      </w:pPr>
-      <w:r>
-        <w:rPr>
-          <w:b/>
-        </w:rPr>
-        <w:t xml:space="preserve">6  Complete one onboarding check. </w:t>
-      </w:r>
-      <w:r>
-        <w:t>Register models, create and map a dataset, save a small schema prompt, upload harmless test content, wait for indexing, extract, review, export and ask a cited question.</w:t>
-      </w:r>
-    </w:p>
-    <w:p>
-      <w:pPr>
-        <w:spacing w:after="160"/>
-      </w:pPr>
-      <w:r>
-        <w:rPr>
-          <w:rFonts w:ascii="Consolas" w:hAnsi="Consolas"/>
-          <w:sz w:val="18"/>
-        </w:rPr>
-        <w:t>git clone --branch python https://github.com/Maniatramco/Aegis.git</w:t>
-      </w:r>
-      <w:r>
-        <w:rPr>
-          <w:rFonts w:ascii="Consolas" w:hAnsi="Consolas"/>
-          <w:sz w:val="18"/>
-        </w:rPr>
-        <w:br/>
-        <w:t>cd Aegis</w:t>
-      </w:r>
-      <w:r>
-        <w:rPr>
-          <w:rFonts w:ascii="Consolas" w:hAnsi="Consolas"/>
-          <w:sz w:val="18"/>
-        </w:rPr>
-        <w:br/>
-        <w:t>git checkout aegis-freeze-2026-10-15</w:t>
-      </w:r>
-      <w:r>
-        <w:rPr>
-          <w:rFonts w:ascii="Consolas" w:hAnsi="Consolas"/>
-          <w:sz w:val="18"/>
-        </w:rPr>
-        <w:br/>
-        <w:t># POSIX shell or WSL for the default local profile</w:t>
-      </w:r>
-      <w:r>
-        <w:rPr>
-          <w:rFonts w:ascii="Consolas" w:hAnsi="Consolas"/>
-          <w:sz w:val="18"/>
-        </w:rPr>
-        <w:br/>
-        <w:t>./local/ags_scripts/setup.sh</w:t>
-      </w:r>
-      <w:r>
-        <w:rPr>
-          <w:rFonts w:ascii="Consolas" w:hAnsi="Consolas"/>
-          <w:sz w:val="18"/>
-        </w:rPr>
-        <w:br/>
-        <w:t>docker compose --project-directory . --env-file .env \</w:t>
-      </w:r>
-      <w:r>
-        <w:rPr>
-          <w:rFonts w:ascii="Consolas" w:hAnsi="Consolas"/>
-          <w:sz w:val="18"/>
-        </w:rPr>
-        <w:br/>
-        <w:t xml:space="preserve">  -f local/compose.yaml up --build -d</w:t>
-      </w:r>
-    </w:p>
-    <w:p>
-      <w:pPr>
-        <w:widowControl/>
-      </w:pPr>
-      <w:r>
-        <w:t>The commands above start a separate local environment. They are documented instructions only; they were not executed against the existing deployment during this handover.</w:t>
+        <w:t>The currently mapped model identifiers are gemini-embedding-2 and gemini-3.5-flash-lite. Cloud model identifiers are saved provider selections rather than installed weight versions. Full deployed image references are preserved in the live resource record.</w:t>
       </w:r>
     </w:p>
     <w:p>
@@ -4901,7 +4710,7 @@
         <w:pStyle w:val="Heading1"/>
       </w:pPr>
       <w:r>
-        <w:t>OCI installation and application releases</w:t>
+        <w:t>Network operations and verification record</w:t>
       </w:r>
     </w:p>
     <w:p>
@@ -4909,7 +4718,7 @@
         <w:widowControl/>
       </w:pPr>
       <w:r>
-        <w:t>A new OCI environment needs an explicit platform and application installation handoff before the release script can be used. Required items include cluster access, namespace, registry and pull credentials, database/schema, bucket, application encryption and bootstrap secrets, wallet, reranker files, persistent state and an HTTPS endpoint.</w:t>
+        <w:t>The VCN is ags-aegis-vcn with CIDR 10.42.0.0/16. Its API, worker and load-balancer subnets are 10.42.0.0/24, 10.42.1.0/24 and 10.42.2.0/24. The load balancer exposes ports 80 and 443 at 92.4.67.183. The application uses HTTPS and returned the HSTS header.</w:t>
       </w:r>
     </w:p>
     <w:p>
@@ -4917,7 +4726,7 @@
         <w:widowControl/>
       </w:pPr>
       <w:r>
-        <w:t>The historical ags_oke provisioning and rendering helpers are specific to the recorded pilot. They contain Mumbai and resource assumptions, read private runtime records, and the renderer verifies seeded existing OCI state. They are not a portable empty-cluster installer. Do not run them unchanged for a new tenancy.</w:t>
+        <w:t>The internal API service uses port 8000. The retained Ollama service uses port 11434, and the restricted SSH relay service uses NodePort 32022. The relay sidecar is ready, while the laptop model endpoint is unavailable. No model port was opened or network policy changed during the inspection.</w:t>
       </w:r>
     </w:p>
     <w:p>
@@ -4925,7 +4734,7 @@
         <w:widowControl/>
       </w:pPr>
       <w:r>
-        <w:t>For a prepared destination, ags_deploy/deploy-aegis-code.ps1 checks kubeconfig/context and expected deployments, builds the web and backend images for the selected architecture, pushes them, records previous image references, then rolls backend and frontend out by immutable digest. API and worker use the same backend digest.</w:t>
+        <w:t>The database is available, mTLS is required, and both database compute and storage autoscaling are disabled. The database records the queue and native vectors in the same managed service. The bucket is Standard storage; original documents and complete result files remain in Object Storage.</w:t>
       </w:r>
     </w:p>
     <w:p>
@@ -4933,7 +4742,7 @@
         <w:widowControl/>
       </w:pPr>
       <w:r>
-        <w:t>The deployment script updates existing workloads. It does not create infrastructure, install secrets, initialize an empty application or run schema migrations. Its backend build disables local embedding and optional cloud-model packages, and enables Oracle/OCI packages. A native provider requiring additional model adapters needs a separately verified image build.</w:t>
+        <w:t>OCI API calls were GET/list operations. Kubernetes reads inspected nodes, deployments, pods, services and persistent claims; read-only commands inside existing containers checked versions and configuration. The application catalog query explicitly used a read-only database transaction and bypassed cache writes.</w:t>
       </w:r>
     </w:p>
     <w:p>
@@ -4941,128 +4750,7 @@
         <w:widowControl/>
       </w:pPr>
       <w:r>
-        <w:t>The backend uses Recreate, so an authorized future release can interrupt service. Finish active jobs and take a coordinated backup first. A failed release stops; it does not automatically undo earlier successful changes. Use the recorded previous image references for a compatible rollback.</w:t>
-      </w:r>
-    </w:p>
-    <w:p>
-      <w:pPr>
-        <w:spacing w:after="160"/>
-      </w:pPr>
-      <w:r>
-        <w:rPr>
-          <w:rFonts w:ascii="Consolas" w:hAnsi="Consolas"/>
-          <w:sz w:val="18"/>
-        </w:rPr>
-        <w:t># From repository root, after destination preparation</w:t>
-      </w:r>
-      <w:r>
-        <w:rPr>
-          <w:rFonts w:ascii="Consolas" w:hAnsi="Consolas"/>
-          <w:sz w:val="18"/>
-        </w:rPr>
-        <w:br/>
-        <w:t>$taskSource = (Get-Location).Path</w:t>
-      </w:r>
-      <w:r>
-        <w:rPr>
-          <w:rFonts w:ascii="Consolas" w:hAnsi="Consolas"/>
-          <w:sz w:val="18"/>
-        </w:rPr>
-        <w:br/>
-        <w:t>$taskKubeconfig = 'C:\secure\destination-kubeconfig.yaml'</w:t>
-      </w:r>
-      <w:r>
-        <w:rPr>
-          <w:rFonts w:ascii="Consolas" w:hAnsi="Consolas"/>
-          <w:sz w:val="18"/>
-        </w:rPr>
-        <w:br/>
-        <w:t>$taskContext = 'DESTINATION_CONTEXT'</w:t>
-      </w:r>
-      <w:r>
-        <w:rPr>
-          <w:rFonts w:ascii="Consolas" w:hAnsi="Consolas"/>
-          <w:sz w:val="18"/>
-        </w:rPr>
-        <w:br/>
-        <w:t># Full copyable deployment and rollback commands:</w:t>
-      </w:r>
-      <w:r>
-        <w:rPr>
-          <w:rFonts w:ascii="Consolas" w:hAnsi="Consolas"/>
-          <w:sz w:val="18"/>
-        </w:rPr>
-        <w:br/>
-        <w:t># ags_docs/DEPLOYMENT.md</w:t>
-      </w:r>
-    </w:p>
-    <w:p>
-      <w:pPr>
-        <w:widowControl/>
-      </w:pPr>
-      <w:r>
-        <w:t>Current handover constraint: preserve the deployed installation. No release script, kubectl apply/set image/scale, runtime apply, service restart, infrastructure provisioning or data mutation is part of this freeze.</w:t>
-      </w:r>
-    </w:p>
-    <w:p>
-      <w:r>
-        <w:br w:type="page"/>
-      </w:r>
-    </w:p>
-    <w:p>
-      <w:pPr>
-        <w:pStyle w:val="Heading1"/>
-      </w:pPr>
-      <w:r>
-        <w:t>Configuration security and operations</w:t>
-      </w:r>
-    </w:p>
-    <w:p>
-      <w:pPr>
-        <w:widowControl/>
-      </w:pPr>
-      <w:r>
-        <w:t>Operational defaults live in ags_backend/ags_app/ags_config/runtime.toml. It defines units, bounds and default/local/oci profiles for chat, retrieval, reranking, OCR, uploads and worker retries. Saved per-model settings and explicit environment overrides can take precedence. Inspect effective values before a future configuration change.</w:t>
-      </w:r>
-    </w:p>
-    <w:p>
-      <w:pPr>
-        <w:widowControl/>
-      </w:pPr>
-      <w:r>
-        <w:t>Model registrations and dataset mappings are saved application settings. Encryption keys, database passwords, OCI credentials, wallets, session secrets and bootstrap tokens remain outside Git and images. Keep the installation master key stable across releases so saved credentials remain decryptable.</w:t>
-      </w:r>
-    </w:p>
-    <w:p>
-      <w:pPr>
-        <w:widowControl/>
-      </w:pPr>
-      <w:r>
-        <w:t>Account changes require administrator authorization and confirmation in the application. Deletion revokes sessions and dataset access, protects the current account and last administrator, retains shared content, and archives private history references under the protected shared state directory.</w:t>
-      </w:r>
-    </w:p>
-    <w:p>
-      <w:pPr>
-        <w:widowControl/>
-      </w:pPr>
-      <w:r>
-        <w:t>The laptop model relay pins the SSH host key and permits restricted reverse forwarding. The recorded destination is the internal ollama service on port 11434. Laptop Docker/Ollama and the tunnel must remain online for those models. Do not expose an unauthenticated model port publicly.</w:t>
-      </w:r>
-    </w:p>
-    <w:p>
-      <w:pPr>
-        <w:widowControl/>
-      </w:pPr>
-      <w:r>
-        <w:t>Back up relational state, durable objects, shared runtime state, model and route configuration, and separately protected encryption material. The local backup.sh script supports the local PostgreSQL/file profile; it is not an OCI Oracle restore solution. Test cloud recovery in an isolated destination.</w:t>
-      </w:r>
-    </w:p>
-    <w:p>
-      <w:pPr>
-        <w:widowControl/>
-      </w:pPr>
-      <w:r>
-        <w:t>An image rollback restores code only. It does not reverse schema, configuration or content changes. Restore only a compatible code and data combination. Preserve embedding profiles and rebuild derived indexes from verified durable sources when needed.</w:t>
+        <w:t>The resource record includes current resource names, allocated capacity, container requests/limits, active model mappings, observed versions and deployed image digests. Credentials, wallet files, private keys, user documents and result payloads are excluded.</w:t>
       </w:r>
     </w:p>
     <w:tbl>
@@ -5109,7 +4797,7 @@
                 <w:color w:val="FFFFFF"/>
                 <w:sz w:val="20"/>
               </w:rPr>
-              <w:t>Symptom</w:t>
+              <w:t>Repository reference</w:t>
             </w:r>
           </w:p>
         </w:tc>
@@ -5141,7 +4829,7 @@
                 <w:color w:val="FFFFFF"/>
                 <w:sz w:val="20"/>
               </w:rPr>
-              <w:t>First diagnostic</w:t>
+              <w:t>Purpose</w:t>
             </w:r>
           </w:p>
         </w:tc>
@@ -5178,7 +4866,7 @@
                 <w:color w:val="000000"/>
                 <w:sz w:val="20"/>
               </w:rPr>
-              <w:t>Image pull or startup error</w:t>
+              <w:t>ags_docs/OCI-LIVE-RESOURCES.md</w:t>
             </w:r>
           </w:p>
         </w:tc>
@@ -5210,7 +4898,7 @@
                 <w:color w:val="000000"/>
                 <w:sz w:val="20"/>
               </w:rPr>
-              <w:t>Check target architecture, registry pull secret, pod events and image digest</w:t>
+              <w:t>Readable live resource inventory</w:t>
             </w:r>
           </w:p>
         </w:tc>
@@ -5247,7 +4935,7 @@
                 <w:color w:val="000000"/>
                 <w:sz w:val="20"/>
               </w:rPr>
-              <w:t>API or worker not ready</w:t>
+              <w:t>ags_docs/OCI-LIVE-SNAPSHOT.json</w:t>
             </w:r>
           </w:p>
         </w:tc>
@@ -5279,7 +4967,7 @@
                 <w:color w:val="000000"/>
                 <w:sz w:val="20"/>
               </w:rPr>
-              <w:t>Check DB/wallet, encryption key, shared state and reranker mount</w:t>
+              <w:t>Sanitized inspection snapshot and image references</w:t>
             </w:r>
           </w:p>
         </w:tc>
@@ -5316,7 +5004,7 @@
                 <w:color w:val="000000"/>
                 <w:sz w:val="20"/>
               </w:rPr>
-              <w:t>Model unavailable</w:t>
+              <w:t>ags_docs/ARCHITECTURE.md</w:t>
             </w:r>
           </w:p>
         </w:tc>
@@ -5348,7 +5036,7 @@
                 <w:color w:val="000000"/>
                 <w:sz w:val="20"/>
               </w:rPr>
-              <w:t>Check registration, protocol, limits, endpoint and laptop relay</w:t>
+              <w:t>Text companion to this Word architecture document</w:t>
             </w:r>
           </w:p>
         </w:tc>
@@ -5385,7 +5073,7 @@
                 <w:color w:val="000000"/>
                 <w:sz w:val="20"/>
               </w:rPr>
-              <w:t>Document not searchable</w:t>
+              <w:t>ags_docs/TECH-STACK.md</w:t>
             </w:r>
           </w:p>
         </w:tc>
@@ -5417,7 +5105,7 @@
                 <w:color w:val="000000"/>
                 <w:sz w:val="20"/>
               </w:rPr>
-              <w:t>Check indexing job, OCR and embedding profile; ready is separate from extraction</w:t>
+              <w:t>Observed running technologies and model placement</w:t>
             </w:r>
           </w:p>
         </w:tc>
@@ -5454,7 +5142,7 @@
                 <w:color w:val="000000"/>
                 <w:sz w:val="20"/>
               </w:rPr>
-              <w:t>Result saved but workflow incomplete</w:t>
+              <w:t>ags_docs/DEPLOYMENT.md</w:t>
             </w:r>
           </w:p>
         </w:tc>
@@ -5486,192 +5174,7 @@
                 <w:color w:val="000000"/>
                 <w:sz w:val="20"/>
               </w:rPr>
-              <w:t>Inspect publication failure; retry knowledge publication before rerunning inference</w:t>
-            </w:r>
-          </w:p>
-        </w:tc>
-      </w:tr>
-    </w:tbl>
-    <w:p>
-      <w:pPr>
-        <w:spacing w:after="40"/>
-      </w:pPr>
-    </w:p>
-    <w:p>
-      <w:r>
-        <w:br w:type="page"/>
-      </w:r>
-    </w:p>
-    <w:p>
-      <w:pPr>
-        <w:pStyle w:val="Heading1"/>
-      </w:pPr>
-      <w:r>
-        <w:t>Release evidence and source navigation</w:t>
-      </w:r>
-    </w:p>
-    <w:p>
-      <w:pPr>
-        <w:widowControl/>
-      </w:pPr>
-      <w:r>
-        <w:t>The release evidence document records the actual checks for this snapshot. Historical screenshots and OCI deployment notes are dated observations, not a claim that this freeze was deployed. This handover does not run live extraction, user management, cloud rollout or restore drills.</w:t>
-      </w:r>
-    </w:p>
-    <w:p>
-      <w:pPr>
-        <w:widowControl/>
-      </w:pPr>
-      <w:r>
-        <w:t>A source freeze is represented by an immutable Git tag, not by preventing future development on the branch. Future work can advance the branch while this tag remains the handover reference. The source manifest fingerprints application and deployment inputs without including credentials or runtime data.</w:t>
-      </w:r>
-    </w:p>
-    <w:tbl>
-      <w:tblPr>
-        <w:tblW w:type="auto" w:w="0"/>
-        <w:jc w:val="center"/>
-        <w:tblLayout w:type="fixed"/>
-        <w:tblLook w:firstColumn="1" w:firstRow="1" w:lastColumn="0" w:lastRow="0" w:noHBand="0" w:noVBand="1" w:val="04A0"/>
-      </w:tblPr>
-      <w:tblGrid>
-        <w:gridCol w:w="2952"/>
-        <w:gridCol w:w="7272"/>
-      </w:tblGrid>
-      <w:tr>
-        <w:trPr>
-          <w:cantSplit/>
-          <w:tblHeader/>
-        </w:trPr>
-        <w:tc>
-          <w:tcPr>
-            <w:tcW w:type="dxa" w:w="2952"/>
-            <w:vAlign w:val="center"/>
-            <w:shd w:fill="193B60"/>
-            <w:tcMar>
-              <w:top w:w="85" w:type="dxa"/>
-              <w:bottom w:w="85" w:type="dxa"/>
-              <w:left w:w="110" w:type="dxa"/>
-              <w:right w:w="110" w:type="dxa"/>
-            </w:tcMar>
-            <w:tcBorders>
-              <w:top w:val="single" w:sz="4" w:color="D9D9D9"/>
-              <w:bottom w:val="single" w:sz="4" w:color="D9D9D9"/>
-              <w:left w:val="single" w:sz="4" w:color="D9D9D9"/>
-              <w:right w:val="single" w:sz="4" w:color="D9D9D9"/>
-            </w:tcBorders>
-          </w:tcPr>
-          <w:p>
-            <w:pPr>
-              <w:spacing w:after="0" w:line="245" w:lineRule="auto"/>
-            </w:pPr>
-            <w:r>
-              <w:rPr>
-                <w:b/>
-                <w:color w:val="FFFFFF"/>
-                <w:sz w:val="20"/>
-              </w:rPr>
-              <w:t>Repository entry</w:t>
-            </w:r>
-          </w:p>
-        </w:tc>
-        <w:tc>
-          <w:tcPr>
-            <w:tcW w:type="dxa" w:w="7272"/>
-            <w:vAlign w:val="center"/>
-            <w:shd w:fill="193B60"/>
-            <w:tcMar>
-              <w:top w:w="85" w:type="dxa"/>
-              <w:bottom w:w="85" w:type="dxa"/>
-              <w:left w:w="110" w:type="dxa"/>
-              <w:right w:w="110" w:type="dxa"/>
-            </w:tcMar>
-            <w:tcBorders>
-              <w:top w:val="single" w:sz="4" w:color="D9D9D9"/>
-              <w:bottom w:val="single" w:sz="4" w:color="D9D9D9"/>
-              <w:left w:val="single" w:sz="4" w:color="D9D9D9"/>
-              <w:right w:val="single" w:sz="4" w:color="D9D9D9"/>
-            </w:tcBorders>
-          </w:tcPr>
-          <w:p>
-            <w:pPr>
-              <w:spacing w:after="0" w:line="245" w:lineRule="auto"/>
-            </w:pPr>
-            <w:r>
-              <w:rPr>
-                <w:b/>
-                <w:color w:val="FFFFFF"/>
-                <w:sz w:val="20"/>
-              </w:rPr>
-              <w:t>What to inspect</w:t>
-            </w:r>
-          </w:p>
-        </w:tc>
-      </w:tr>
-      <w:tr>
-        <w:trPr>
-          <w:cantSplit/>
-        </w:trPr>
-        <w:tc>
-          <w:tcPr>
-            <w:tcW w:type="dxa" w:w="2952"/>
-            <w:vAlign w:val="center"/>
-            <w:shd w:fill="F0F4F8"/>
-            <w:tcMar>
-              <w:top w:w="85" w:type="dxa"/>
-              <w:bottom w:w="85" w:type="dxa"/>
-              <w:left w:w="110" w:type="dxa"/>
-              <w:right w:w="110" w:type="dxa"/>
-            </w:tcMar>
-            <w:tcBorders>
-              <w:top w:val="single" w:sz="4" w:color="D9D9D9"/>
-              <w:bottom w:val="single" w:sz="4" w:color="D9D9D9"/>
-              <w:left w:val="single" w:sz="4" w:color="D9D9D9"/>
-              <w:right w:val="single" w:sz="4" w:color="D9D9D9"/>
-            </w:tcBorders>
-          </w:tcPr>
-          <w:p>
-            <w:pPr>
-              <w:spacing w:after="0" w:line="245" w:lineRule="auto"/>
-            </w:pPr>
-            <w:r>
-              <w:rPr>
-                <w:b w:val="0"/>
-                <w:color w:val="000000"/>
-                <w:sz w:val="20"/>
-              </w:rPr>
-              <w:t>README.md</w:t>
-            </w:r>
-          </w:p>
-        </w:tc>
-        <w:tc>
-          <w:tcPr>
-            <w:tcW w:type="dxa" w:w="7272"/>
-            <w:vAlign w:val="center"/>
-            <w:shd w:fill="F0F4F8"/>
-            <w:tcMar>
-              <w:top w:w="85" w:type="dxa"/>
-              <w:bottom w:w="85" w:type="dxa"/>
-              <w:left w:w="110" w:type="dxa"/>
-              <w:right w:w="110" w:type="dxa"/>
-            </w:tcMar>
-            <w:tcBorders>
-              <w:top w:val="single" w:sz="4" w:color="D9D9D9"/>
-              <w:bottom w:val="single" w:sz="4" w:color="D9D9D9"/>
-              <w:left w:val="single" w:sz="4" w:color="D9D9D9"/>
-              <w:right w:val="single" w:sz="4" w:color="D9D9D9"/>
-            </w:tcBorders>
-          </w:tcPr>
-          <w:p>
-            <w:pPr>
-              <w:spacing w:after="0" w:line="245" w:lineRule="auto"/>
-            </w:pPr>
-            <w:r>
-              <w:rPr>
-                <w:b w:val="0"/>
-                <w:color w:val="000000"/>
-                <w:sz w:val="20"/>
-              </w:rPr>
-              <w:t>Manager introduction, diagrams, workflow and documentation links</w:t>
+              <w:t>Instructions for a future authorized application release</w:t>
             </w:r>
           </w:p>
         </w:tc>
@@ -5708,7 +5211,7 @@
                 <w:color w:val="000000"/>
                 <w:sz w:val="20"/>
               </w:rPr>
-              <w:t>ags_docs/ARCHITECTURE.md</w:t>
+              <w:t>Branch ags_sprint1</w:t>
             </w:r>
           </w:p>
         </w:tc>
@@ -5740,628 +5243,7 @@
                 <w:color w:val="000000"/>
                 <w:sz w:val="20"/>
               </w:rPr>
-              <w:t>Text companion to this Word document</w:t>
-            </w:r>
-          </w:p>
-        </w:tc>
-      </w:tr>
-      <w:tr>
-        <w:trPr>
-          <w:cantSplit/>
-        </w:trPr>
-        <w:tc>
-          <w:tcPr>
-            <w:tcW w:type="dxa" w:w="2952"/>
-            <w:vAlign w:val="center"/>
-            <w:shd w:fill="F0F4F8"/>
-            <w:tcMar>
-              <w:top w:w="85" w:type="dxa"/>
-              <w:bottom w:w="85" w:type="dxa"/>
-              <w:left w:w="110" w:type="dxa"/>
-              <w:right w:w="110" w:type="dxa"/>
-            </w:tcMar>
-            <w:tcBorders>
-              <w:top w:val="single" w:sz="4" w:color="D9D9D9"/>
-              <w:bottom w:val="single" w:sz="4" w:color="D9D9D9"/>
-              <w:left w:val="single" w:sz="4" w:color="D9D9D9"/>
-              <w:right w:val="single" w:sz="4" w:color="D9D9D9"/>
-            </w:tcBorders>
-          </w:tcPr>
-          <w:p>
-            <w:pPr>
-              <w:spacing w:after="0" w:line="245" w:lineRule="auto"/>
-            </w:pPr>
-            <w:r>
-              <w:rPr>
-                <w:b w:val="0"/>
-                <w:color w:val="000000"/>
-                <w:sz w:val="20"/>
-              </w:rPr>
-              <w:t>ags_docs/TECH-STACK.md</w:t>
-            </w:r>
-          </w:p>
-        </w:tc>
-        <w:tc>
-          <w:tcPr>
-            <w:tcW w:type="dxa" w:w="7272"/>
-            <w:vAlign w:val="center"/>
-            <w:shd w:fill="F0F4F8"/>
-            <w:tcMar>
-              <w:top w:w="85" w:type="dxa"/>
-              <w:bottom w:w="85" w:type="dxa"/>
-              <w:left w:w="110" w:type="dxa"/>
-              <w:right w:w="110" w:type="dxa"/>
-            </w:tcMar>
-            <w:tcBorders>
-              <w:top w:val="single" w:sz="4" w:color="D9D9D9"/>
-              <w:bottom w:val="single" w:sz="4" w:color="D9D9D9"/>
-              <w:left w:val="single" w:sz="4" w:color="D9D9D9"/>
-              <w:right w:val="single" w:sz="4" w:color="D9D9D9"/>
-            </w:tcBorders>
-          </w:tcPr>
-          <w:p>
-            <w:pPr>
-              <w:spacing w:after="0" w:line="245" w:lineRule="auto"/>
-            </w:pPr>
-            <w:r>
-              <w:rPr>
-                <w:b w:val="0"/>
-                <w:color w:val="000000"/>
-                <w:sz w:val="20"/>
-              </w:rPr>
-              <w:t>Exact declared dependencies and reproducibility limits</w:t>
-            </w:r>
-          </w:p>
-        </w:tc>
-      </w:tr>
-      <w:tr>
-        <w:trPr>
-          <w:cantSplit/>
-        </w:trPr>
-        <w:tc>
-          <w:tcPr>
-            <w:tcW w:type="dxa" w:w="2952"/>
-            <w:vAlign w:val="center"/>
-            <w:shd w:fill="FFFFFF"/>
-            <w:tcMar>
-              <w:top w:w="85" w:type="dxa"/>
-              <w:bottom w:w="85" w:type="dxa"/>
-              <w:left w:w="110" w:type="dxa"/>
-              <w:right w:w="110" w:type="dxa"/>
-            </w:tcMar>
-            <w:tcBorders>
-              <w:top w:val="single" w:sz="4" w:color="D9D9D9"/>
-              <w:bottom w:val="single" w:sz="4" w:color="D9D9D9"/>
-              <w:left w:val="single" w:sz="4" w:color="D9D9D9"/>
-              <w:right w:val="single" w:sz="4" w:color="D9D9D9"/>
-            </w:tcBorders>
-          </w:tcPr>
-          <w:p>
-            <w:pPr>
-              <w:spacing w:after="0" w:line="245" w:lineRule="auto"/>
-            </w:pPr>
-            <w:r>
-              <w:rPr>
-                <w:b w:val="0"/>
-                <w:color w:val="000000"/>
-                <w:sz w:val="20"/>
-              </w:rPr>
-              <w:t>ags_docs/DEPLOYMENT.md</w:t>
-            </w:r>
-          </w:p>
-        </w:tc>
-        <w:tc>
-          <w:tcPr>
-            <w:tcW w:type="dxa" w:w="7272"/>
-            <w:vAlign w:val="center"/>
-            <w:shd w:fill="FFFFFF"/>
-            <w:tcMar>
-              <w:top w:w="85" w:type="dxa"/>
-              <w:bottom w:w="85" w:type="dxa"/>
-              <w:left w:w="110" w:type="dxa"/>
-              <w:right w:w="110" w:type="dxa"/>
-            </w:tcMar>
-            <w:tcBorders>
-              <w:top w:val="single" w:sz="4" w:color="D9D9D9"/>
-              <w:bottom w:val="single" w:sz="4" w:color="D9D9D9"/>
-              <w:left w:val="single" w:sz="4" w:color="D9D9D9"/>
-              <w:right w:val="single" w:sz="4" w:color="D9D9D9"/>
-            </w:tcBorders>
-          </w:tcPr>
-          <w:p>
-            <w:pPr>
-              <w:spacing w:after="0" w:line="245" w:lineRule="auto"/>
-            </w:pPr>
-            <w:r>
-              <w:rPr>
-                <w:b w:val="0"/>
-                <w:color w:val="000000"/>
-                <w:sz w:val="20"/>
-              </w:rPr>
-              <w:t>Fresh destination handoff, code release, onboarding and rollback</w:t>
-            </w:r>
-          </w:p>
-        </w:tc>
-      </w:tr>
-      <w:tr>
-        <w:trPr>
-          <w:cantSplit/>
-        </w:trPr>
-        <w:tc>
-          <w:tcPr>
-            <w:tcW w:type="dxa" w:w="2952"/>
-            <w:vAlign w:val="center"/>
-            <w:shd w:fill="F0F4F8"/>
-            <w:tcMar>
-              <w:top w:w="85" w:type="dxa"/>
-              <w:bottom w:w="85" w:type="dxa"/>
-              <w:left w:w="110" w:type="dxa"/>
-              <w:right w:w="110" w:type="dxa"/>
-            </w:tcMar>
-            <w:tcBorders>
-              <w:top w:val="single" w:sz="4" w:color="D9D9D9"/>
-              <w:bottom w:val="single" w:sz="4" w:color="D9D9D9"/>
-              <w:left w:val="single" w:sz="4" w:color="D9D9D9"/>
-              <w:right w:val="single" w:sz="4" w:color="D9D9D9"/>
-            </w:tcBorders>
-          </w:tcPr>
-          <w:p>
-            <w:pPr>
-              <w:spacing w:after="0" w:line="245" w:lineRule="auto"/>
-            </w:pPr>
-            <w:r>
-              <w:rPr>
-                <w:b w:val="0"/>
-                <w:color w:val="000000"/>
-                <w:sz w:val="20"/>
-              </w:rPr>
-              <w:t>.agents/skills/aegis-release/SKILL.md</w:t>
-            </w:r>
-          </w:p>
-        </w:tc>
-        <w:tc>
-          <w:tcPr>
-            <w:tcW w:type="dxa" w:w="7272"/>
-            <w:vAlign w:val="center"/>
-            <w:shd w:fill="F0F4F8"/>
-            <w:tcMar>
-              <w:top w:w="85" w:type="dxa"/>
-              <w:bottom w:w="85" w:type="dxa"/>
-              <w:left w:w="110" w:type="dxa"/>
-              <w:right w:w="110" w:type="dxa"/>
-            </w:tcMar>
-            <w:tcBorders>
-              <w:top w:val="single" w:sz="4" w:color="D9D9D9"/>
-              <w:bottom w:val="single" w:sz="4" w:color="D9D9D9"/>
-              <w:left w:val="single" w:sz="4" w:color="D9D9D9"/>
-              <w:right w:val="single" w:sz="4" w:color="D9D9D9"/>
-            </w:tcBorders>
-          </w:tcPr>
-          <w:p>
-            <w:pPr>
-              <w:spacing w:after="0" w:line="245" w:lineRule="auto"/>
-            </w:pPr>
-            <w:r>
-              <w:rPr>
-                <w:b w:val="0"/>
-                <w:color w:val="000000"/>
-                <w:sz w:val="20"/>
-              </w:rPr>
-              <w:t>Reusable workflow for future Aegis maintainers</w:t>
-            </w:r>
-          </w:p>
-        </w:tc>
-      </w:tr>
-      <w:tr>
-        <w:trPr>
-          <w:cantSplit/>
-        </w:trPr>
-        <w:tc>
-          <w:tcPr>
-            <w:tcW w:type="dxa" w:w="2952"/>
-            <w:vAlign w:val="center"/>
-            <w:shd w:fill="FFFFFF"/>
-            <w:tcMar>
-              <w:top w:w="85" w:type="dxa"/>
-              <w:bottom w:w="85" w:type="dxa"/>
-              <w:left w:w="110" w:type="dxa"/>
-              <w:right w:w="110" w:type="dxa"/>
-            </w:tcMar>
-            <w:tcBorders>
-              <w:top w:val="single" w:sz="4" w:color="D9D9D9"/>
-              <w:bottom w:val="single" w:sz="4" w:color="D9D9D9"/>
-              <w:left w:val="single" w:sz="4" w:color="D9D9D9"/>
-              <w:right w:val="single" w:sz="4" w:color="D9D9D9"/>
-            </w:tcBorders>
-          </w:tcPr>
-          <w:p>
-            <w:pPr>
-              <w:spacing w:after="0" w:line="245" w:lineRule="auto"/>
-            </w:pPr>
-            <w:r>
-              <w:rPr>
-                <w:b w:val="0"/>
-                <w:color w:val="000000"/>
-                <w:sz w:val="20"/>
-              </w:rPr>
-              <w:t>ags_docs/RELEASE-FREEZE.md</w:t>
-            </w:r>
-          </w:p>
-        </w:tc>
-        <w:tc>
-          <w:tcPr>
-            <w:tcW w:type="dxa" w:w="7272"/>
-            <w:vAlign w:val="center"/>
-            <w:shd w:fill="FFFFFF"/>
-            <w:tcMar>
-              <w:top w:w="85" w:type="dxa"/>
-              <w:bottom w:w="85" w:type="dxa"/>
-              <w:left w:w="110" w:type="dxa"/>
-              <w:right w:w="110" w:type="dxa"/>
-            </w:tcMar>
-            <w:tcBorders>
-              <w:top w:val="single" w:sz="4" w:color="D9D9D9"/>
-              <w:bottom w:val="single" w:sz="4" w:color="D9D9D9"/>
-              <w:left w:val="single" w:sz="4" w:color="D9D9D9"/>
-              <w:right w:val="single" w:sz="4" w:color="D9D9D9"/>
-            </w:tcBorders>
-          </w:tcPr>
-          <w:p>
-            <w:pPr>
-              <w:spacing w:after="0" w:line="245" w:lineRule="auto"/>
-            </w:pPr>
-            <w:r>
-              <w:rPr>
-                <w:b w:val="0"/>
-                <w:color w:val="000000"/>
-                <w:sz w:val="20"/>
-              </w:rPr>
-              <w:t>Freeze scope and actual validation results</w:t>
-            </w:r>
-          </w:p>
-        </w:tc>
-      </w:tr>
-      <w:tr>
-        <w:trPr>
-          <w:cantSplit/>
-        </w:trPr>
-        <w:tc>
-          <w:tcPr>
-            <w:tcW w:type="dxa" w:w="2952"/>
-            <w:vAlign w:val="center"/>
-            <w:shd w:fill="F0F4F8"/>
-            <w:tcMar>
-              <w:top w:w="85" w:type="dxa"/>
-              <w:bottom w:w="85" w:type="dxa"/>
-              <w:left w:w="110" w:type="dxa"/>
-              <w:right w:w="110" w:type="dxa"/>
-            </w:tcMar>
-            <w:tcBorders>
-              <w:top w:val="single" w:sz="4" w:color="D9D9D9"/>
-              <w:bottom w:val="single" w:sz="4" w:color="D9D9D9"/>
-              <w:left w:val="single" w:sz="4" w:color="D9D9D9"/>
-              <w:right w:val="single" w:sz="4" w:color="D9D9D9"/>
-            </w:tcBorders>
-          </w:tcPr>
-          <w:p>
-            <w:pPr>
-              <w:spacing w:after="0" w:line="245" w:lineRule="auto"/>
-            </w:pPr>
-            <w:r>
-              <w:rPr>
-                <w:b w:val="0"/>
-                <w:color w:val="000000"/>
-                <w:sz w:val="20"/>
-              </w:rPr>
-              <w:t>ags_docs/RELEASE-MANIFEST.json</w:t>
-            </w:r>
-          </w:p>
-        </w:tc>
-        <w:tc>
-          <w:tcPr>
-            <w:tcW w:type="dxa" w:w="7272"/>
-            <w:vAlign w:val="center"/>
-            <w:shd w:fill="F0F4F8"/>
-            <w:tcMar>
-              <w:top w:w="85" w:type="dxa"/>
-              <w:bottom w:w="85" w:type="dxa"/>
-              <w:left w:w="110" w:type="dxa"/>
-              <w:right w:w="110" w:type="dxa"/>
-            </w:tcMar>
-            <w:tcBorders>
-              <w:top w:val="single" w:sz="4" w:color="D9D9D9"/>
-              <w:bottom w:val="single" w:sz="4" w:color="D9D9D9"/>
-              <w:left w:val="single" w:sz="4" w:color="D9D9D9"/>
-              <w:right w:val="single" w:sz="4" w:color="D9D9D9"/>
-            </w:tcBorders>
-          </w:tcPr>
-          <w:p>
-            <w:pPr>
-              <w:spacing w:after="0" w:line="245" w:lineRule="auto"/>
-            </w:pPr>
-            <w:r>
-              <w:rPr>
-                <w:b w:val="0"/>
-                <w:color w:val="000000"/>
-                <w:sz w:val="20"/>
-              </w:rPr>
-              <w:t>Source file hashes and aggregate fingerprint</w:t>
-            </w:r>
-          </w:p>
-        </w:tc>
-      </w:tr>
-      <w:tr>
-        <w:trPr>
-          <w:cantSplit/>
-        </w:trPr>
-        <w:tc>
-          <w:tcPr>
-            <w:tcW w:type="dxa" w:w="2952"/>
-            <w:vAlign w:val="center"/>
-            <w:shd w:fill="FFFFFF"/>
-            <w:tcMar>
-              <w:top w:w="85" w:type="dxa"/>
-              <w:bottom w:w="85" w:type="dxa"/>
-              <w:left w:w="110" w:type="dxa"/>
-              <w:right w:w="110" w:type="dxa"/>
-            </w:tcMar>
-            <w:tcBorders>
-              <w:top w:val="single" w:sz="4" w:color="D9D9D9"/>
-              <w:bottom w:val="single" w:sz="4" w:color="D9D9D9"/>
-              <w:left w:val="single" w:sz="4" w:color="D9D9D9"/>
-              <w:right w:val="single" w:sz="4" w:color="D9D9D9"/>
-            </w:tcBorders>
-          </w:tcPr>
-          <w:p>
-            <w:pPr>
-              <w:spacing w:after="0" w:line="245" w:lineRule="auto"/>
-            </w:pPr>
-            <w:r>
-              <w:rPr>
-                <w:b w:val="0"/>
-                <w:color w:val="000000"/>
-                <w:sz w:val="20"/>
-              </w:rPr>
-              <w:t>ags_backend/ags_app/ags_agent/</w:t>
-            </w:r>
-          </w:p>
-        </w:tc>
-        <w:tc>
-          <w:tcPr>
-            <w:tcW w:type="dxa" w:w="7272"/>
-            <w:vAlign w:val="center"/>
-            <w:shd w:fill="FFFFFF"/>
-            <w:tcMar>
-              <w:top w:w="85" w:type="dxa"/>
-              <w:bottom w:w="85" w:type="dxa"/>
-              <w:left w:w="110" w:type="dxa"/>
-              <w:right w:w="110" w:type="dxa"/>
-            </w:tcMar>
-            <w:tcBorders>
-              <w:top w:val="single" w:sz="4" w:color="D9D9D9"/>
-              <w:bottom w:val="single" w:sz="4" w:color="D9D9D9"/>
-              <w:left w:val="single" w:sz="4" w:color="D9D9D9"/>
-              <w:right w:val="single" w:sz="4" w:color="D9D9D9"/>
-            </w:tcBorders>
-          </w:tcPr>
-          <w:p>
-            <w:pPr>
-              <w:spacing w:after="0" w:line="245" w:lineRule="auto"/>
-            </w:pPr>
-            <w:r>
-              <w:rPr>
-                <w:b w:val="0"/>
-                <w:color w:val="000000"/>
-                <w:sz w:val="20"/>
-              </w:rPr>
-              <w:t>Chat graph, evidence, retrieval and validation</w:t>
-            </w:r>
-          </w:p>
-        </w:tc>
-      </w:tr>
-      <w:tr>
-        <w:trPr>
-          <w:cantSplit/>
-        </w:trPr>
-        <w:tc>
-          <w:tcPr>
-            <w:tcW w:type="dxa" w:w="2952"/>
-            <w:vAlign w:val="center"/>
-            <w:shd w:fill="F0F4F8"/>
-            <w:tcMar>
-              <w:top w:w="85" w:type="dxa"/>
-              <w:bottom w:w="85" w:type="dxa"/>
-              <w:left w:w="110" w:type="dxa"/>
-              <w:right w:w="110" w:type="dxa"/>
-            </w:tcMar>
-            <w:tcBorders>
-              <w:top w:val="single" w:sz="4" w:color="D9D9D9"/>
-              <w:bottom w:val="single" w:sz="4" w:color="D9D9D9"/>
-              <w:left w:val="single" w:sz="4" w:color="D9D9D9"/>
-              <w:right w:val="single" w:sz="4" w:color="D9D9D9"/>
-            </w:tcBorders>
-          </w:tcPr>
-          <w:p>
-            <w:pPr>
-              <w:spacing w:after="0" w:line="245" w:lineRule="auto"/>
-            </w:pPr>
-            <w:r>
-              <w:rPr>
-                <w:b w:val="0"/>
-                <w:color w:val="000000"/>
-                <w:sz w:val="20"/>
-              </w:rPr>
-              <w:t>ags_backend/ags_app/worker.py</w:t>
-            </w:r>
-          </w:p>
-        </w:tc>
-        <w:tc>
-          <w:tcPr>
-            <w:tcW w:type="dxa" w:w="7272"/>
-            <w:vAlign w:val="center"/>
-            <w:shd w:fill="F0F4F8"/>
-            <w:tcMar>
-              <w:top w:w="85" w:type="dxa"/>
-              <w:bottom w:w="85" w:type="dxa"/>
-              <w:left w:w="110" w:type="dxa"/>
-              <w:right w:w="110" w:type="dxa"/>
-            </w:tcMar>
-            <w:tcBorders>
-              <w:top w:val="single" w:sz="4" w:color="D9D9D9"/>
-              <w:bottom w:val="single" w:sz="4" w:color="D9D9D9"/>
-              <w:left w:val="single" w:sz="4" w:color="D9D9D9"/>
-              <w:right w:val="single" w:sz="4" w:color="D9D9D9"/>
-            </w:tcBorders>
-          </w:tcPr>
-          <w:p>
-            <w:pPr>
-              <w:spacing w:after="0" w:line="245" w:lineRule="auto"/>
-            </w:pPr>
-            <w:r>
-              <w:rPr>
-                <w:b w:val="0"/>
-                <w:color w:val="000000"/>
-                <w:sz w:val="20"/>
-              </w:rPr>
-              <w:t>Durable processing execution</w:t>
-            </w:r>
-          </w:p>
-        </w:tc>
-      </w:tr>
-      <w:tr>
-        <w:trPr>
-          <w:cantSplit/>
-        </w:trPr>
-        <w:tc>
-          <w:tcPr>
-            <w:tcW w:type="dxa" w:w="2952"/>
-            <w:vAlign w:val="center"/>
-            <w:shd w:fill="FFFFFF"/>
-            <w:tcMar>
-              <w:top w:w="85" w:type="dxa"/>
-              <w:bottom w:w="85" w:type="dxa"/>
-              <w:left w:w="110" w:type="dxa"/>
-              <w:right w:w="110" w:type="dxa"/>
-            </w:tcMar>
-            <w:tcBorders>
-              <w:top w:val="single" w:sz="4" w:color="D9D9D9"/>
-              <w:bottom w:val="single" w:sz="4" w:color="D9D9D9"/>
-              <w:left w:val="single" w:sz="4" w:color="D9D9D9"/>
-              <w:right w:val="single" w:sz="4" w:color="D9D9D9"/>
-            </w:tcBorders>
-          </w:tcPr>
-          <w:p>
-            <w:pPr>
-              <w:spacing w:after="0" w:line="245" w:lineRule="auto"/>
-            </w:pPr>
-            <w:r>
-              <w:rPr>
-                <w:b w:val="0"/>
-                <w:color w:val="000000"/>
-                <w:sz w:val="20"/>
-              </w:rPr>
-              <w:t>ags_database/</w:t>
-            </w:r>
-          </w:p>
-        </w:tc>
-        <w:tc>
-          <w:tcPr>
-            <w:tcW w:type="dxa" w:w="7272"/>
-            <w:vAlign w:val="center"/>
-            <w:shd w:fill="FFFFFF"/>
-            <w:tcMar>
-              <w:top w:w="85" w:type="dxa"/>
-              <w:bottom w:w="85" w:type="dxa"/>
-              <w:left w:w="110" w:type="dxa"/>
-              <w:right w:w="110" w:type="dxa"/>
-            </w:tcMar>
-            <w:tcBorders>
-              <w:top w:val="single" w:sz="4" w:color="D9D9D9"/>
-              <w:bottom w:val="single" w:sz="4" w:color="D9D9D9"/>
-              <w:left w:val="single" w:sz="4" w:color="D9D9D9"/>
-              <w:right w:val="single" w:sz="4" w:color="D9D9D9"/>
-            </w:tcBorders>
-          </w:tcPr>
-          <w:p>
-            <w:pPr>
-              <w:spacing w:after="0" w:line="245" w:lineRule="auto"/>
-            </w:pPr>
-            <w:r>
-              <w:rPr>
-                <w:b w:val="0"/>
-                <w:color w:val="000000"/>
-                <w:sz w:val="20"/>
-              </w:rPr>
-              <w:t>Schema, migrations and relational model</w:t>
-            </w:r>
-          </w:p>
-        </w:tc>
-      </w:tr>
-      <w:tr>
-        <w:trPr>
-          <w:cantSplit/>
-        </w:trPr>
-        <w:tc>
-          <w:tcPr>
-            <w:tcW w:type="dxa" w:w="2952"/>
-            <w:vAlign w:val="center"/>
-            <w:shd w:fill="F0F4F8"/>
-            <w:tcMar>
-              <w:top w:w="85" w:type="dxa"/>
-              <w:bottom w:w="85" w:type="dxa"/>
-              <w:left w:w="110" w:type="dxa"/>
-              <w:right w:w="110" w:type="dxa"/>
-            </w:tcMar>
-            <w:tcBorders>
-              <w:top w:val="single" w:sz="4" w:color="D9D9D9"/>
-              <w:bottom w:val="single" w:sz="4" w:color="D9D9D9"/>
-              <w:left w:val="single" w:sz="4" w:color="D9D9D9"/>
-              <w:right w:val="single" w:sz="4" w:color="D9D9D9"/>
-            </w:tcBorders>
-          </w:tcPr>
-          <w:p>
-            <w:pPr>
-              <w:spacing w:after="0" w:line="245" w:lineRule="auto"/>
-            </w:pPr>
-            <w:r>
-              <w:rPr>
-                <w:b w:val="0"/>
-                <w:color w:val="000000"/>
-                <w:sz w:val="20"/>
-              </w:rPr>
-              <w:t>ags_deploy/ags_oke/</w:t>
-            </w:r>
-          </w:p>
-        </w:tc>
-        <w:tc>
-          <w:tcPr>
-            <w:tcW w:type="dxa" w:w="7272"/>
-            <w:vAlign w:val="center"/>
-            <w:shd w:fill="F0F4F8"/>
-            <w:tcMar>
-              <w:top w:w="85" w:type="dxa"/>
-              <w:bottom w:w="85" w:type="dxa"/>
-              <w:left w:w="110" w:type="dxa"/>
-              <w:right w:w="110" w:type="dxa"/>
-            </w:tcMar>
-            <w:tcBorders>
-              <w:top w:val="single" w:sz="4" w:color="D9D9D9"/>
-              <w:bottom w:val="single" w:sz="4" w:color="D9D9D9"/>
-              <w:left w:val="single" w:sz="4" w:color="D9D9D9"/>
-              <w:right w:val="single" w:sz="4" w:color="D9D9D9"/>
-            </w:tcBorders>
-          </w:tcPr>
-          <w:p>
-            <w:pPr>
-              <w:spacing w:after="0" w:line="245" w:lineRule="auto"/>
-            </w:pPr>
-            <w:r>
-              <w:rPr>
-                <w:b w:val="0"/>
-                <w:color w:val="000000"/>
-                <w:sz w:val="20"/>
-              </w:rPr>
-              <w:t>Existing OCI pilot tooling and runtime-config adapter</w:t>
+              <w:t>Current manager handover and documentation updates</w:t>
             </w:r>
           </w:p>
         </w:tc>
@@ -6377,7 +5259,7 @@
         <w:widowControl/>
       </w:pPr>
       <w:r>
-        <w:t>Share the GitHub link with the freeze tag selected. Read the README first, then open the diagram and this Word document. Keep private installation configuration and deployment receipts in the operator handoff rather than the repository.</w:t>
+        <w:t>The deployed image references were recorded before and after the documentation work. The existing source freeze tag is preserved; this update changes documentation on ags_sprint1 and does not redeploy the application.</w:t>
       </w:r>
     </w:p>
     <w:sectPr>
@@ -6402,7 +5284,7 @@
       <w:rPr>
         <w:sz w:val="18"/>
       </w:rPr>
-      <w:t xml:space="preserve">Aegis engineering handover  |  </w:t>
+      <w:t xml:space="preserve">Aegis live OCI architecture  |  </w:t>
     </w:r>
     <w:fldSimple w:instr="PAGE"/>
   </w:p>

--- a/ags_docs/Aegis_Architecture_and_Deployment_Handover.docx
+++ b/ags_docs/Aegis_Architecture_and_Deployment_Handover.docx
@@ -5884,7 +5884,7 @@
         <w:widowControl/>
       </w:pPr>
       <w:r>
-        <w:t>Use ags_frontend/app/agent-logo.tsx for Agent identity and preserve the existing platform mark in the header. Retain the original brand source and approved workflow reference under ags_docs/ags_assets. The recently finalized Mural image on the architecture page is reused without generating another diagram.</w:t>
+        <w:t>Use ags_frontend/app/agent-logo.tsx for Agent identity and preserve the existing platform mark in the header. Earlier design reference images remain in Git history. The recently finalized Mural diagram is embedded in this document and requires no external assets.</w:t>
       </w:r>
     </w:p>
     <w:p>

--- a/ags_docs/Aegis_Architecture_and_Deployment_Handover.docx
+++ b/ags_docs/Aegis_Architecture_and_Deployment_Handover.docx
@@ -6247,7 +6247,7 @@
                 <w:color w:val="000000"/>
                 <w:sz w:val="20"/>
               </w:rPr>
-              <w:t>Image release, pilot tooling, backup and explicit QA utilities</w:t>
+              <w:t>OCI release, authentication, runtime tooling and storage migration</w:t>
             </w:r>
           </w:p>
         </w:tc>
@@ -6284,7 +6284,7 @@
                 <w:color w:val="000000"/>
                 <w:sz w:val="20"/>
               </w:rPr>
-              <w:t>local</w:t>
+              <w:t>ags_local_use</w:t>
             </w:r>
           </w:p>
         </w:tc>
@@ -6316,7 +6316,7 @@
                 <w:color w:val="000000"/>
                 <w:sz w:val="20"/>
               </w:rPr>
-              <w:t>Separate laptop Compose profiles, environment templates and launchers</w:t>
+              <w:t>Local profiles, launchers, test containers, optional Kubernetes and manual QA tools</w:t>
             </w:r>
           </w:p>
         </w:tc>
@@ -6332,7 +6332,7 @@
         <w:widowControl/>
       </w:pPr>
       <w:r>
-        <w:t>For a separate local installation, use local/ags_scripts/setup.sh and local/compose.yaml, or the Windows Oracle launcher local/ags_scripts/start-oracle.ps1. Use independent data and secrets. Those development alternatives do not describe the live OCI topology. Root README is the brief GitHub entry point; this Word file is the single maintained handover.</w:t>
+        <w:t>For a separate local installation, use ags_local_use/ags_scripts/setup.sh and ags_local_use/compose.yaml, or the Windows Oracle launcher ags_local_use/ags_scripts/start-oracle.ps1. Use independent data and secrets. Those development alternatives do not describe the live OCI topology. Root README is the brief GitHub entry point; this Word file is the single maintained handover.</w:t>
       </w:r>
     </w:p>
     <w:p>

--- a/ags_docs/Aegis_Architecture_and_Deployment_Handover.docx
+++ b/ags_docs/Aegis_Architecture_and_Deployment_Handover.docx
@@ -6215,7 +6215,7 @@
                 <w:color w:val="000000"/>
                 <w:sz w:val="20"/>
               </w:rPr>
-              <w:t>ags_deploy and ags_scripts</w:t>
+              <w:t>ags_deploy</w:t>
             </w:r>
           </w:p>
         </w:tc>
@@ -6247,7 +6247,7 @@
                 <w:color w:val="000000"/>
                 <w:sz w:val="20"/>
               </w:rPr>
-              <w:t>OCI release, authentication, runtime tooling and storage migration</w:t>
+              <w:t>OCI release, authentication and runtime tooling</w:t>
             </w:r>
           </w:p>
         </w:tc>

--- a/ags_docs/Aegis_Architecture_and_Deployment_Handover.docx
+++ b/ags_docs/Aegis_Architecture_and_Deployment_Handover.docx
@@ -6316,7 +6316,76 @@
                 <w:color w:val="000000"/>
                 <w:sz w:val="20"/>
               </w:rPr>
-              <w:t>Local profiles, launchers, test containers, optional Kubernetes and manual QA tools</w:t>
+              <w:t>Local runtime profiles, launchers, Oracle Free setup and optional Kubernetes</w:t>
+            </w:r>
+          </w:p>
+        </w:tc>
+      </w:tr>
+      <w:tr>
+        <w:trPr>
+          <w:cantSplit/>
+        </w:trPr>
+        <w:tc>
+          <w:tcPr>
+            <w:tcW w:type="dxa" w:w="2952"/>
+            <w:vAlign w:val="center"/>
+            <w:shd w:fill="F0F4F8"/>
+            <w:tcMar>
+              <w:top w:w="85" w:type="dxa"/>
+              <w:bottom w:w="85" w:type="dxa"/>
+              <w:left w:w="110" w:type="dxa"/>
+              <w:right w:w="110" w:type="dxa"/>
+            </w:tcMar>
+            <w:tcBorders>
+              <w:top w:val="single" w:sz="4" w:color="D9D9D9"/>
+              <w:bottom w:val="single" w:sz="4" w:color="D9D9D9"/>
+              <w:left w:val="single" w:sz="4" w:color="D9D9D9"/>
+              <w:right w:val="single" w:sz="4" w:color="D9D9D9"/>
+            </w:tcBorders>
+          </w:tcPr>
+          <w:p>
+            <w:pPr>
+              <w:spacing w:after="0" w:line="245" w:lineRule="auto"/>
+            </w:pPr>
+            <w:r>
+              <w:rPr>
+                <w:b w:val="0"/>
+                <w:color w:val="000000"/>
+                <w:sz w:val="20"/>
+              </w:rPr>
+              <w:t>ags_testing</w:t>
+            </w:r>
+          </w:p>
+        </w:tc>
+        <w:tc>
+          <w:tcPr>
+            <w:tcW w:type="dxa" w:w="7272"/>
+            <w:vAlign w:val="center"/>
+            <w:shd w:fill="F0F4F8"/>
+            <w:tcMar>
+              <w:top w:w="85" w:type="dxa"/>
+              <w:bottom w:w="85" w:type="dxa"/>
+              <w:left w:w="110" w:type="dxa"/>
+              <w:right w:w="110" w:type="dxa"/>
+            </w:tcMar>
+            <w:tcBorders>
+              <w:top w:val="single" w:sz="4" w:color="D9D9D9"/>
+              <w:bottom w:val="single" w:sz="4" w:color="D9D9D9"/>
+              <w:left w:val="single" w:sz="4" w:color="D9D9D9"/>
+              <w:right w:val="single" w:sz="4" w:color="D9D9D9"/>
+            </w:tcBorders>
+          </w:tcPr>
+          <w:p>
+            <w:pPr>
+              <w:spacing w:after="0" w:line="245" w:lineRule="auto"/>
+            </w:pPr>
+            <w:r>
+              <w:rPr>
+                <w:b w:val="0"/>
+                <w:color w:val="000000"/>
+                <w:sz w:val="20"/>
+              </w:rPr>
+              <w:t>Backend/frontend tests, fixtures, QA scripts and test containers</w:t>
             </w:r>
           </w:p>
         </w:tc>
@@ -6353,7 +6422,7 @@
         <w:widowControl/>
       </w:pPr>
       <w:r>
-        <w:t>The final handover branch is ags_sprint1, created from the python source freeze. Tag aegis-freeze-2026-10-15 remains unchanged. The tag identifies source, not proof that the deployed images are byte-for-byte builds of that commit. The source-only manifest at the tag fingerprints 481 inputs; subsequent documentation edits do not redeploy the application.</w:t>
+        <w:t>The final handover branch is ags_sprint1, created from the python source freeze. Tag aegis-freeze-2026-10-15 remains unchanged. The tag identifies source, not proof that the deployed images are byte-for-byte builds of that commit. The source-only manifest at the tag fingerprints 481 inputs; later documentation and folder changes on ags_sprint1 do not redeploy the application.</w:t>
       </w:r>
     </w:p>
     <w:tbl>
@@ -6501,7 +6570,7 @@
                 <w:color w:val="000000"/>
                 <w:sz w:val="20"/>
               </w:rPr>
-              <w:t>1062 passed, 5 skipped, 1 API documentation catalog mismatch in 921.74 seconds</w:t>
+              <w:t>16 October 2026: 1047 passed, 5 skipped in 1038.96s; temporary SQLite and mock providers</w:t>
             </w:r>
           </w:p>
         </w:tc>
@@ -6538,7 +6607,7 @@
                 <w:color w:val="000000"/>
                 <w:sz w:val="20"/>
               </w:rPr>
-              <w:t>After catalog correction</w:t>
+              <w:t>Test folder reorganization</w:t>
             </w:r>
           </w:p>
         </w:tc>
@@ -6570,7 +6639,7 @@
                 <w:color w:val="000000"/>
                 <w:sz w:val="20"/>
               </w:rPr>
-              <w:t>Both API documentation tests passed; the full 15-minute suite was not repeated after that descriptions-only fix</w:t>
+              <w:t>Tests, fixtures and QA tools are under ags_testing; imports, CI, Compose and container paths verified</w:t>
             </w:r>
           </w:p>
         </w:tc>
@@ -6639,7 +6708,7 @@
                 <w:color w:val="000000"/>
                 <w:sz w:val="20"/>
               </w:rPr>
-              <w:t>178 passed; type checking and production build passed</w:t>
+              <w:t>178 passed; types and Linux standalone build passed. All 27 browser tests listed only</w:t>
             </w:r>
           </w:p>
         </w:tc>
@@ -6939,7 +7008,7 @@
         <w:widowControl/>
       </w:pPr>
       <w:r>
-        <w:t>GitHub Actions triggers on main pushes and pull requests. A direct documentation push to ags_sprint1 is not a fresh CI run and does not deploy the application. Tests were not rerun merely for document consolidation because application execution code and infrastructure definitions were unchanged.</w:t>
+        <w:t>GitHub Actions triggers on main pushes and pull requests. A direct push to ags_sprint1 is not a fresh CI run and does not deploy the application. The 16 October test relocation was validated locally with temporary SQLite and mock providers; no cloud workload, database or storage settings were changed.</w:t>
       </w:r>
     </w:p>
     <w:p>
